--- a/aula37/Guia Prático-37.docx
+++ b/aula37/Guia Prático-37.docx
@@ -4826,6 +4826,7074 @@
         </w:rPr>
         <w:pict w14:anchorId="61CA6C8D">
           <v:rect id="_x0000_i1026" style="width:0;height:1.5pt" o:hralign="center" o:hrstd="t" o:hr="t" fillcolor="#a0a0a0" stroked="f"/>
+        </w:pict>
+      </w:r>
+    </w:p>
+    <w:p>
+      <w:pPr>
+        <w:pStyle w:val="Ttulo1"/>
+        <w:spacing w:after="120"/>
+        <w:rPr>
+          <w:color w:val="1F1F1F"/>
+        </w:rPr>
+      </w:pPr>
+      <w:r>
+        <w:rPr>
+          <w:color w:val="1F1F1F"/>
+        </w:rPr>
+        <w:t>Atividades Práticas: Aula 37</w:t>
+      </w:r>
+    </w:p>
+    <w:p>
+      <w:pPr>
+        <w:pStyle w:val="NormalWeb"/>
+        <w:spacing w:after="240" w:afterAutospacing="0"/>
+        <w:rPr>
+          <w:color w:val="1F1F1F"/>
+        </w:rPr>
+      </w:pPr>
+      <w:r>
+        <w:rPr>
+          <w:color w:val="1F1F1F"/>
+        </w:rPr>
+        <w:t>Abaixo estão as duas atividades para fixação, seguindo o modelo de separação de arquivos.</w:t>
+      </w:r>
+    </w:p>
+    <w:p>
+      <w:pPr>
+        <w:pStyle w:val="Ttulo2"/>
+        <w:spacing w:after="120"/>
+        <w:rPr>
+          <w:color w:val="1F1F1F"/>
+        </w:rPr>
+      </w:pPr>
+      <w:r>
+        <w:rPr>
+          <w:color w:val="1F1F1F"/>
+        </w:rPr>
+        <w:t>Atividade 1: Monitoramento de Sensores (WAMP/VS Code)</w:t>
+      </w:r>
+    </w:p>
+    <w:p>
+      <w:pPr>
+        <w:pStyle w:val="Ttulo3"/>
+        <w:spacing w:after="120"/>
+        <w:rPr>
+          <w:color w:val="1F1F1F"/>
+        </w:rPr>
+      </w:pPr>
+      <w:r>
+        <w:rPr>
+          <w:color w:val="1F1F1F"/>
+        </w:rPr>
+        <w:t>1. Preparação da Pasta</w:t>
+      </w:r>
+    </w:p>
+    <w:p>
+      <w:pPr>
+        <w:pStyle w:val="NormalWeb"/>
+        <w:numPr>
+          <w:ilvl w:val="0"/>
+          <w:numId w:val="41"/>
+        </w:numPr>
+        <w:spacing w:after="0" w:afterAutospacing="0"/>
+        <w:rPr>
+          <w:color w:val="1F1F1F"/>
+        </w:rPr>
+      </w:pPr>
+      <w:r>
+        <w:rPr>
+          <w:color w:val="1F1F1F"/>
+        </w:rPr>
+        <w:t xml:space="preserve">Certifique-se de que o </w:t>
+      </w:r>
+      <w:r>
+        <w:rPr>
+          <w:b/>
+          <w:bCs/>
+          <w:color w:val="1F1F1F"/>
+          <w:bdr w:val="none" w:sz="0" w:space="0" w:color="auto" w:frame="1"/>
+        </w:rPr>
+        <w:t>WAMP Server</w:t>
+      </w:r>
+      <w:r>
+        <w:rPr>
+          <w:color w:val="1F1F1F"/>
+        </w:rPr>
+        <w:t xml:space="preserve"> está ativo.</w:t>
+      </w:r>
+    </w:p>
+    <w:p>
+      <w:pPr>
+        <w:pStyle w:val="NormalWeb"/>
+        <w:numPr>
+          <w:ilvl w:val="0"/>
+          <w:numId w:val="41"/>
+        </w:numPr>
+        <w:spacing w:after="0" w:afterAutospacing="0"/>
+        <w:rPr>
+          <w:color w:val="1F1F1F"/>
+        </w:rPr>
+      </w:pPr>
+      <w:r>
+        <w:rPr>
+          <w:color w:val="1F1F1F"/>
+        </w:rPr>
+        <w:t xml:space="preserve">No VS Code, abra a pasta </w:t>
+      </w:r>
+      <w:r>
+        <w:rPr>
+          <w:rStyle w:val="CdigoHTML"/>
+          <w:color w:val="444746"/>
+          <w:bdr w:val="none" w:sz="0" w:space="0" w:color="auto" w:frame="1"/>
+        </w:rPr>
+        <w:t>C:\wamp64\www\LP</w:t>
+      </w:r>
+      <w:r>
+        <w:rPr>
+          <w:color w:val="1F1F1F"/>
+        </w:rPr>
+        <w:t>.</w:t>
+      </w:r>
+    </w:p>
+    <w:p>
+      <w:pPr>
+        <w:pStyle w:val="NormalWeb"/>
+        <w:numPr>
+          <w:ilvl w:val="0"/>
+          <w:numId w:val="41"/>
+        </w:numPr>
+        <w:spacing w:after="0" w:afterAutospacing="0"/>
+        <w:rPr>
+          <w:color w:val="1F1F1F"/>
+        </w:rPr>
+      </w:pPr>
+      <w:r>
+        <w:rPr>
+          <w:color w:val="1F1F1F"/>
+        </w:rPr>
+        <w:t xml:space="preserve">Crie a subpasta </w:t>
+      </w:r>
+      <w:r>
+        <w:rPr>
+          <w:rStyle w:val="CdigoHTML"/>
+          <w:color w:val="444746"/>
+          <w:bdr w:val="none" w:sz="0" w:space="0" w:color="auto" w:frame="1"/>
+        </w:rPr>
+        <w:t>aula37_sensor</w:t>
+      </w:r>
+      <w:r>
+        <w:rPr>
+          <w:color w:val="1F1F1F"/>
+        </w:rPr>
+        <w:t>.</w:t>
+      </w:r>
+    </w:p>
+    <w:p>
+      <w:pPr>
+        <w:pStyle w:val="NormalWeb"/>
+        <w:numPr>
+          <w:ilvl w:val="0"/>
+          <w:numId w:val="41"/>
+        </w:numPr>
+        <w:spacing w:after="0" w:afterAutospacing="0"/>
+        <w:rPr>
+          <w:color w:val="1F1F1F"/>
+        </w:rPr>
+      </w:pPr>
+      <w:r>
+        <w:rPr>
+          <w:color w:val="1F1F1F"/>
+        </w:rPr>
+        <w:t xml:space="preserve">Crie os arquivos </w:t>
+      </w:r>
+      <w:r>
+        <w:rPr>
+          <w:rStyle w:val="CdigoHTML"/>
+          <w:color w:val="444746"/>
+          <w:bdr w:val="none" w:sz="0" w:space="0" w:color="auto" w:frame="1"/>
+        </w:rPr>
+        <w:t>index.html</w:t>
+      </w:r>
+      <w:r>
+        <w:rPr>
+          <w:color w:val="1F1F1F"/>
+        </w:rPr>
+        <w:t xml:space="preserve">, </w:t>
+      </w:r>
+      <w:r>
+        <w:rPr>
+          <w:rStyle w:val="CdigoHTML"/>
+          <w:color w:val="444746"/>
+          <w:bdr w:val="none" w:sz="0" w:space="0" w:color="auto" w:frame="1"/>
+        </w:rPr>
+        <w:t>style.css</w:t>
+      </w:r>
+      <w:r>
+        <w:rPr>
+          <w:color w:val="1F1F1F"/>
+        </w:rPr>
+        <w:t xml:space="preserve"> e </w:t>
+      </w:r>
+      <w:r>
+        <w:rPr>
+          <w:rStyle w:val="CdigoHTML"/>
+          <w:color w:val="444746"/>
+          <w:bdr w:val="none" w:sz="0" w:space="0" w:color="auto" w:frame="1"/>
+        </w:rPr>
+        <w:t>script.js</w:t>
+      </w:r>
+      <w:r>
+        <w:rPr>
+          <w:color w:val="1F1F1F"/>
+        </w:rPr>
+        <w:t>.</w:t>
+      </w:r>
+    </w:p>
+    <w:p>
+      <w:pPr>
+        <w:pStyle w:val="Ttulo3"/>
+        <w:spacing w:after="120"/>
+        <w:rPr>
+          <w:color w:val="1F1F1F"/>
+        </w:rPr>
+      </w:pPr>
+      <w:r>
+        <w:rPr>
+          <w:color w:val="1F1F1F"/>
+        </w:rPr>
+        <w:lastRenderedPageBreak/>
+        <w:t>2. Estrutura (index.html)</w:t>
+      </w:r>
+    </w:p>
+    <w:p>
+      <w:pPr>
+        <w:rPr>
+          <w:color w:val="444746"/>
+        </w:rPr>
+      </w:pPr>
+      <w:r>
+        <w:rPr>
+          <w:rStyle w:val="ng-tns-c4081627429-256"/>
+          <w:color w:val="444746"/>
+          <w:bdr w:val="none" w:sz="0" w:space="0" w:color="auto" w:frame="1"/>
+        </w:rPr>
+        <w:t>HTML</w:t>
+      </w:r>
+    </w:p>
+    <w:p>
+      <w:pPr>
+        <w:pStyle w:val="Pr-formataoHTML"/>
+        <w:rPr>
+          <w:rStyle w:val="CdigoHTML"/>
+          <w:color w:val="444746"/>
+          <w:sz w:val="21"/>
+          <w:szCs w:val="21"/>
+          <w:bdr w:val="none" w:sz="0" w:space="0" w:color="auto" w:frame="1"/>
+        </w:rPr>
+      </w:pPr>
+      <w:r>
+        <w:rPr>
+          <w:rStyle w:val="hljs-meta"/>
+          <w:color w:val="1967D2"/>
+          <w:sz w:val="21"/>
+          <w:szCs w:val="21"/>
+          <w:bdr w:val="none" w:sz="0" w:space="0" w:color="auto" w:frame="1"/>
+        </w:rPr>
+        <w:t xml:space="preserve">&lt;!DOCTYPE </w:t>
+      </w:r>
+      <w:r>
+        <w:rPr>
+          <w:rStyle w:val="hljs-meta-keyword"/>
+          <w:b/>
+          <w:bCs/>
+          <w:color w:val="1967D2"/>
+          <w:sz w:val="21"/>
+          <w:szCs w:val="21"/>
+          <w:bdr w:val="none" w:sz="0" w:space="0" w:color="auto" w:frame="1"/>
+        </w:rPr>
+        <w:t>html</w:t>
+      </w:r>
+      <w:r>
+        <w:rPr>
+          <w:rStyle w:val="hljs-meta"/>
+          <w:color w:val="1967D2"/>
+          <w:sz w:val="21"/>
+          <w:szCs w:val="21"/>
+          <w:bdr w:val="none" w:sz="0" w:space="0" w:color="auto" w:frame="1"/>
+        </w:rPr>
+        <w:t>&gt;</w:t>
+      </w:r>
+    </w:p>
+    <w:p>
+      <w:pPr>
+        <w:pStyle w:val="Pr-formataoHTML"/>
+        <w:rPr>
+          <w:rStyle w:val="CdigoHTML"/>
+          <w:color w:val="444746"/>
+          <w:sz w:val="21"/>
+          <w:szCs w:val="21"/>
+          <w:bdr w:val="none" w:sz="0" w:space="0" w:color="auto" w:frame="1"/>
+        </w:rPr>
+      </w:pPr>
+      <w:r>
+        <w:rPr>
+          <w:rStyle w:val="hljs-tag"/>
+          <w:color w:val="444746"/>
+          <w:sz w:val="21"/>
+          <w:szCs w:val="21"/>
+          <w:bdr w:val="none" w:sz="0" w:space="0" w:color="auto" w:frame="1"/>
+        </w:rPr>
+        <w:t>&lt;</w:t>
+      </w:r>
+      <w:r>
+        <w:rPr>
+          <w:rStyle w:val="hljs-name"/>
+          <w:rFonts w:eastAsiaTheme="majorEastAsia"/>
+          <w:color w:val="D93025"/>
+          <w:sz w:val="21"/>
+          <w:szCs w:val="21"/>
+          <w:bdr w:val="none" w:sz="0" w:space="0" w:color="auto" w:frame="1"/>
+        </w:rPr>
+        <w:t>html</w:t>
+      </w:r>
+      <w:r>
+        <w:rPr>
+          <w:rStyle w:val="hljs-tag"/>
+          <w:color w:val="444746"/>
+          <w:sz w:val="21"/>
+          <w:szCs w:val="21"/>
+          <w:bdr w:val="none" w:sz="0" w:space="0" w:color="auto" w:frame="1"/>
+        </w:rPr>
+        <w:t xml:space="preserve"> </w:t>
+      </w:r>
+      <w:proofErr w:type="spellStart"/>
+      <w:r>
+        <w:rPr>
+          <w:rStyle w:val="hljs-attr"/>
+          <w:color w:val="B55908"/>
+          <w:sz w:val="21"/>
+          <w:szCs w:val="21"/>
+          <w:bdr w:val="none" w:sz="0" w:space="0" w:color="auto" w:frame="1"/>
+        </w:rPr>
+        <w:t>lang</w:t>
+      </w:r>
+      <w:proofErr w:type="spellEnd"/>
+      <w:r>
+        <w:rPr>
+          <w:rStyle w:val="hljs-tag"/>
+          <w:color w:val="444746"/>
+          <w:sz w:val="21"/>
+          <w:szCs w:val="21"/>
+          <w:bdr w:val="none" w:sz="0" w:space="0" w:color="auto" w:frame="1"/>
+        </w:rPr>
+        <w:t>=</w:t>
+      </w:r>
+      <w:r>
+        <w:rPr>
+          <w:rStyle w:val="hljs-string"/>
+          <w:color w:val="188038"/>
+          <w:sz w:val="21"/>
+          <w:szCs w:val="21"/>
+          <w:bdr w:val="none" w:sz="0" w:space="0" w:color="auto" w:frame="1"/>
+        </w:rPr>
+        <w:t>"</w:t>
+      </w:r>
+      <w:proofErr w:type="spellStart"/>
+      <w:r>
+        <w:rPr>
+          <w:rStyle w:val="hljs-string"/>
+          <w:color w:val="188038"/>
+          <w:sz w:val="21"/>
+          <w:szCs w:val="21"/>
+          <w:bdr w:val="none" w:sz="0" w:space="0" w:color="auto" w:frame="1"/>
+        </w:rPr>
+        <w:t>pt-br</w:t>
+      </w:r>
+      <w:proofErr w:type="spellEnd"/>
+      <w:r>
+        <w:rPr>
+          <w:rStyle w:val="hljs-string"/>
+          <w:color w:val="188038"/>
+          <w:sz w:val="21"/>
+          <w:szCs w:val="21"/>
+          <w:bdr w:val="none" w:sz="0" w:space="0" w:color="auto" w:frame="1"/>
+        </w:rPr>
+        <w:t>"</w:t>
+      </w:r>
+      <w:r>
+        <w:rPr>
+          <w:rStyle w:val="hljs-tag"/>
+          <w:color w:val="444746"/>
+          <w:sz w:val="21"/>
+          <w:szCs w:val="21"/>
+          <w:bdr w:val="none" w:sz="0" w:space="0" w:color="auto" w:frame="1"/>
+        </w:rPr>
+        <w:t>&gt;</w:t>
+      </w:r>
+    </w:p>
+    <w:p>
+      <w:pPr>
+        <w:pStyle w:val="Pr-formataoHTML"/>
+        <w:rPr>
+          <w:rStyle w:val="CdigoHTML"/>
+          <w:color w:val="444746"/>
+          <w:sz w:val="21"/>
+          <w:szCs w:val="21"/>
+          <w:bdr w:val="none" w:sz="0" w:space="0" w:color="auto" w:frame="1"/>
+        </w:rPr>
+      </w:pPr>
+      <w:r>
+        <w:rPr>
+          <w:rStyle w:val="hljs-tag"/>
+          <w:color w:val="444746"/>
+          <w:sz w:val="21"/>
+          <w:szCs w:val="21"/>
+          <w:bdr w:val="none" w:sz="0" w:space="0" w:color="auto" w:frame="1"/>
+        </w:rPr>
+        <w:t>&lt;</w:t>
+      </w:r>
+      <w:proofErr w:type="spellStart"/>
+      <w:r>
+        <w:rPr>
+          <w:rStyle w:val="hljs-name"/>
+          <w:rFonts w:eastAsiaTheme="majorEastAsia"/>
+          <w:color w:val="D93025"/>
+          <w:sz w:val="21"/>
+          <w:szCs w:val="21"/>
+          <w:bdr w:val="none" w:sz="0" w:space="0" w:color="auto" w:frame="1"/>
+        </w:rPr>
+        <w:t>head</w:t>
+      </w:r>
+      <w:proofErr w:type="spellEnd"/>
+      <w:r>
+        <w:rPr>
+          <w:rStyle w:val="hljs-tag"/>
+          <w:color w:val="444746"/>
+          <w:sz w:val="21"/>
+          <w:szCs w:val="21"/>
+          <w:bdr w:val="none" w:sz="0" w:space="0" w:color="auto" w:frame="1"/>
+        </w:rPr>
+        <w:t>&gt;</w:t>
+      </w:r>
+    </w:p>
+    <w:p>
+      <w:pPr>
+        <w:pStyle w:val="Pr-formataoHTML"/>
+        <w:rPr>
+          <w:rStyle w:val="CdigoHTML"/>
+          <w:color w:val="444746"/>
+          <w:sz w:val="21"/>
+          <w:szCs w:val="21"/>
+          <w:bdr w:val="none" w:sz="0" w:space="0" w:color="auto" w:frame="1"/>
+        </w:rPr>
+      </w:pPr>
+      <w:r>
+        <w:rPr>
+          <w:rStyle w:val="CdigoHTML"/>
+          <w:color w:val="444746"/>
+          <w:sz w:val="21"/>
+          <w:szCs w:val="21"/>
+          <w:bdr w:val="none" w:sz="0" w:space="0" w:color="auto" w:frame="1"/>
+        </w:rPr>
+        <w:t xml:space="preserve">    </w:t>
+      </w:r>
+      <w:r>
+        <w:rPr>
+          <w:rStyle w:val="hljs-tag"/>
+          <w:color w:val="444746"/>
+          <w:sz w:val="21"/>
+          <w:szCs w:val="21"/>
+          <w:bdr w:val="none" w:sz="0" w:space="0" w:color="auto" w:frame="1"/>
+        </w:rPr>
+        <w:t>&lt;</w:t>
+      </w:r>
+      <w:r>
+        <w:rPr>
+          <w:rStyle w:val="hljs-name"/>
+          <w:rFonts w:eastAsiaTheme="majorEastAsia"/>
+          <w:color w:val="D93025"/>
+          <w:sz w:val="21"/>
+          <w:szCs w:val="21"/>
+          <w:bdr w:val="none" w:sz="0" w:space="0" w:color="auto" w:frame="1"/>
+        </w:rPr>
+        <w:t>meta</w:t>
+      </w:r>
+      <w:r>
+        <w:rPr>
+          <w:rStyle w:val="hljs-tag"/>
+          <w:color w:val="444746"/>
+          <w:sz w:val="21"/>
+          <w:szCs w:val="21"/>
+          <w:bdr w:val="none" w:sz="0" w:space="0" w:color="auto" w:frame="1"/>
+        </w:rPr>
+        <w:t xml:space="preserve"> </w:t>
+      </w:r>
+      <w:proofErr w:type="spellStart"/>
+      <w:r>
+        <w:rPr>
+          <w:rStyle w:val="hljs-attr"/>
+          <w:color w:val="B55908"/>
+          <w:sz w:val="21"/>
+          <w:szCs w:val="21"/>
+          <w:bdr w:val="none" w:sz="0" w:space="0" w:color="auto" w:frame="1"/>
+        </w:rPr>
+        <w:t>charset</w:t>
+      </w:r>
+      <w:proofErr w:type="spellEnd"/>
+      <w:r>
+        <w:rPr>
+          <w:rStyle w:val="hljs-tag"/>
+          <w:color w:val="444746"/>
+          <w:sz w:val="21"/>
+          <w:szCs w:val="21"/>
+          <w:bdr w:val="none" w:sz="0" w:space="0" w:color="auto" w:frame="1"/>
+        </w:rPr>
+        <w:t>=</w:t>
+      </w:r>
+      <w:r>
+        <w:rPr>
+          <w:rStyle w:val="hljs-string"/>
+          <w:color w:val="188038"/>
+          <w:sz w:val="21"/>
+          <w:szCs w:val="21"/>
+          <w:bdr w:val="none" w:sz="0" w:space="0" w:color="auto" w:frame="1"/>
+        </w:rPr>
+        <w:t>"UTF-8"</w:t>
+      </w:r>
+      <w:r>
+        <w:rPr>
+          <w:rStyle w:val="hljs-tag"/>
+          <w:color w:val="444746"/>
+          <w:sz w:val="21"/>
+          <w:szCs w:val="21"/>
+          <w:bdr w:val="none" w:sz="0" w:space="0" w:color="auto" w:frame="1"/>
+        </w:rPr>
+        <w:t>&gt;</w:t>
+      </w:r>
+    </w:p>
+    <w:p>
+      <w:pPr>
+        <w:pStyle w:val="Pr-formataoHTML"/>
+        <w:rPr>
+          <w:rStyle w:val="CdigoHTML"/>
+          <w:color w:val="444746"/>
+          <w:sz w:val="21"/>
+          <w:szCs w:val="21"/>
+          <w:bdr w:val="none" w:sz="0" w:space="0" w:color="auto" w:frame="1"/>
+        </w:rPr>
+      </w:pPr>
+      <w:r>
+        <w:rPr>
+          <w:rStyle w:val="CdigoHTML"/>
+          <w:color w:val="444746"/>
+          <w:sz w:val="21"/>
+          <w:szCs w:val="21"/>
+          <w:bdr w:val="none" w:sz="0" w:space="0" w:color="auto" w:frame="1"/>
+        </w:rPr>
+        <w:t xml:space="preserve">    </w:t>
+      </w:r>
+      <w:r>
+        <w:rPr>
+          <w:rStyle w:val="hljs-tag"/>
+          <w:color w:val="444746"/>
+          <w:sz w:val="21"/>
+          <w:szCs w:val="21"/>
+          <w:bdr w:val="none" w:sz="0" w:space="0" w:color="auto" w:frame="1"/>
+        </w:rPr>
+        <w:t>&lt;</w:t>
+      </w:r>
+      <w:proofErr w:type="spellStart"/>
+      <w:r>
+        <w:rPr>
+          <w:rStyle w:val="hljs-name"/>
+          <w:rFonts w:eastAsiaTheme="majorEastAsia"/>
+          <w:color w:val="D93025"/>
+          <w:sz w:val="21"/>
+          <w:szCs w:val="21"/>
+          <w:bdr w:val="none" w:sz="0" w:space="0" w:color="auto" w:frame="1"/>
+        </w:rPr>
+        <w:t>title</w:t>
+      </w:r>
+      <w:proofErr w:type="spellEnd"/>
+      <w:r>
+        <w:rPr>
+          <w:rStyle w:val="hljs-tag"/>
+          <w:color w:val="444746"/>
+          <w:sz w:val="21"/>
+          <w:szCs w:val="21"/>
+          <w:bdr w:val="none" w:sz="0" w:space="0" w:color="auto" w:frame="1"/>
+        </w:rPr>
+        <w:t>&gt;</w:t>
+      </w:r>
+      <w:r>
+        <w:rPr>
+          <w:rStyle w:val="CdigoHTML"/>
+          <w:color w:val="444746"/>
+          <w:sz w:val="21"/>
+          <w:szCs w:val="21"/>
+          <w:bdr w:val="none" w:sz="0" w:space="0" w:color="auto" w:frame="1"/>
+        </w:rPr>
+        <w:t>Monitoramento de Sensores</w:t>
+      </w:r>
+      <w:r>
+        <w:rPr>
+          <w:rStyle w:val="hljs-tag"/>
+          <w:color w:val="444746"/>
+          <w:sz w:val="21"/>
+          <w:szCs w:val="21"/>
+          <w:bdr w:val="none" w:sz="0" w:space="0" w:color="auto" w:frame="1"/>
+        </w:rPr>
+        <w:t>&lt;/</w:t>
+      </w:r>
+      <w:proofErr w:type="spellStart"/>
+      <w:r>
+        <w:rPr>
+          <w:rStyle w:val="hljs-name"/>
+          <w:rFonts w:eastAsiaTheme="majorEastAsia"/>
+          <w:color w:val="D93025"/>
+          <w:sz w:val="21"/>
+          <w:szCs w:val="21"/>
+          <w:bdr w:val="none" w:sz="0" w:space="0" w:color="auto" w:frame="1"/>
+        </w:rPr>
+        <w:t>title</w:t>
+      </w:r>
+      <w:proofErr w:type="spellEnd"/>
+      <w:r>
+        <w:rPr>
+          <w:rStyle w:val="hljs-tag"/>
+          <w:color w:val="444746"/>
+          <w:sz w:val="21"/>
+          <w:szCs w:val="21"/>
+          <w:bdr w:val="none" w:sz="0" w:space="0" w:color="auto" w:frame="1"/>
+        </w:rPr>
+        <w:t>&gt;</w:t>
+      </w:r>
+    </w:p>
+    <w:p>
+      <w:pPr>
+        <w:pStyle w:val="Pr-formataoHTML"/>
+        <w:rPr>
+          <w:rStyle w:val="CdigoHTML"/>
+          <w:color w:val="444746"/>
+          <w:sz w:val="21"/>
+          <w:szCs w:val="21"/>
+          <w:bdr w:val="none" w:sz="0" w:space="0" w:color="auto" w:frame="1"/>
+        </w:rPr>
+      </w:pPr>
+      <w:r>
+        <w:rPr>
+          <w:rStyle w:val="CdigoHTML"/>
+          <w:color w:val="444746"/>
+          <w:sz w:val="21"/>
+          <w:szCs w:val="21"/>
+          <w:bdr w:val="none" w:sz="0" w:space="0" w:color="auto" w:frame="1"/>
+        </w:rPr>
+        <w:t xml:space="preserve">    </w:t>
+      </w:r>
+      <w:r>
+        <w:rPr>
+          <w:rStyle w:val="hljs-tag"/>
+          <w:color w:val="444746"/>
+          <w:sz w:val="21"/>
+          <w:szCs w:val="21"/>
+          <w:bdr w:val="none" w:sz="0" w:space="0" w:color="auto" w:frame="1"/>
+        </w:rPr>
+        <w:t>&lt;</w:t>
+      </w:r>
+      <w:r>
+        <w:rPr>
+          <w:rStyle w:val="hljs-name"/>
+          <w:rFonts w:eastAsiaTheme="majorEastAsia"/>
+          <w:color w:val="D93025"/>
+          <w:sz w:val="21"/>
+          <w:szCs w:val="21"/>
+          <w:bdr w:val="none" w:sz="0" w:space="0" w:color="auto" w:frame="1"/>
+        </w:rPr>
+        <w:t>link</w:t>
+      </w:r>
+      <w:r>
+        <w:rPr>
+          <w:rStyle w:val="hljs-tag"/>
+          <w:color w:val="444746"/>
+          <w:sz w:val="21"/>
+          <w:szCs w:val="21"/>
+          <w:bdr w:val="none" w:sz="0" w:space="0" w:color="auto" w:frame="1"/>
+        </w:rPr>
+        <w:t xml:space="preserve"> </w:t>
+      </w:r>
+      <w:proofErr w:type="spellStart"/>
+      <w:r>
+        <w:rPr>
+          <w:rStyle w:val="hljs-attr"/>
+          <w:color w:val="B55908"/>
+          <w:sz w:val="21"/>
+          <w:szCs w:val="21"/>
+          <w:bdr w:val="none" w:sz="0" w:space="0" w:color="auto" w:frame="1"/>
+        </w:rPr>
+        <w:t>rel</w:t>
+      </w:r>
+      <w:proofErr w:type="spellEnd"/>
+      <w:r>
+        <w:rPr>
+          <w:rStyle w:val="hljs-tag"/>
+          <w:color w:val="444746"/>
+          <w:sz w:val="21"/>
+          <w:szCs w:val="21"/>
+          <w:bdr w:val="none" w:sz="0" w:space="0" w:color="auto" w:frame="1"/>
+        </w:rPr>
+        <w:t>=</w:t>
+      </w:r>
+      <w:r>
+        <w:rPr>
+          <w:rStyle w:val="hljs-string"/>
+          <w:color w:val="188038"/>
+          <w:sz w:val="21"/>
+          <w:szCs w:val="21"/>
+          <w:bdr w:val="none" w:sz="0" w:space="0" w:color="auto" w:frame="1"/>
+        </w:rPr>
+        <w:t>"</w:t>
+      </w:r>
+      <w:proofErr w:type="spellStart"/>
+      <w:r>
+        <w:rPr>
+          <w:rStyle w:val="hljs-string"/>
+          <w:color w:val="188038"/>
+          <w:sz w:val="21"/>
+          <w:szCs w:val="21"/>
+          <w:bdr w:val="none" w:sz="0" w:space="0" w:color="auto" w:frame="1"/>
+        </w:rPr>
+        <w:t>stylesheet</w:t>
+      </w:r>
+      <w:proofErr w:type="spellEnd"/>
+      <w:r>
+        <w:rPr>
+          <w:rStyle w:val="hljs-string"/>
+          <w:color w:val="188038"/>
+          <w:sz w:val="21"/>
+          <w:szCs w:val="21"/>
+          <w:bdr w:val="none" w:sz="0" w:space="0" w:color="auto" w:frame="1"/>
+        </w:rPr>
+        <w:t>"</w:t>
+      </w:r>
+      <w:r>
+        <w:rPr>
+          <w:rStyle w:val="hljs-tag"/>
+          <w:color w:val="444746"/>
+          <w:sz w:val="21"/>
+          <w:szCs w:val="21"/>
+          <w:bdr w:val="none" w:sz="0" w:space="0" w:color="auto" w:frame="1"/>
+        </w:rPr>
+        <w:t xml:space="preserve"> </w:t>
+      </w:r>
+      <w:proofErr w:type="spellStart"/>
+      <w:r>
+        <w:rPr>
+          <w:rStyle w:val="hljs-attr"/>
+          <w:color w:val="B55908"/>
+          <w:sz w:val="21"/>
+          <w:szCs w:val="21"/>
+          <w:bdr w:val="none" w:sz="0" w:space="0" w:color="auto" w:frame="1"/>
+        </w:rPr>
+        <w:t>href</w:t>
+      </w:r>
+      <w:proofErr w:type="spellEnd"/>
+      <w:r>
+        <w:rPr>
+          <w:rStyle w:val="hljs-tag"/>
+          <w:color w:val="444746"/>
+          <w:sz w:val="21"/>
+          <w:szCs w:val="21"/>
+          <w:bdr w:val="none" w:sz="0" w:space="0" w:color="auto" w:frame="1"/>
+        </w:rPr>
+        <w:t>=</w:t>
+      </w:r>
+      <w:r>
+        <w:rPr>
+          <w:rStyle w:val="hljs-string"/>
+          <w:color w:val="188038"/>
+          <w:sz w:val="21"/>
+          <w:szCs w:val="21"/>
+          <w:bdr w:val="none" w:sz="0" w:space="0" w:color="auto" w:frame="1"/>
+        </w:rPr>
+        <w:t>"style.css"</w:t>
+      </w:r>
+      <w:r>
+        <w:rPr>
+          <w:rStyle w:val="hljs-tag"/>
+          <w:color w:val="444746"/>
+          <w:sz w:val="21"/>
+          <w:szCs w:val="21"/>
+          <w:bdr w:val="none" w:sz="0" w:space="0" w:color="auto" w:frame="1"/>
+        </w:rPr>
+        <w:t>&gt;</w:t>
+      </w:r>
+    </w:p>
+    <w:p>
+      <w:pPr>
+        <w:pStyle w:val="Pr-formataoHTML"/>
+        <w:rPr>
+          <w:rStyle w:val="CdigoHTML"/>
+          <w:color w:val="444746"/>
+          <w:sz w:val="21"/>
+          <w:szCs w:val="21"/>
+          <w:bdr w:val="none" w:sz="0" w:space="0" w:color="auto" w:frame="1"/>
+        </w:rPr>
+      </w:pPr>
+      <w:r>
+        <w:rPr>
+          <w:rStyle w:val="hljs-tag"/>
+          <w:color w:val="444746"/>
+          <w:sz w:val="21"/>
+          <w:szCs w:val="21"/>
+          <w:bdr w:val="none" w:sz="0" w:space="0" w:color="auto" w:frame="1"/>
+        </w:rPr>
+        <w:t>&lt;/</w:t>
+      </w:r>
+      <w:proofErr w:type="spellStart"/>
+      <w:r>
+        <w:rPr>
+          <w:rStyle w:val="hljs-name"/>
+          <w:rFonts w:eastAsiaTheme="majorEastAsia"/>
+          <w:color w:val="D93025"/>
+          <w:sz w:val="21"/>
+          <w:szCs w:val="21"/>
+          <w:bdr w:val="none" w:sz="0" w:space="0" w:color="auto" w:frame="1"/>
+        </w:rPr>
+        <w:t>head</w:t>
+      </w:r>
+      <w:proofErr w:type="spellEnd"/>
+      <w:r>
+        <w:rPr>
+          <w:rStyle w:val="hljs-tag"/>
+          <w:color w:val="444746"/>
+          <w:sz w:val="21"/>
+          <w:szCs w:val="21"/>
+          <w:bdr w:val="none" w:sz="0" w:space="0" w:color="auto" w:frame="1"/>
+        </w:rPr>
+        <w:t>&gt;</w:t>
+      </w:r>
+    </w:p>
+    <w:p>
+      <w:pPr>
+        <w:pStyle w:val="Pr-formataoHTML"/>
+        <w:rPr>
+          <w:rStyle w:val="CdigoHTML"/>
+          <w:color w:val="444746"/>
+          <w:sz w:val="21"/>
+          <w:szCs w:val="21"/>
+          <w:bdr w:val="none" w:sz="0" w:space="0" w:color="auto" w:frame="1"/>
+        </w:rPr>
+      </w:pPr>
+      <w:r>
+        <w:rPr>
+          <w:rStyle w:val="hljs-tag"/>
+          <w:color w:val="444746"/>
+          <w:sz w:val="21"/>
+          <w:szCs w:val="21"/>
+          <w:bdr w:val="none" w:sz="0" w:space="0" w:color="auto" w:frame="1"/>
+        </w:rPr>
+        <w:t>&lt;</w:t>
+      </w:r>
+      <w:r>
+        <w:rPr>
+          <w:rStyle w:val="hljs-name"/>
+          <w:rFonts w:eastAsiaTheme="majorEastAsia"/>
+          <w:color w:val="D93025"/>
+          <w:sz w:val="21"/>
+          <w:szCs w:val="21"/>
+          <w:bdr w:val="none" w:sz="0" w:space="0" w:color="auto" w:frame="1"/>
+        </w:rPr>
+        <w:t>body</w:t>
+      </w:r>
+      <w:r>
+        <w:rPr>
+          <w:rStyle w:val="hljs-tag"/>
+          <w:color w:val="444746"/>
+          <w:sz w:val="21"/>
+          <w:szCs w:val="21"/>
+          <w:bdr w:val="none" w:sz="0" w:space="0" w:color="auto" w:frame="1"/>
+        </w:rPr>
+        <w:t>&gt;</w:t>
+      </w:r>
+    </w:p>
+    <w:p>
+      <w:pPr>
+        <w:pStyle w:val="Pr-formataoHTML"/>
+        <w:rPr>
+          <w:rStyle w:val="CdigoHTML"/>
+          <w:color w:val="444746"/>
+          <w:sz w:val="21"/>
+          <w:szCs w:val="21"/>
+          <w:bdr w:val="none" w:sz="0" w:space="0" w:color="auto" w:frame="1"/>
+        </w:rPr>
+      </w:pPr>
+      <w:r>
+        <w:rPr>
+          <w:rStyle w:val="CdigoHTML"/>
+          <w:color w:val="444746"/>
+          <w:sz w:val="21"/>
+          <w:szCs w:val="21"/>
+          <w:bdr w:val="none" w:sz="0" w:space="0" w:color="auto" w:frame="1"/>
+        </w:rPr>
+        <w:t xml:space="preserve">    </w:t>
+      </w:r>
+      <w:r>
+        <w:rPr>
+          <w:rStyle w:val="hljs-tag"/>
+          <w:color w:val="444746"/>
+          <w:sz w:val="21"/>
+          <w:szCs w:val="21"/>
+          <w:bdr w:val="none" w:sz="0" w:space="0" w:color="auto" w:frame="1"/>
+        </w:rPr>
+        <w:t>&lt;</w:t>
+      </w:r>
+      <w:proofErr w:type="spellStart"/>
+      <w:r>
+        <w:rPr>
+          <w:rStyle w:val="hljs-name"/>
+          <w:rFonts w:eastAsiaTheme="majorEastAsia"/>
+          <w:color w:val="D93025"/>
+          <w:sz w:val="21"/>
+          <w:szCs w:val="21"/>
+          <w:bdr w:val="none" w:sz="0" w:space="0" w:color="auto" w:frame="1"/>
+        </w:rPr>
+        <w:t>div</w:t>
+      </w:r>
+      <w:proofErr w:type="spellEnd"/>
+      <w:r>
+        <w:rPr>
+          <w:rStyle w:val="hljs-tag"/>
+          <w:color w:val="444746"/>
+          <w:sz w:val="21"/>
+          <w:szCs w:val="21"/>
+          <w:bdr w:val="none" w:sz="0" w:space="0" w:color="auto" w:frame="1"/>
+        </w:rPr>
+        <w:t xml:space="preserve"> </w:t>
+      </w:r>
+      <w:proofErr w:type="spellStart"/>
+      <w:r>
+        <w:rPr>
+          <w:rStyle w:val="hljs-attr"/>
+          <w:color w:val="B55908"/>
+          <w:sz w:val="21"/>
+          <w:szCs w:val="21"/>
+          <w:bdr w:val="none" w:sz="0" w:space="0" w:color="auto" w:frame="1"/>
+        </w:rPr>
+        <w:t>class</w:t>
+      </w:r>
+      <w:proofErr w:type="spellEnd"/>
+      <w:r>
+        <w:rPr>
+          <w:rStyle w:val="hljs-tag"/>
+          <w:color w:val="444746"/>
+          <w:sz w:val="21"/>
+          <w:szCs w:val="21"/>
+          <w:bdr w:val="none" w:sz="0" w:space="0" w:color="auto" w:frame="1"/>
+        </w:rPr>
+        <w:t>=</w:t>
+      </w:r>
+      <w:r>
+        <w:rPr>
+          <w:rStyle w:val="hljs-string"/>
+          <w:color w:val="188038"/>
+          <w:sz w:val="21"/>
+          <w:szCs w:val="21"/>
+          <w:bdr w:val="none" w:sz="0" w:space="0" w:color="auto" w:frame="1"/>
+        </w:rPr>
+        <w:t>"card"</w:t>
+      </w:r>
+      <w:r>
+        <w:rPr>
+          <w:rStyle w:val="hljs-tag"/>
+          <w:color w:val="444746"/>
+          <w:sz w:val="21"/>
+          <w:szCs w:val="21"/>
+          <w:bdr w:val="none" w:sz="0" w:space="0" w:color="auto" w:frame="1"/>
+        </w:rPr>
+        <w:t>&gt;</w:t>
+      </w:r>
+    </w:p>
+    <w:p>
+      <w:pPr>
+        <w:pStyle w:val="Pr-formataoHTML"/>
+        <w:rPr>
+          <w:rStyle w:val="CdigoHTML"/>
+          <w:color w:val="444746"/>
+          <w:sz w:val="21"/>
+          <w:szCs w:val="21"/>
+          <w:bdr w:val="none" w:sz="0" w:space="0" w:color="auto" w:frame="1"/>
+        </w:rPr>
+      </w:pPr>
+      <w:r>
+        <w:rPr>
+          <w:rStyle w:val="CdigoHTML"/>
+          <w:color w:val="444746"/>
+          <w:sz w:val="21"/>
+          <w:szCs w:val="21"/>
+          <w:bdr w:val="none" w:sz="0" w:space="0" w:color="auto" w:frame="1"/>
+        </w:rPr>
+        <w:t xml:space="preserve">        </w:t>
+      </w:r>
+      <w:r>
+        <w:rPr>
+          <w:rStyle w:val="hljs-tag"/>
+          <w:color w:val="444746"/>
+          <w:sz w:val="21"/>
+          <w:szCs w:val="21"/>
+          <w:bdr w:val="none" w:sz="0" w:space="0" w:color="auto" w:frame="1"/>
+        </w:rPr>
+        <w:t>&lt;</w:t>
+      </w:r>
+      <w:r>
+        <w:rPr>
+          <w:rStyle w:val="hljs-name"/>
+          <w:rFonts w:eastAsiaTheme="majorEastAsia"/>
+          <w:color w:val="D93025"/>
+          <w:sz w:val="21"/>
+          <w:szCs w:val="21"/>
+          <w:bdr w:val="none" w:sz="0" w:space="0" w:color="auto" w:frame="1"/>
+        </w:rPr>
+        <w:t>h2</w:t>
+      </w:r>
+      <w:r>
+        <w:rPr>
+          <w:rStyle w:val="hljs-tag"/>
+          <w:color w:val="444746"/>
+          <w:sz w:val="21"/>
+          <w:szCs w:val="21"/>
+          <w:bdr w:val="none" w:sz="0" w:space="0" w:color="auto" w:frame="1"/>
+        </w:rPr>
+        <w:t>&gt;</w:t>
+      </w:r>
+      <w:r>
+        <w:rPr>
+          <w:rStyle w:val="CdigoHTML"/>
+          <w:color w:val="444746"/>
+          <w:sz w:val="21"/>
+          <w:szCs w:val="21"/>
+          <w:bdr w:val="none" w:sz="0" w:space="0" w:color="auto" w:frame="1"/>
+        </w:rPr>
+        <w:t>Ficha de Monitoramento</w:t>
+      </w:r>
+      <w:r>
+        <w:rPr>
+          <w:rStyle w:val="hljs-tag"/>
+          <w:color w:val="444746"/>
+          <w:sz w:val="21"/>
+          <w:szCs w:val="21"/>
+          <w:bdr w:val="none" w:sz="0" w:space="0" w:color="auto" w:frame="1"/>
+        </w:rPr>
+        <w:t>&lt;/</w:t>
+      </w:r>
+      <w:r>
+        <w:rPr>
+          <w:rStyle w:val="hljs-name"/>
+          <w:rFonts w:eastAsiaTheme="majorEastAsia"/>
+          <w:color w:val="D93025"/>
+          <w:sz w:val="21"/>
+          <w:szCs w:val="21"/>
+          <w:bdr w:val="none" w:sz="0" w:space="0" w:color="auto" w:frame="1"/>
+        </w:rPr>
+        <w:t>h2</w:t>
+      </w:r>
+      <w:r>
+        <w:rPr>
+          <w:rStyle w:val="hljs-tag"/>
+          <w:color w:val="444746"/>
+          <w:sz w:val="21"/>
+          <w:szCs w:val="21"/>
+          <w:bdr w:val="none" w:sz="0" w:space="0" w:color="auto" w:frame="1"/>
+        </w:rPr>
+        <w:t>&gt;</w:t>
+      </w:r>
+    </w:p>
+    <w:p>
+      <w:pPr>
+        <w:pStyle w:val="Pr-formataoHTML"/>
+        <w:rPr>
+          <w:rStyle w:val="CdigoHTML"/>
+          <w:color w:val="444746"/>
+          <w:sz w:val="21"/>
+          <w:szCs w:val="21"/>
+          <w:bdr w:val="none" w:sz="0" w:space="0" w:color="auto" w:frame="1"/>
+        </w:rPr>
+      </w:pPr>
+      <w:r>
+        <w:rPr>
+          <w:rStyle w:val="CdigoHTML"/>
+          <w:color w:val="444746"/>
+          <w:sz w:val="21"/>
+          <w:szCs w:val="21"/>
+          <w:bdr w:val="none" w:sz="0" w:space="0" w:color="auto" w:frame="1"/>
+        </w:rPr>
+        <w:t xml:space="preserve">        </w:t>
+      </w:r>
+      <w:r>
+        <w:rPr>
+          <w:rStyle w:val="hljs-tag"/>
+          <w:color w:val="444746"/>
+          <w:sz w:val="21"/>
+          <w:szCs w:val="21"/>
+          <w:bdr w:val="none" w:sz="0" w:space="0" w:color="auto" w:frame="1"/>
+        </w:rPr>
+        <w:t>&lt;</w:t>
+      </w:r>
+      <w:r>
+        <w:rPr>
+          <w:rStyle w:val="hljs-name"/>
+          <w:rFonts w:eastAsiaTheme="majorEastAsia"/>
+          <w:color w:val="D93025"/>
+          <w:sz w:val="21"/>
+          <w:szCs w:val="21"/>
+          <w:bdr w:val="none" w:sz="0" w:space="0" w:color="auto" w:frame="1"/>
+        </w:rPr>
+        <w:t>p</w:t>
+      </w:r>
+      <w:r>
+        <w:rPr>
+          <w:rStyle w:val="hljs-tag"/>
+          <w:color w:val="444746"/>
+          <w:sz w:val="21"/>
+          <w:szCs w:val="21"/>
+          <w:bdr w:val="none" w:sz="0" w:space="0" w:color="auto" w:frame="1"/>
+        </w:rPr>
+        <w:t>&gt;&lt;</w:t>
+      </w:r>
+      <w:proofErr w:type="spellStart"/>
+      <w:r>
+        <w:rPr>
+          <w:rStyle w:val="hljs-name"/>
+          <w:rFonts w:eastAsiaTheme="majorEastAsia"/>
+          <w:color w:val="D93025"/>
+          <w:sz w:val="21"/>
+          <w:szCs w:val="21"/>
+          <w:bdr w:val="none" w:sz="0" w:space="0" w:color="auto" w:frame="1"/>
+        </w:rPr>
+        <w:t>strong</w:t>
+      </w:r>
+      <w:proofErr w:type="spellEnd"/>
+      <w:r>
+        <w:rPr>
+          <w:rStyle w:val="hljs-tag"/>
+          <w:color w:val="444746"/>
+          <w:sz w:val="21"/>
+          <w:szCs w:val="21"/>
+          <w:bdr w:val="none" w:sz="0" w:space="0" w:color="auto" w:frame="1"/>
+        </w:rPr>
+        <w:t>&gt;</w:t>
+      </w:r>
+      <w:r>
+        <w:rPr>
+          <w:rStyle w:val="CdigoHTML"/>
+          <w:color w:val="444746"/>
+          <w:sz w:val="21"/>
+          <w:szCs w:val="21"/>
+          <w:bdr w:val="none" w:sz="0" w:space="0" w:color="auto" w:frame="1"/>
+        </w:rPr>
+        <w:t>Ativo:</w:t>
+      </w:r>
+      <w:r>
+        <w:rPr>
+          <w:rStyle w:val="hljs-tag"/>
+          <w:color w:val="444746"/>
+          <w:sz w:val="21"/>
+          <w:szCs w:val="21"/>
+          <w:bdr w:val="none" w:sz="0" w:space="0" w:color="auto" w:frame="1"/>
+        </w:rPr>
+        <w:t>&lt;/</w:t>
+      </w:r>
+      <w:proofErr w:type="spellStart"/>
+      <w:r>
+        <w:rPr>
+          <w:rStyle w:val="hljs-name"/>
+          <w:rFonts w:eastAsiaTheme="majorEastAsia"/>
+          <w:color w:val="D93025"/>
+          <w:sz w:val="21"/>
+          <w:szCs w:val="21"/>
+          <w:bdr w:val="none" w:sz="0" w:space="0" w:color="auto" w:frame="1"/>
+        </w:rPr>
+        <w:t>strong</w:t>
+      </w:r>
+      <w:proofErr w:type="spellEnd"/>
+      <w:r>
+        <w:rPr>
+          <w:rStyle w:val="hljs-tag"/>
+          <w:color w:val="444746"/>
+          <w:sz w:val="21"/>
+          <w:szCs w:val="21"/>
+          <w:bdr w:val="none" w:sz="0" w:space="0" w:color="auto" w:frame="1"/>
+        </w:rPr>
+        <w:t>&gt;</w:t>
+      </w:r>
+      <w:r>
+        <w:rPr>
+          <w:rStyle w:val="CdigoHTML"/>
+          <w:color w:val="444746"/>
+          <w:sz w:val="21"/>
+          <w:szCs w:val="21"/>
+          <w:bdr w:val="none" w:sz="0" w:space="0" w:color="auto" w:frame="1"/>
+        </w:rPr>
+        <w:t xml:space="preserve"> </w:t>
+      </w:r>
+      <w:r>
+        <w:rPr>
+          <w:rStyle w:val="hljs-tag"/>
+          <w:color w:val="444746"/>
+          <w:sz w:val="21"/>
+          <w:szCs w:val="21"/>
+          <w:bdr w:val="none" w:sz="0" w:space="0" w:color="auto" w:frame="1"/>
+        </w:rPr>
+        <w:t>&lt;</w:t>
+      </w:r>
+      <w:proofErr w:type="spellStart"/>
+      <w:r>
+        <w:rPr>
+          <w:rStyle w:val="hljs-name"/>
+          <w:rFonts w:eastAsiaTheme="majorEastAsia"/>
+          <w:color w:val="D93025"/>
+          <w:sz w:val="21"/>
+          <w:szCs w:val="21"/>
+          <w:bdr w:val="none" w:sz="0" w:space="0" w:color="auto" w:frame="1"/>
+        </w:rPr>
+        <w:t>span</w:t>
+      </w:r>
+      <w:proofErr w:type="spellEnd"/>
+      <w:r>
+        <w:rPr>
+          <w:rStyle w:val="hljs-tag"/>
+          <w:color w:val="444746"/>
+          <w:sz w:val="21"/>
+          <w:szCs w:val="21"/>
+          <w:bdr w:val="none" w:sz="0" w:space="0" w:color="auto" w:frame="1"/>
+        </w:rPr>
+        <w:t xml:space="preserve"> </w:t>
+      </w:r>
+      <w:r>
+        <w:rPr>
+          <w:rStyle w:val="hljs-attr"/>
+          <w:color w:val="B55908"/>
+          <w:sz w:val="21"/>
+          <w:szCs w:val="21"/>
+          <w:bdr w:val="none" w:sz="0" w:space="0" w:color="auto" w:frame="1"/>
+        </w:rPr>
+        <w:t>id</w:t>
+      </w:r>
+      <w:r>
+        <w:rPr>
+          <w:rStyle w:val="hljs-tag"/>
+          <w:color w:val="444746"/>
+          <w:sz w:val="21"/>
+          <w:szCs w:val="21"/>
+          <w:bdr w:val="none" w:sz="0" w:space="0" w:color="auto" w:frame="1"/>
+        </w:rPr>
+        <w:t>=</w:t>
+      </w:r>
+      <w:r>
+        <w:rPr>
+          <w:rStyle w:val="hljs-string"/>
+          <w:color w:val="188038"/>
+          <w:sz w:val="21"/>
+          <w:szCs w:val="21"/>
+          <w:bdr w:val="none" w:sz="0" w:space="0" w:color="auto" w:frame="1"/>
+        </w:rPr>
+        <w:t>"</w:t>
+      </w:r>
+      <w:proofErr w:type="spellStart"/>
+      <w:r>
+        <w:rPr>
+          <w:rStyle w:val="hljs-string"/>
+          <w:color w:val="188038"/>
+          <w:sz w:val="21"/>
+          <w:szCs w:val="21"/>
+          <w:bdr w:val="none" w:sz="0" w:space="0" w:color="auto" w:frame="1"/>
+        </w:rPr>
+        <w:t>info</w:t>
+      </w:r>
+      <w:proofErr w:type="spellEnd"/>
+      <w:r>
+        <w:rPr>
+          <w:rStyle w:val="hljs-string"/>
+          <w:color w:val="188038"/>
+          <w:sz w:val="21"/>
+          <w:szCs w:val="21"/>
+          <w:bdr w:val="none" w:sz="0" w:space="0" w:color="auto" w:frame="1"/>
+        </w:rPr>
+        <w:t>-nome"</w:t>
+      </w:r>
+      <w:r>
+        <w:rPr>
+          <w:rStyle w:val="hljs-tag"/>
+          <w:color w:val="444746"/>
+          <w:sz w:val="21"/>
+          <w:szCs w:val="21"/>
+          <w:bdr w:val="none" w:sz="0" w:space="0" w:color="auto" w:frame="1"/>
+        </w:rPr>
+        <w:t>&gt;</w:t>
+      </w:r>
+      <w:r>
+        <w:rPr>
+          <w:rStyle w:val="CdigoHTML"/>
+          <w:color w:val="444746"/>
+          <w:sz w:val="21"/>
+          <w:szCs w:val="21"/>
+          <w:bdr w:val="none" w:sz="0" w:space="0" w:color="auto" w:frame="1"/>
+        </w:rPr>
+        <w:t>--</w:t>
+      </w:r>
+      <w:r>
+        <w:rPr>
+          <w:rStyle w:val="hljs-tag"/>
+          <w:color w:val="444746"/>
+          <w:sz w:val="21"/>
+          <w:szCs w:val="21"/>
+          <w:bdr w:val="none" w:sz="0" w:space="0" w:color="auto" w:frame="1"/>
+        </w:rPr>
+        <w:t>&lt;/</w:t>
+      </w:r>
+      <w:proofErr w:type="spellStart"/>
+      <w:r>
+        <w:rPr>
+          <w:rStyle w:val="hljs-name"/>
+          <w:rFonts w:eastAsiaTheme="majorEastAsia"/>
+          <w:color w:val="D93025"/>
+          <w:sz w:val="21"/>
+          <w:szCs w:val="21"/>
+          <w:bdr w:val="none" w:sz="0" w:space="0" w:color="auto" w:frame="1"/>
+        </w:rPr>
+        <w:t>span</w:t>
+      </w:r>
+      <w:proofErr w:type="spellEnd"/>
+      <w:r>
+        <w:rPr>
+          <w:rStyle w:val="hljs-tag"/>
+          <w:color w:val="444746"/>
+          <w:sz w:val="21"/>
+          <w:szCs w:val="21"/>
+          <w:bdr w:val="none" w:sz="0" w:space="0" w:color="auto" w:frame="1"/>
+        </w:rPr>
+        <w:t>&gt;&lt;/</w:t>
+      </w:r>
+      <w:r>
+        <w:rPr>
+          <w:rStyle w:val="hljs-name"/>
+          <w:rFonts w:eastAsiaTheme="majorEastAsia"/>
+          <w:color w:val="D93025"/>
+          <w:sz w:val="21"/>
+          <w:szCs w:val="21"/>
+          <w:bdr w:val="none" w:sz="0" w:space="0" w:color="auto" w:frame="1"/>
+        </w:rPr>
+        <w:t>p</w:t>
+      </w:r>
+      <w:r>
+        <w:rPr>
+          <w:rStyle w:val="hljs-tag"/>
+          <w:color w:val="444746"/>
+          <w:sz w:val="21"/>
+          <w:szCs w:val="21"/>
+          <w:bdr w:val="none" w:sz="0" w:space="0" w:color="auto" w:frame="1"/>
+        </w:rPr>
+        <w:t>&gt;</w:t>
+      </w:r>
+    </w:p>
+    <w:p>
+      <w:pPr>
+        <w:pStyle w:val="Pr-formataoHTML"/>
+        <w:rPr>
+          <w:rStyle w:val="CdigoHTML"/>
+          <w:color w:val="444746"/>
+          <w:sz w:val="21"/>
+          <w:szCs w:val="21"/>
+          <w:bdr w:val="none" w:sz="0" w:space="0" w:color="auto" w:frame="1"/>
+        </w:rPr>
+      </w:pPr>
+      <w:r>
+        <w:rPr>
+          <w:rStyle w:val="CdigoHTML"/>
+          <w:color w:val="444746"/>
+          <w:sz w:val="21"/>
+          <w:szCs w:val="21"/>
+          <w:bdr w:val="none" w:sz="0" w:space="0" w:color="auto" w:frame="1"/>
+        </w:rPr>
+        <w:t xml:space="preserve">        </w:t>
+      </w:r>
+      <w:r>
+        <w:rPr>
+          <w:rStyle w:val="hljs-tag"/>
+          <w:color w:val="444746"/>
+          <w:sz w:val="21"/>
+          <w:szCs w:val="21"/>
+          <w:bdr w:val="none" w:sz="0" w:space="0" w:color="auto" w:frame="1"/>
+        </w:rPr>
+        <w:t>&lt;</w:t>
+      </w:r>
+      <w:r>
+        <w:rPr>
+          <w:rStyle w:val="hljs-name"/>
+          <w:rFonts w:eastAsiaTheme="majorEastAsia"/>
+          <w:color w:val="D93025"/>
+          <w:sz w:val="21"/>
+          <w:szCs w:val="21"/>
+          <w:bdr w:val="none" w:sz="0" w:space="0" w:color="auto" w:frame="1"/>
+        </w:rPr>
+        <w:t>p</w:t>
+      </w:r>
+      <w:r>
+        <w:rPr>
+          <w:rStyle w:val="hljs-tag"/>
+          <w:color w:val="444746"/>
+          <w:sz w:val="21"/>
+          <w:szCs w:val="21"/>
+          <w:bdr w:val="none" w:sz="0" w:space="0" w:color="auto" w:frame="1"/>
+        </w:rPr>
+        <w:t>&gt;&lt;</w:t>
+      </w:r>
+      <w:proofErr w:type="spellStart"/>
+      <w:r>
+        <w:rPr>
+          <w:rStyle w:val="hljs-name"/>
+          <w:rFonts w:eastAsiaTheme="majorEastAsia"/>
+          <w:color w:val="D93025"/>
+          <w:sz w:val="21"/>
+          <w:szCs w:val="21"/>
+          <w:bdr w:val="none" w:sz="0" w:space="0" w:color="auto" w:frame="1"/>
+        </w:rPr>
+        <w:t>strong</w:t>
+      </w:r>
+      <w:proofErr w:type="spellEnd"/>
+      <w:r>
+        <w:rPr>
+          <w:rStyle w:val="hljs-tag"/>
+          <w:color w:val="444746"/>
+          <w:sz w:val="21"/>
+          <w:szCs w:val="21"/>
+          <w:bdr w:val="none" w:sz="0" w:space="0" w:color="auto" w:frame="1"/>
+        </w:rPr>
+        <w:t>&gt;</w:t>
+      </w:r>
+      <w:r>
+        <w:rPr>
+          <w:rStyle w:val="CdigoHTML"/>
+          <w:color w:val="444746"/>
+          <w:sz w:val="21"/>
+          <w:szCs w:val="21"/>
+          <w:bdr w:val="none" w:sz="0" w:space="0" w:color="auto" w:frame="1"/>
+        </w:rPr>
+        <w:t>Voltagem:</w:t>
+      </w:r>
+      <w:r>
+        <w:rPr>
+          <w:rStyle w:val="hljs-tag"/>
+          <w:color w:val="444746"/>
+          <w:sz w:val="21"/>
+          <w:szCs w:val="21"/>
+          <w:bdr w:val="none" w:sz="0" w:space="0" w:color="auto" w:frame="1"/>
+        </w:rPr>
+        <w:t>&lt;/</w:t>
+      </w:r>
+      <w:proofErr w:type="spellStart"/>
+      <w:r>
+        <w:rPr>
+          <w:rStyle w:val="hljs-name"/>
+          <w:rFonts w:eastAsiaTheme="majorEastAsia"/>
+          <w:color w:val="D93025"/>
+          <w:sz w:val="21"/>
+          <w:szCs w:val="21"/>
+          <w:bdr w:val="none" w:sz="0" w:space="0" w:color="auto" w:frame="1"/>
+        </w:rPr>
+        <w:t>strong</w:t>
+      </w:r>
+      <w:proofErr w:type="spellEnd"/>
+      <w:r>
+        <w:rPr>
+          <w:rStyle w:val="hljs-tag"/>
+          <w:color w:val="444746"/>
+          <w:sz w:val="21"/>
+          <w:szCs w:val="21"/>
+          <w:bdr w:val="none" w:sz="0" w:space="0" w:color="auto" w:frame="1"/>
+        </w:rPr>
+        <w:t>&gt;</w:t>
+      </w:r>
+      <w:r>
+        <w:rPr>
+          <w:rStyle w:val="CdigoHTML"/>
+          <w:color w:val="444746"/>
+          <w:sz w:val="21"/>
+          <w:szCs w:val="21"/>
+          <w:bdr w:val="none" w:sz="0" w:space="0" w:color="auto" w:frame="1"/>
+        </w:rPr>
+        <w:t xml:space="preserve"> </w:t>
+      </w:r>
+      <w:r>
+        <w:rPr>
+          <w:rStyle w:val="hljs-tag"/>
+          <w:color w:val="444746"/>
+          <w:sz w:val="21"/>
+          <w:szCs w:val="21"/>
+          <w:bdr w:val="none" w:sz="0" w:space="0" w:color="auto" w:frame="1"/>
+        </w:rPr>
+        <w:t>&lt;</w:t>
+      </w:r>
+      <w:proofErr w:type="spellStart"/>
+      <w:r>
+        <w:rPr>
+          <w:rStyle w:val="hljs-name"/>
+          <w:rFonts w:eastAsiaTheme="majorEastAsia"/>
+          <w:color w:val="D93025"/>
+          <w:sz w:val="21"/>
+          <w:szCs w:val="21"/>
+          <w:bdr w:val="none" w:sz="0" w:space="0" w:color="auto" w:frame="1"/>
+        </w:rPr>
+        <w:t>span</w:t>
+      </w:r>
+      <w:proofErr w:type="spellEnd"/>
+      <w:r>
+        <w:rPr>
+          <w:rStyle w:val="hljs-tag"/>
+          <w:color w:val="444746"/>
+          <w:sz w:val="21"/>
+          <w:szCs w:val="21"/>
+          <w:bdr w:val="none" w:sz="0" w:space="0" w:color="auto" w:frame="1"/>
+        </w:rPr>
+        <w:t xml:space="preserve"> </w:t>
+      </w:r>
+      <w:r>
+        <w:rPr>
+          <w:rStyle w:val="hljs-attr"/>
+          <w:color w:val="B55908"/>
+          <w:sz w:val="21"/>
+          <w:szCs w:val="21"/>
+          <w:bdr w:val="none" w:sz="0" w:space="0" w:color="auto" w:frame="1"/>
+        </w:rPr>
+        <w:t>id</w:t>
+      </w:r>
+      <w:r>
+        <w:rPr>
+          <w:rStyle w:val="hljs-tag"/>
+          <w:color w:val="444746"/>
+          <w:sz w:val="21"/>
+          <w:szCs w:val="21"/>
+          <w:bdr w:val="none" w:sz="0" w:space="0" w:color="auto" w:frame="1"/>
+        </w:rPr>
+        <w:t>=</w:t>
+      </w:r>
+      <w:r>
+        <w:rPr>
+          <w:rStyle w:val="hljs-string"/>
+          <w:color w:val="188038"/>
+          <w:sz w:val="21"/>
+          <w:szCs w:val="21"/>
+          <w:bdr w:val="none" w:sz="0" w:space="0" w:color="auto" w:frame="1"/>
+        </w:rPr>
+        <w:t>"</w:t>
+      </w:r>
+      <w:proofErr w:type="spellStart"/>
+      <w:r>
+        <w:rPr>
+          <w:rStyle w:val="hljs-string"/>
+          <w:color w:val="188038"/>
+          <w:sz w:val="21"/>
+          <w:szCs w:val="21"/>
+          <w:bdr w:val="none" w:sz="0" w:space="0" w:color="auto" w:frame="1"/>
+        </w:rPr>
+        <w:t>info</w:t>
+      </w:r>
+      <w:proofErr w:type="spellEnd"/>
+      <w:r>
+        <w:rPr>
+          <w:rStyle w:val="hljs-string"/>
+          <w:color w:val="188038"/>
+          <w:sz w:val="21"/>
+          <w:szCs w:val="21"/>
+          <w:bdr w:val="none" w:sz="0" w:space="0" w:color="auto" w:frame="1"/>
+        </w:rPr>
+        <w:t>-voltagem"</w:t>
+      </w:r>
+      <w:r>
+        <w:rPr>
+          <w:rStyle w:val="hljs-tag"/>
+          <w:color w:val="444746"/>
+          <w:sz w:val="21"/>
+          <w:szCs w:val="21"/>
+          <w:bdr w:val="none" w:sz="0" w:space="0" w:color="auto" w:frame="1"/>
+        </w:rPr>
+        <w:t>&gt;</w:t>
+      </w:r>
+      <w:r>
+        <w:rPr>
+          <w:rStyle w:val="CdigoHTML"/>
+          <w:color w:val="444746"/>
+          <w:sz w:val="21"/>
+          <w:szCs w:val="21"/>
+          <w:bdr w:val="none" w:sz="0" w:space="0" w:color="auto" w:frame="1"/>
+        </w:rPr>
+        <w:t>--</w:t>
+      </w:r>
+      <w:r>
+        <w:rPr>
+          <w:rStyle w:val="hljs-tag"/>
+          <w:color w:val="444746"/>
+          <w:sz w:val="21"/>
+          <w:szCs w:val="21"/>
+          <w:bdr w:val="none" w:sz="0" w:space="0" w:color="auto" w:frame="1"/>
+        </w:rPr>
+        <w:t>&lt;/</w:t>
+      </w:r>
+      <w:proofErr w:type="spellStart"/>
+      <w:r>
+        <w:rPr>
+          <w:rStyle w:val="hljs-name"/>
+          <w:rFonts w:eastAsiaTheme="majorEastAsia"/>
+          <w:color w:val="D93025"/>
+          <w:sz w:val="21"/>
+          <w:szCs w:val="21"/>
+          <w:bdr w:val="none" w:sz="0" w:space="0" w:color="auto" w:frame="1"/>
+        </w:rPr>
+        <w:t>span</w:t>
+      </w:r>
+      <w:proofErr w:type="spellEnd"/>
+      <w:r>
+        <w:rPr>
+          <w:rStyle w:val="hljs-tag"/>
+          <w:color w:val="444746"/>
+          <w:sz w:val="21"/>
+          <w:szCs w:val="21"/>
+          <w:bdr w:val="none" w:sz="0" w:space="0" w:color="auto" w:frame="1"/>
+        </w:rPr>
+        <w:t>&gt;&lt;/</w:t>
+      </w:r>
+      <w:r>
+        <w:rPr>
+          <w:rStyle w:val="hljs-name"/>
+          <w:rFonts w:eastAsiaTheme="majorEastAsia"/>
+          <w:color w:val="D93025"/>
+          <w:sz w:val="21"/>
+          <w:szCs w:val="21"/>
+          <w:bdr w:val="none" w:sz="0" w:space="0" w:color="auto" w:frame="1"/>
+        </w:rPr>
+        <w:t>p</w:t>
+      </w:r>
+      <w:r>
+        <w:rPr>
+          <w:rStyle w:val="hljs-tag"/>
+          <w:color w:val="444746"/>
+          <w:sz w:val="21"/>
+          <w:szCs w:val="21"/>
+          <w:bdr w:val="none" w:sz="0" w:space="0" w:color="auto" w:frame="1"/>
+        </w:rPr>
+        <w:t>&gt;</w:t>
+      </w:r>
+    </w:p>
+    <w:p>
+      <w:pPr>
+        <w:pStyle w:val="Pr-formataoHTML"/>
+        <w:rPr>
+          <w:rStyle w:val="CdigoHTML"/>
+          <w:color w:val="444746"/>
+          <w:sz w:val="21"/>
+          <w:szCs w:val="21"/>
+          <w:bdr w:val="none" w:sz="0" w:space="0" w:color="auto" w:frame="1"/>
+        </w:rPr>
+      </w:pPr>
+      <w:r>
+        <w:rPr>
+          <w:rStyle w:val="CdigoHTML"/>
+          <w:color w:val="444746"/>
+          <w:sz w:val="21"/>
+          <w:szCs w:val="21"/>
+          <w:bdr w:val="none" w:sz="0" w:space="0" w:color="auto" w:frame="1"/>
+        </w:rPr>
+        <w:t xml:space="preserve">        </w:t>
+      </w:r>
+      <w:r>
+        <w:rPr>
+          <w:rStyle w:val="hljs-tag"/>
+          <w:color w:val="444746"/>
+          <w:sz w:val="21"/>
+          <w:szCs w:val="21"/>
+          <w:bdr w:val="none" w:sz="0" w:space="0" w:color="auto" w:frame="1"/>
+        </w:rPr>
+        <w:t>&lt;</w:t>
+      </w:r>
+      <w:r>
+        <w:rPr>
+          <w:rStyle w:val="hljs-name"/>
+          <w:rFonts w:eastAsiaTheme="majorEastAsia"/>
+          <w:color w:val="D93025"/>
+          <w:sz w:val="21"/>
+          <w:szCs w:val="21"/>
+          <w:bdr w:val="none" w:sz="0" w:space="0" w:color="auto" w:frame="1"/>
+        </w:rPr>
+        <w:t>p</w:t>
+      </w:r>
+      <w:r>
+        <w:rPr>
+          <w:rStyle w:val="hljs-tag"/>
+          <w:color w:val="444746"/>
+          <w:sz w:val="21"/>
+          <w:szCs w:val="21"/>
+          <w:bdr w:val="none" w:sz="0" w:space="0" w:color="auto" w:frame="1"/>
+        </w:rPr>
+        <w:t>&gt;&lt;</w:t>
+      </w:r>
+      <w:proofErr w:type="spellStart"/>
+      <w:r>
+        <w:rPr>
+          <w:rStyle w:val="hljs-name"/>
+          <w:rFonts w:eastAsiaTheme="majorEastAsia"/>
+          <w:color w:val="D93025"/>
+          <w:sz w:val="21"/>
+          <w:szCs w:val="21"/>
+          <w:bdr w:val="none" w:sz="0" w:space="0" w:color="auto" w:frame="1"/>
+        </w:rPr>
+        <w:t>strong</w:t>
+      </w:r>
+      <w:proofErr w:type="spellEnd"/>
+      <w:r>
+        <w:rPr>
+          <w:rStyle w:val="hljs-tag"/>
+          <w:color w:val="444746"/>
+          <w:sz w:val="21"/>
+          <w:szCs w:val="21"/>
+          <w:bdr w:val="none" w:sz="0" w:space="0" w:color="auto" w:frame="1"/>
+        </w:rPr>
+        <w:t>&gt;</w:t>
+      </w:r>
+      <w:r>
+        <w:rPr>
+          <w:rStyle w:val="CdigoHTML"/>
+          <w:color w:val="444746"/>
+          <w:sz w:val="21"/>
+          <w:szCs w:val="21"/>
+          <w:bdr w:val="none" w:sz="0" w:space="0" w:color="auto" w:frame="1"/>
+        </w:rPr>
+        <w:t>Status:</w:t>
+      </w:r>
+      <w:r>
+        <w:rPr>
+          <w:rStyle w:val="hljs-tag"/>
+          <w:color w:val="444746"/>
+          <w:sz w:val="21"/>
+          <w:szCs w:val="21"/>
+          <w:bdr w:val="none" w:sz="0" w:space="0" w:color="auto" w:frame="1"/>
+        </w:rPr>
+        <w:t>&lt;/</w:t>
+      </w:r>
+      <w:proofErr w:type="spellStart"/>
+      <w:r>
+        <w:rPr>
+          <w:rStyle w:val="hljs-name"/>
+          <w:rFonts w:eastAsiaTheme="majorEastAsia"/>
+          <w:color w:val="D93025"/>
+          <w:sz w:val="21"/>
+          <w:szCs w:val="21"/>
+          <w:bdr w:val="none" w:sz="0" w:space="0" w:color="auto" w:frame="1"/>
+        </w:rPr>
+        <w:t>strong</w:t>
+      </w:r>
+      <w:proofErr w:type="spellEnd"/>
+      <w:r>
+        <w:rPr>
+          <w:rStyle w:val="hljs-tag"/>
+          <w:color w:val="444746"/>
+          <w:sz w:val="21"/>
+          <w:szCs w:val="21"/>
+          <w:bdr w:val="none" w:sz="0" w:space="0" w:color="auto" w:frame="1"/>
+        </w:rPr>
+        <w:t>&gt;</w:t>
+      </w:r>
+      <w:r>
+        <w:rPr>
+          <w:rStyle w:val="CdigoHTML"/>
+          <w:color w:val="444746"/>
+          <w:sz w:val="21"/>
+          <w:szCs w:val="21"/>
+          <w:bdr w:val="none" w:sz="0" w:space="0" w:color="auto" w:frame="1"/>
+        </w:rPr>
+        <w:t xml:space="preserve"> </w:t>
+      </w:r>
+      <w:r>
+        <w:rPr>
+          <w:rStyle w:val="hljs-tag"/>
+          <w:color w:val="444746"/>
+          <w:sz w:val="21"/>
+          <w:szCs w:val="21"/>
+          <w:bdr w:val="none" w:sz="0" w:space="0" w:color="auto" w:frame="1"/>
+        </w:rPr>
+        <w:t>&lt;</w:t>
+      </w:r>
+      <w:proofErr w:type="spellStart"/>
+      <w:r>
+        <w:rPr>
+          <w:rStyle w:val="hljs-name"/>
+          <w:rFonts w:eastAsiaTheme="majorEastAsia"/>
+          <w:color w:val="D93025"/>
+          <w:sz w:val="21"/>
+          <w:szCs w:val="21"/>
+          <w:bdr w:val="none" w:sz="0" w:space="0" w:color="auto" w:frame="1"/>
+        </w:rPr>
+        <w:t>span</w:t>
+      </w:r>
+      <w:proofErr w:type="spellEnd"/>
+      <w:r>
+        <w:rPr>
+          <w:rStyle w:val="hljs-tag"/>
+          <w:color w:val="444746"/>
+          <w:sz w:val="21"/>
+          <w:szCs w:val="21"/>
+          <w:bdr w:val="none" w:sz="0" w:space="0" w:color="auto" w:frame="1"/>
+        </w:rPr>
+        <w:t xml:space="preserve"> </w:t>
+      </w:r>
+      <w:r>
+        <w:rPr>
+          <w:rStyle w:val="hljs-attr"/>
+          <w:color w:val="B55908"/>
+          <w:sz w:val="21"/>
+          <w:szCs w:val="21"/>
+          <w:bdr w:val="none" w:sz="0" w:space="0" w:color="auto" w:frame="1"/>
+        </w:rPr>
+        <w:t>id</w:t>
+      </w:r>
+      <w:r>
+        <w:rPr>
+          <w:rStyle w:val="hljs-tag"/>
+          <w:color w:val="444746"/>
+          <w:sz w:val="21"/>
+          <w:szCs w:val="21"/>
+          <w:bdr w:val="none" w:sz="0" w:space="0" w:color="auto" w:frame="1"/>
+        </w:rPr>
+        <w:t>=</w:t>
+      </w:r>
+      <w:r>
+        <w:rPr>
+          <w:rStyle w:val="hljs-string"/>
+          <w:color w:val="188038"/>
+          <w:sz w:val="21"/>
+          <w:szCs w:val="21"/>
+          <w:bdr w:val="none" w:sz="0" w:space="0" w:color="auto" w:frame="1"/>
+        </w:rPr>
+        <w:t>"</w:t>
+      </w:r>
+      <w:proofErr w:type="spellStart"/>
+      <w:r>
+        <w:rPr>
+          <w:rStyle w:val="hljs-string"/>
+          <w:color w:val="188038"/>
+          <w:sz w:val="21"/>
+          <w:szCs w:val="21"/>
+          <w:bdr w:val="none" w:sz="0" w:space="0" w:color="auto" w:frame="1"/>
+        </w:rPr>
+        <w:t>info</w:t>
+      </w:r>
+      <w:proofErr w:type="spellEnd"/>
+      <w:r>
+        <w:rPr>
+          <w:rStyle w:val="hljs-string"/>
+          <w:color w:val="188038"/>
+          <w:sz w:val="21"/>
+          <w:szCs w:val="21"/>
+          <w:bdr w:val="none" w:sz="0" w:space="0" w:color="auto" w:frame="1"/>
+        </w:rPr>
+        <w:t>-status"</w:t>
+      </w:r>
+      <w:r>
+        <w:rPr>
+          <w:rStyle w:val="hljs-tag"/>
+          <w:color w:val="444746"/>
+          <w:sz w:val="21"/>
+          <w:szCs w:val="21"/>
+          <w:bdr w:val="none" w:sz="0" w:space="0" w:color="auto" w:frame="1"/>
+        </w:rPr>
+        <w:t>&gt;</w:t>
+      </w:r>
+      <w:r>
+        <w:rPr>
+          <w:rStyle w:val="CdigoHTML"/>
+          <w:color w:val="444746"/>
+          <w:sz w:val="21"/>
+          <w:szCs w:val="21"/>
+          <w:bdr w:val="none" w:sz="0" w:space="0" w:color="auto" w:frame="1"/>
+        </w:rPr>
+        <w:t>--</w:t>
+      </w:r>
+      <w:r>
+        <w:rPr>
+          <w:rStyle w:val="hljs-tag"/>
+          <w:color w:val="444746"/>
+          <w:sz w:val="21"/>
+          <w:szCs w:val="21"/>
+          <w:bdr w:val="none" w:sz="0" w:space="0" w:color="auto" w:frame="1"/>
+        </w:rPr>
+        <w:t>&lt;/</w:t>
+      </w:r>
+      <w:proofErr w:type="spellStart"/>
+      <w:r>
+        <w:rPr>
+          <w:rStyle w:val="hljs-name"/>
+          <w:rFonts w:eastAsiaTheme="majorEastAsia"/>
+          <w:color w:val="D93025"/>
+          <w:sz w:val="21"/>
+          <w:szCs w:val="21"/>
+          <w:bdr w:val="none" w:sz="0" w:space="0" w:color="auto" w:frame="1"/>
+        </w:rPr>
+        <w:t>span</w:t>
+      </w:r>
+      <w:proofErr w:type="spellEnd"/>
+      <w:r>
+        <w:rPr>
+          <w:rStyle w:val="hljs-tag"/>
+          <w:color w:val="444746"/>
+          <w:sz w:val="21"/>
+          <w:szCs w:val="21"/>
+          <w:bdr w:val="none" w:sz="0" w:space="0" w:color="auto" w:frame="1"/>
+        </w:rPr>
+        <w:t>&gt;&lt;/</w:t>
+      </w:r>
+      <w:r>
+        <w:rPr>
+          <w:rStyle w:val="hljs-name"/>
+          <w:rFonts w:eastAsiaTheme="majorEastAsia"/>
+          <w:color w:val="D93025"/>
+          <w:sz w:val="21"/>
+          <w:szCs w:val="21"/>
+          <w:bdr w:val="none" w:sz="0" w:space="0" w:color="auto" w:frame="1"/>
+        </w:rPr>
+        <w:t>p</w:t>
+      </w:r>
+      <w:r>
+        <w:rPr>
+          <w:rStyle w:val="hljs-tag"/>
+          <w:color w:val="444746"/>
+          <w:sz w:val="21"/>
+          <w:szCs w:val="21"/>
+          <w:bdr w:val="none" w:sz="0" w:space="0" w:color="auto" w:frame="1"/>
+        </w:rPr>
+        <w:t>&gt;</w:t>
+      </w:r>
+    </w:p>
+    <w:p>
+      <w:pPr>
+        <w:pStyle w:val="Pr-formataoHTML"/>
+        <w:rPr>
+          <w:rStyle w:val="CdigoHTML"/>
+          <w:color w:val="444746"/>
+          <w:sz w:val="21"/>
+          <w:szCs w:val="21"/>
+          <w:bdr w:val="none" w:sz="0" w:space="0" w:color="auto" w:frame="1"/>
+        </w:rPr>
+      </w:pPr>
+      <w:r>
+        <w:rPr>
+          <w:rStyle w:val="CdigoHTML"/>
+          <w:color w:val="444746"/>
+          <w:sz w:val="21"/>
+          <w:szCs w:val="21"/>
+          <w:bdr w:val="none" w:sz="0" w:space="0" w:color="auto" w:frame="1"/>
+        </w:rPr>
+        <w:t xml:space="preserve">        </w:t>
+      </w:r>
+      <w:r>
+        <w:rPr>
+          <w:rStyle w:val="hljs-tag"/>
+          <w:color w:val="444746"/>
+          <w:sz w:val="21"/>
+          <w:szCs w:val="21"/>
+          <w:bdr w:val="none" w:sz="0" w:space="0" w:color="auto" w:frame="1"/>
+        </w:rPr>
+        <w:t>&lt;</w:t>
+      </w:r>
+      <w:proofErr w:type="spellStart"/>
+      <w:r>
+        <w:rPr>
+          <w:rStyle w:val="hljs-name"/>
+          <w:rFonts w:eastAsiaTheme="majorEastAsia"/>
+          <w:color w:val="D93025"/>
+          <w:sz w:val="21"/>
+          <w:szCs w:val="21"/>
+          <w:bdr w:val="none" w:sz="0" w:space="0" w:color="auto" w:frame="1"/>
+        </w:rPr>
+        <w:t>hr</w:t>
+      </w:r>
+      <w:proofErr w:type="spellEnd"/>
+      <w:r>
+        <w:rPr>
+          <w:rStyle w:val="hljs-tag"/>
+          <w:color w:val="444746"/>
+          <w:sz w:val="21"/>
+          <w:szCs w:val="21"/>
+          <w:bdr w:val="none" w:sz="0" w:space="0" w:color="auto" w:frame="1"/>
+        </w:rPr>
+        <w:t>&gt;</w:t>
+      </w:r>
+    </w:p>
+    <w:p>
+      <w:pPr>
+        <w:pStyle w:val="Pr-formataoHTML"/>
+        <w:rPr>
+          <w:rStyle w:val="CdigoHTML"/>
+          <w:color w:val="444746"/>
+          <w:sz w:val="21"/>
+          <w:szCs w:val="21"/>
+          <w:bdr w:val="none" w:sz="0" w:space="0" w:color="auto" w:frame="1"/>
+        </w:rPr>
+      </w:pPr>
+      <w:r>
+        <w:rPr>
+          <w:rStyle w:val="CdigoHTML"/>
+          <w:color w:val="444746"/>
+          <w:sz w:val="21"/>
+          <w:szCs w:val="21"/>
+          <w:bdr w:val="none" w:sz="0" w:space="0" w:color="auto" w:frame="1"/>
+        </w:rPr>
+        <w:t xml:space="preserve">        </w:t>
+      </w:r>
+      <w:r>
+        <w:rPr>
+          <w:rStyle w:val="hljs-tag"/>
+          <w:color w:val="444746"/>
+          <w:sz w:val="21"/>
+          <w:szCs w:val="21"/>
+          <w:bdr w:val="none" w:sz="0" w:space="0" w:color="auto" w:frame="1"/>
+        </w:rPr>
+        <w:t>&lt;</w:t>
+      </w:r>
+      <w:r>
+        <w:rPr>
+          <w:rStyle w:val="hljs-name"/>
+          <w:rFonts w:eastAsiaTheme="majorEastAsia"/>
+          <w:color w:val="D93025"/>
+          <w:sz w:val="21"/>
+          <w:szCs w:val="21"/>
+          <w:bdr w:val="none" w:sz="0" w:space="0" w:color="auto" w:frame="1"/>
+        </w:rPr>
+        <w:t>p</w:t>
+      </w:r>
+      <w:r>
+        <w:rPr>
+          <w:rStyle w:val="hljs-tag"/>
+          <w:color w:val="444746"/>
+          <w:sz w:val="21"/>
+          <w:szCs w:val="21"/>
+          <w:bdr w:val="none" w:sz="0" w:space="0" w:color="auto" w:frame="1"/>
+        </w:rPr>
+        <w:t>&gt;&lt;</w:t>
+      </w:r>
+      <w:proofErr w:type="spellStart"/>
+      <w:r>
+        <w:rPr>
+          <w:rStyle w:val="hljs-name"/>
+          <w:rFonts w:eastAsiaTheme="majorEastAsia"/>
+          <w:color w:val="D93025"/>
+          <w:sz w:val="21"/>
+          <w:szCs w:val="21"/>
+          <w:bdr w:val="none" w:sz="0" w:space="0" w:color="auto" w:frame="1"/>
+        </w:rPr>
+        <w:t>small</w:t>
+      </w:r>
+      <w:proofErr w:type="spellEnd"/>
+      <w:r>
+        <w:rPr>
+          <w:rStyle w:val="hljs-tag"/>
+          <w:color w:val="444746"/>
+          <w:sz w:val="21"/>
+          <w:szCs w:val="21"/>
+          <w:bdr w:val="none" w:sz="0" w:space="0" w:color="auto" w:frame="1"/>
+        </w:rPr>
+        <w:t>&gt;</w:t>
+      </w:r>
+      <w:r>
+        <w:rPr>
+          <w:rStyle w:val="CdigoHTML"/>
+          <w:color w:val="444746"/>
+          <w:sz w:val="21"/>
+          <w:szCs w:val="21"/>
+          <w:bdr w:val="none" w:sz="0" w:space="0" w:color="auto" w:frame="1"/>
+        </w:rPr>
+        <w:t xml:space="preserve">Tipagem detectada: </w:t>
+      </w:r>
+      <w:r>
+        <w:rPr>
+          <w:rStyle w:val="hljs-tag"/>
+          <w:color w:val="444746"/>
+          <w:sz w:val="21"/>
+          <w:szCs w:val="21"/>
+          <w:bdr w:val="none" w:sz="0" w:space="0" w:color="auto" w:frame="1"/>
+        </w:rPr>
+        <w:t>&lt;</w:t>
+      </w:r>
+      <w:proofErr w:type="spellStart"/>
+      <w:r>
+        <w:rPr>
+          <w:rStyle w:val="hljs-name"/>
+          <w:rFonts w:eastAsiaTheme="majorEastAsia"/>
+          <w:color w:val="D93025"/>
+          <w:sz w:val="21"/>
+          <w:szCs w:val="21"/>
+          <w:bdr w:val="none" w:sz="0" w:space="0" w:color="auto" w:frame="1"/>
+        </w:rPr>
+        <w:t>span</w:t>
+      </w:r>
+      <w:proofErr w:type="spellEnd"/>
+      <w:r>
+        <w:rPr>
+          <w:rStyle w:val="hljs-tag"/>
+          <w:color w:val="444746"/>
+          <w:sz w:val="21"/>
+          <w:szCs w:val="21"/>
+          <w:bdr w:val="none" w:sz="0" w:space="0" w:color="auto" w:frame="1"/>
+        </w:rPr>
+        <w:t xml:space="preserve"> </w:t>
+      </w:r>
+      <w:r>
+        <w:rPr>
+          <w:rStyle w:val="hljs-attr"/>
+          <w:color w:val="B55908"/>
+          <w:sz w:val="21"/>
+          <w:szCs w:val="21"/>
+          <w:bdr w:val="none" w:sz="0" w:space="0" w:color="auto" w:frame="1"/>
+        </w:rPr>
+        <w:t>id</w:t>
+      </w:r>
+      <w:r>
+        <w:rPr>
+          <w:rStyle w:val="hljs-tag"/>
+          <w:color w:val="444746"/>
+          <w:sz w:val="21"/>
+          <w:szCs w:val="21"/>
+          <w:bdr w:val="none" w:sz="0" w:space="0" w:color="auto" w:frame="1"/>
+        </w:rPr>
+        <w:t>=</w:t>
+      </w:r>
+      <w:r>
+        <w:rPr>
+          <w:rStyle w:val="hljs-string"/>
+          <w:color w:val="188038"/>
+          <w:sz w:val="21"/>
+          <w:szCs w:val="21"/>
+          <w:bdr w:val="none" w:sz="0" w:space="0" w:color="auto" w:frame="1"/>
+        </w:rPr>
+        <w:t>"</w:t>
+      </w:r>
+      <w:proofErr w:type="spellStart"/>
+      <w:r>
+        <w:rPr>
+          <w:rStyle w:val="hljs-string"/>
+          <w:color w:val="188038"/>
+          <w:sz w:val="21"/>
+          <w:szCs w:val="21"/>
+          <w:bdr w:val="none" w:sz="0" w:space="0" w:color="auto" w:frame="1"/>
+        </w:rPr>
+        <w:t>info</w:t>
+      </w:r>
+      <w:proofErr w:type="spellEnd"/>
+      <w:r>
+        <w:rPr>
+          <w:rStyle w:val="hljs-string"/>
+          <w:color w:val="188038"/>
+          <w:sz w:val="21"/>
+          <w:szCs w:val="21"/>
+          <w:bdr w:val="none" w:sz="0" w:space="0" w:color="auto" w:frame="1"/>
+        </w:rPr>
+        <w:t>-tipo"</w:t>
+      </w:r>
+      <w:r>
+        <w:rPr>
+          <w:rStyle w:val="hljs-tag"/>
+          <w:color w:val="444746"/>
+          <w:sz w:val="21"/>
+          <w:szCs w:val="21"/>
+          <w:bdr w:val="none" w:sz="0" w:space="0" w:color="auto" w:frame="1"/>
+        </w:rPr>
+        <w:t>&gt;</w:t>
+      </w:r>
+      <w:r>
+        <w:rPr>
+          <w:rStyle w:val="CdigoHTML"/>
+          <w:color w:val="444746"/>
+          <w:sz w:val="21"/>
+          <w:szCs w:val="21"/>
+          <w:bdr w:val="none" w:sz="0" w:space="0" w:color="auto" w:frame="1"/>
+        </w:rPr>
+        <w:t>--</w:t>
+      </w:r>
+      <w:r>
+        <w:rPr>
+          <w:rStyle w:val="hljs-tag"/>
+          <w:color w:val="444746"/>
+          <w:sz w:val="21"/>
+          <w:szCs w:val="21"/>
+          <w:bdr w:val="none" w:sz="0" w:space="0" w:color="auto" w:frame="1"/>
+        </w:rPr>
+        <w:t>&lt;/</w:t>
+      </w:r>
+      <w:proofErr w:type="spellStart"/>
+      <w:r>
+        <w:rPr>
+          <w:rStyle w:val="hljs-name"/>
+          <w:rFonts w:eastAsiaTheme="majorEastAsia"/>
+          <w:color w:val="D93025"/>
+          <w:sz w:val="21"/>
+          <w:szCs w:val="21"/>
+          <w:bdr w:val="none" w:sz="0" w:space="0" w:color="auto" w:frame="1"/>
+        </w:rPr>
+        <w:t>span</w:t>
+      </w:r>
+      <w:proofErr w:type="spellEnd"/>
+      <w:r>
+        <w:rPr>
+          <w:rStyle w:val="hljs-tag"/>
+          <w:color w:val="444746"/>
+          <w:sz w:val="21"/>
+          <w:szCs w:val="21"/>
+          <w:bdr w:val="none" w:sz="0" w:space="0" w:color="auto" w:frame="1"/>
+        </w:rPr>
+        <w:t>&gt;&lt;/</w:t>
+      </w:r>
+      <w:proofErr w:type="spellStart"/>
+      <w:r>
+        <w:rPr>
+          <w:rStyle w:val="hljs-name"/>
+          <w:rFonts w:eastAsiaTheme="majorEastAsia"/>
+          <w:color w:val="D93025"/>
+          <w:sz w:val="21"/>
+          <w:szCs w:val="21"/>
+          <w:bdr w:val="none" w:sz="0" w:space="0" w:color="auto" w:frame="1"/>
+        </w:rPr>
+        <w:t>small</w:t>
+      </w:r>
+      <w:proofErr w:type="spellEnd"/>
+      <w:r>
+        <w:rPr>
+          <w:rStyle w:val="hljs-tag"/>
+          <w:color w:val="444746"/>
+          <w:sz w:val="21"/>
+          <w:szCs w:val="21"/>
+          <w:bdr w:val="none" w:sz="0" w:space="0" w:color="auto" w:frame="1"/>
+        </w:rPr>
+        <w:t>&gt;&lt;/</w:t>
+      </w:r>
+      <w:r>
+        <w:rPr>
+          <w:rStyle w:val="hljs-name"/>
+          <w:rFonts w:eastAsiaTheme="majorEastAsia"/>
+          <w:color w:val="D93025"/>
+          <w:sz w:val="21"/>
+          <w:szCs w:val="21"/>
+          <w:bdr w:val="none" w:sz="0" w:space="0" w:color="auto" w:frame="1"/>
+        </w:rPr>
+        <w:t>p</w:t>
+      </w:r>
+      <w:r>
+        <w:rPr>
+          <w:rStyle w:val="hljs-tag"/>
+          <w:color w:val="444746"/>
+          <w:sz w:val="21"/>
+          <w:szCs w:val="21"/>
+          <w:bdr w:val="none" w:sz="0" w:space="0" w:color="auto" w:frame="1"/>
+        </w:rPr>
+        <w:t>&gt;</w:t>
+      </w:r>
+    </w:p>
+    <w:p>
+      <w:pPr>
+        <w:pStyle w:val="Pr-formataoHTML"/>
+        <w:rPr>
+          <w:rStyle w:val="CdigoHTML"/>
+          <w:color w:val="444746"/>
+          <w:sz w:val="21"/>
+          <w:szCs w:val="21"/>
+          <w:bdr w:val="none" w:sz="0" w:space="0" w:color="auto" w:frame="1"/>
+        </w:rPr>
+      </w:pPr>
+      <w:r>
+        <w:rPr>
+          <w:rStyle w:val="CdigoHTML"/>
+          <w:color w:val="444746"/>
+          <w:sz w:val="21"/>
+          <w:szCs w:val="21"/>
+          <w:bdr w:val="none" w:sz="0" w:space="0" w:color="auto" w:frame="1"/>
+        </w:rPr>
+        <w:t xml:space="preserve">    </w:t>
+      </w:r>
+      <w:r>
+        <w:rPr>
+          <w:rStyle w:val="hljs-tag"/>
+          <w:color w:val="444746"/>
+          <w:sz w:val="21"/>
+          <w:szCs w:val="21"/>
+          <w:bdr w:val="none" w:sz="0" w:space="0" w:color="auto" w:frame="1"/>
+        </w:rPr>
+        <w:t>&lt;/</w:t>
+      </w:r>
+      <w:proofErr w:type="spellStart"/>
+      <w:r>
+        <w:rPr>
+          <w:rStyle w:val="hljs-name"/>
+          <w:rFonts w:eastAsiaTheme="majorEastAsia"/>
+          <w:color w:val="D93025"/>
+          <w:sz w:val="21"/>
+          <w:szCs w:val="21"/>
+          <w:bdr w:val="none" w:sz="0" w:space="0" w:color="auto" w:frame="1"/>
+        </w:rPr>
+        <w:t>div</w:t>
+      </w:r>
+      <w:proofErr w:type="spellEnd"/>
+      <w:r>
+        <w:rPr>
+          <w:rStyle w:val="hljs-tag"/>
+          <w:color w:val="444746"/>
+          <w:sz w:val="21"/>
+          <w:szCs w:val="21"/>
+          <w:bdr w:val="none" w:sz="0" w:space="0" w:color="auto" w:frame="1"/>
+        </w:rPr>
+        <w:t>&gt;</w:t>
+      </w:r>
+    </w:p>
+    <w:p>
+      <w:pPr>
+        <w:pStyle w:val="Pr-formataoHTML"/>
+        <w:rPr>
+          <w:rStyle w:val="CdigoHTML"/>
+          <w:color w:val="444746"/>
+          <w:sz w:val="21"/>
+          <w:szCs w:val="21"/>
+          <w:bdr w:val="none" w:sz="0" w:space="0" w:color="auto" w:frame="1"/>
+        </w:rPr>
+      </w:pPr>
+      <w:r>
+        <w:rPr>
+          <w:rStyle w:val="CdigoHTML"/>
+          <w:color w:val="444746"/>
+          <w:sz w:val="21"/>
+          <w:szCs w:val="21"/>
+          <w:bdr w:val="none" w:sz="0" w:space="0" w:color="auto" w:frame="1"/>
+        </w:rPr>
+        <w:t xml:space="preserve">    </w:t>
+      </w:r>
+      <w:r>
+        <w:rPr>
+          <w:rStyle w:val="hljs-tag"/>
+          <w:color w:val="444746"/>
+          <w:sz w:val="21"/>
+          <w:szCs w:val="21"/>
+          <w:bdr w:val="none" w:sz="0" w:space="0" w:color="auto" w:frame="1"/>
+        </w:rPr>
+        <w:t>&lt;</w:t>
+      </w:r>
+      <w:r>
+        <w:rPr>
+          <w:rStyle w:val="hljs-name"/>
+          <w:rFonts w:eastAsiaTheme="majorEastAsia"/>
+          <w:color w:val="D93025"/>
+          <w:sz w:val="21"/>
+          <w:szCs w:val="21"/>
+          <w:bdr w:val="none" w:sz="0" w:space="0" w:color="auto" w:frame="1"/>
+        </w:rPr>
+        <w:t>script</w:t>
+      </w:r>
+      <w:r>
+        <w:rPr>
+          <w:rStyle w:val="hljs-tag"/>
+          <w:color w:val="444746"/>
+          <w:sz w:val="21"/>
+          <w:szCs w:val="21"/>
+          <w:bdr w:val="none" w:sz="0" w:space="0" w:color="auto" w:frame="1"/>
+        </w:rPr>
+        <w:t xml:space="preserve"> </w:t>
+      </w:r>
+      <w:proofErr w:type="spellStart"/>
+      <w:r>
+        <w:rPr>
+          <w:rStyle w:val="hljs-attr"/>
+          <w:color w:val="B55908"/>
+          <w:sz w:val="21"/>
+          <w:szCs w:val="21"/>
+          <w:bdr w:val="none" w:sz="0" w:space="0" w:color="auto" w:frame="1"/>
+        </w:rPr>
+        <w:t>src</w:t>
+      </w:r>
+      <w:proofErr w:type="spellEnd"/>
+      <w:r>
+        <w:rPr>
+          <w:rStyle w:val="hljs-tag"/>
+          <w:color w:val="444746"/>
+          <w:sz w:val="21"/>
+          <w:szCs w:val="21"/>
+          <w:bdr w:val="none" w:sz="0" w:space="0" w:color="auto" w:frame="1"/>
+        </w:rPr>
+        <w:t>=</w:t>
+      </w:r>
+      <w:r>
+        <w:rPr>
+          <w:rStyle w:val="hljs-string"/>
+          <w:color w:val="188038"/>
+          <w:sz w:val="21"/>
+          <w:szCs w:val="21"/>
+          <w:bdr w:val="none" w:sz="0" w:space="0" w:color="auto" w:frame="1"/>
+        </w:rPr>
+        <w:t>"script.js"</w:t>
+      </w:r>
+      <w:r>
+        <w:rPr>
+          <w:rStyle w:val="hljs-tag"/>
+          <w:color w:val="444746"/>
+          <w:sz w:val="21"/>
+          <w:szCs w:val="21"/>
+          <w:bdr w:val="none" w:sz="0" w:space="0" w:color="auto" w:frame="1"/>
+        </w:rPr>
+        <w:t>&gt;&lt;/</w:t>
+      </w:r>
+      <w:r>
+        <w:rPr>
+          <w:rStyle w:val="hljs-name"/>
+          <w:rFonts w:eastAsiaTheme="majorEastAsia"/>
+          <w:color w:val="D93025"/>
+          <w:sz w:val="21"/>
+          <w:szCs w:val="21"/>
+          <w:bdr w:val="none" w:sz="0" w:space="0" w:color="auto" w:frame="1"/>
+        </w:rPr>
+        <w:t>script</w:t>
+      </w:r>
+      <w:r>
+        <w:rPr>
+          <w:rStyle w:val="hljs-tag"/>
+          <w:color w:val="444746"/>
+          <w:sz w:val="21"/>
+          <w:szCs w:val="21"/>
+          <w:bdr w:val="none" w:sz="0" w:space="0" w:color="auto" w:frame="1"/>
+        </w:rPr>
+        <w:t>&gt;</w:t>
+      </w:r>
+    </w:p>
+    <w:p>
+      <w:pPr>
+        <w:pStyle w:val="Pr-formataoHTML"/>
+        <w:rPr>
+          <w:rStyle w:val="CdigoHTML"/>
+          <w:color w:val="444746"/>
+          <w:sz w:val="21"/>
+          <w:szCs w:val="21"/>
+          <w:bdr w:val="none" w:sz="0" w:space="0" w:color="auto" w:frame="1"/>
+        </w:rPr>
+      </w:pPr>
+      <w:r>
+        <w:rPr>
+          <w:rStyle w:val="hljs-tag"/>
+          <w:color w:val="444746"/>
+          <w:sz w:val="21"/>
+          <w:szCs w:val="21"/>
+          <w:bdr w:val="none" w:sz="0" w:space="0" w:color="auto" w:frame="1"/>
+        </w:rPr>
+        <w:t>&lt;/</w:t>
+      </w:r>
+      <w:r>
+        <w:rPr>
+          <w:rStyle w:val="hljs-name"/>
+          <w:rFonts w:eastAsiaTheme="majorEastAsia"/>
+          <w:color w:val="D93025"/>
+          <w:sz w:val="21"/>
+          <w:szCs w:val="21"/>
+          <w:bdr w:val="none" w:sz="0" w:space="0" w:color="auto" w:frame="1"/>
+        </w:rPr>
+        <w:t>body</w:t>
+      </w:r>
+      <w:r>
+        <w:rPr>
+          <w:rStyle w:val="hljs-tag"/>
+          <w:color w:val="444746"/>
+          <w:sz w:val="21"/>
+          <w:szCs w:val="21"/>
+          <w:bdr w:val="none" w:sz="0" w:space="0" w:color="auto" w:frame="1"/>
+        </w:rPr>
+        <w:t>&gt;</w:t>
+      </w:r>
+    </w:p>
+    <w:p>
+      <w:pPr>
+        <w:pStyle w:val="Pr-formataoHTML"/>
+        <w:rPr>
+          <w:rStyle w:val="CdigoHTML"/>
+          <w:color w:val="444746"/>
+          <w:sz w:val="21"/>
+          <w:szCs w:val="21"/>
+          <w:bdr w:val="none" w:sz="0" w:space="0" w:color="auto" w:frame="1"/>
+        </w:rPr>
+      </w:pPr>
+      <w:r>
+        <w:rPr>
+          <w:rStyle w:val="hljs-tag"/>
+          <w:color w:val="444746"/>
+          <w:sz w:val="21"/>
+          <w:szCs w:val="21"/>
+          <w:bdr w:val="none" w:sz="0" w:space="0" w:color="auto" w:frame="1"/>
+        </w:rPr>
+        <w:t>&lt;/</w:t>
+      </w:r>
+      <w:r>
+        <w:rPr>
+          <w:rStyle w:val="hljs-name"/>
+          <w:rFonts w:eastAsiaTheme="majorEastAsia"/>
+          <w:color w:val="D93025"/>
+          <w:sz w:val="21"/>
+          <w:szCs w:val="21"/>
+          <w:bdr w:val="none" w:sz="0" w:space="0" w:color="auto" w:frame="1"/>
+        </w:rPr>
+        <w:t>html</w:t>
+      </w:r>
+      <w:r>
+        <w:rPr>
+          <w:rStyle w:val="hljs-tag"/>
+          <w:color w:val="444746"/>
+          <w:sz w:val="21"/>
+          <w:szCs w:val="21"/>
+          <w:bdr w:val="none" w:sz="0" w:space="0" w:color="auto" w:frame="1"/>
+        </w:rPr>
+        <w:t>&gt;</w:t>
+      </w:r>
+    </w:p>
+    <w:p>
+      <w:pPr>
+        <w:pStyle w:val="Ttulo3"/>
+        <w:spacing w:after="120"/>
+        <w:rPr>
+          <w:color w:val="1F1F1F"/>
+        </w:rPr>
+      </w:pPr>
+      <w:r>
+        <w:rPr>
+          <w:color w:val="1F1F1F"/>
+        </w:rPr>
+        <w:t>3. Design (style.css)</w:t>
+      </w:r>
+    </w:p>
+    <w:p>
+      <w:pPr>
+        <w:rPr>
+          <w:color w:val="444746"/>
+        </w:rPr>
+      </w:pPr>
+      <w:r>
+        <w:rPr>
+          <w:rStyle w:val="ng-tns-c4081627429-257"/>
+          <w:color w:val="444746"/>
+          <w:bdr w:val="none" w:sz="0" w:space="0" w:color="auto" w:frame="1"/>
+        </w:rPr>
+        <w:t>CSS</w:t>
+      </w:r>
+    </w:p>
+    <w:p>
+      <w:pPr>
+        <w:pStyle w:val="Pr-formataoHTML"/>
+        <w:rPr>
+          <w:rStyle w:val="CdigoHTML"/>
+          <w:color w:val="444746"/>
+          <w:sz w:val="21"/>
+          <w:szCs w:val="21"/>
+          <w:bdr w:val="none" w:sz="0" w:space="0" w:color="auto" w:frame="1"/>
+        </w:rPr>
+      </w:pPr>
+      <w:r>
+        <w:rPr>
+          <w:rStyle w:val="hljs-selector-tag"/>
+          <w:color w:val="D93025"/>
+          <w:sz w:val="21"/>
+          <w:szCs w:val="21"/>
+          <w:bdr w:val="none" w:sz="0" w:space="0" w:color="auto" w:frame="1"/>
+        </w:rPr>
+        <w:t>body</w:t>
+      </w:r>
+      <w:r>
+        <w:rPr>
+          <w:rStyle w:val="CdigoHTML"/>
+          <w:color w:val="444746"/>
+          <w:sz w:val="21"/>
+          <w:szCs w:val="21"/>
+          <w:bdr w:val="none" w:sz="0" w:space="0" w:color="auto" w:frame="1"/>
+        </w:rPr>
+        <w:t xml:space="preserve"> { </w:t>
+      </w:r>
+      <w:proofErr w:type="spellStart"/>
+      <w:r>
+        <w:rPr>
+          <w:rStyle w:val="hljs-attribute"/>
+          <w:color w:val="444746"/>
+          <w:sz w:val="21"/>
+          <w:szCs w:val="21"/>
+          <w:bdr w:val="none" w:sz="0" w:space="0" w:color="auto" w:frame="1"/>
+        </w:rPr>
+        <w:t>font-family</w:t>
+      </w:r>
+      <w:proofErr w:type="spellEnd"/>
+      <w:r>
+        <w:rPr>
+          <w:rStyle w:val="CdigoHTML"/>
+          <w:color w:val="444746"/>
+          <w:sz w:val="21"/>
+          <w:szCs w:val="21"/>
+          <w:bdr w:val="none" w:sz="0" w:space="0" w:color="auto" w:frame="1"/>
+        </w:rPr>
+        <w:t xml:space="preserve">: </w:t>
+      </w:r>
+      <w:r>
+        <w:rPr>
+          <w:rStyle w:val="hljs-string"/>
+          <w:color w:val="188038"/>
+          <w:sz w:val="21"/>
+          <w:szCs w:val="21"/>
+          <w:bdr w:val="none" w:sz="0" w:space="0" w:color="auto" w:frame="1"/>
+        </w:rPr>
+        <w:t>'Segoe UI'</w:t>
+      </w:r>
+      <w:r>
+        <w:rPr>
+          <w:rStyle w:val="CdigoHTML"/>
+          <w:color w:val="444746"/>
+          <w:sz w:val="21"/>
+          <w:szCs w:val="21"/>
+          <w:bdr w:val="none" w:sz="0" w:space="0" w:color="auto" w:frame="1"/>
+        </w:rPr>
+        <w:t xml:space="preserve">, </w:t>
+      </w:r>
+      <w:proofErr w:type="spellStart"/>
+      <w:r>
+        <w:rPr>
+          <w:rStyle w:val="CdigoHTML"/>
+          <w:color w:val="444746"/>
+          <w:sz w:val="21"/>
+          <w:szCs w:val="21"/>
+          <w:bdr w:val="none" w:sz="0" w:space="0" w:color="auto" w:frame="1"/>
+        </w:rPr>
+        <w:t>sans-serif</w:t>
+      </w:r>
+      <w:proofErr w:type="spellEnd"/>
+      <w:r>
+        <w:rPr>
+          <w:rStyle w:val="CdigoHTML"/>
+          <w:color w:val="444746"/>
+          <w:sz w:val="21"/>
+          <w:szCs w:val="21"/>
+          <w:bdr w:val="none" w:sz="0" w:space="0" w:color="auto" w:frame="1"/>
+        </w:rPr>
+        <w:t xml:space="preserve">; </w:t>
+      </w:r>
+      <w:r>
+        <w:rPr>
+          <w:rStyle w:val="hljs-attribute"/>
+          <w:color w:val="444746"/>
+          <w:sz w:val="21"/>
+          <w:szCs w:val="21"/>
+          <w:bdr w:val="none" w:sz="0" w:space="0" w:color="auto" w:frame="1"/>
+        </w:rPr>
+        <w:t>display</w:t>
+      </w:r>
+      <w:r>
+        <w:rPr>
+          <w:rStyle w:val="CdigoHTML"/>
+          <w:color w:val="444746"/>
+          <w:sz w:val="21"/>
+          <w:szCs w:val="21"/>
+          <w:bdr w:val="none" w:sz="0" w:space="0" w:color="auto" w:frame="1"/>
+        </w:rPr>
+        <w:t xml:space="preserve">: </w:t>
+      </w:r>
+      <w:proofErr w:type="spellStart"/>
+      <w:r>
+        <w:rPr>
+          <w:rStyle w:val="CdigoHTML"/>
+          <w:color w:val="444746"/>
+          <w:sz w:val="21"/>
+          <w:szCs w:val="21"/>
+          <w:bdr w:val="none" w:sz="0" w:space="0" w:color="auto" w:frame="1"/>
+        </w:rPr>
+        <w:t>flex</w:t>
+      </w:r>
+      <w:proofErr w:type="spellEnd"/>
+      <w:r>
+        <w:rPr>
+          <w:rStyle w:val="CdigoHTML"/>
+          <w:color w:val="444746"/>
+          <w:sz w:val="21"/>
+          <w:szCs w:val="21"/>
+          <w:bdr w:val="none" w:sz="0" w:space="0" w:color="auto" w:frame="1"/>
+        </w:rPr>
+        <w:t xml:space="preserve">; </w:t>
+      </w:r>
+      <w:proofErr w:type="spellStart"/>
+      <w:r>
+        <w:rPr>
+          <w:rStyle w:val="hljs-attribute"/>
+          <w:color w:val="444746"/>
+          <w:sz w:val="21"/>
+          <w:szCs w:val="21"/>
+          <w:bdr w:val="none" w:sz="0" w:space="0" w:color="auto" w:frame="1"/>
+        </w:rPr>
+        <w:t>justify-content</w:t>
+      </w:r>
+      <w:proofErr w:type="spellEnd"/>
+      <w:r>
+        <w:rPr>
+          <w:rStyle w:val="CdigoHTML"/>
+          <w:color w:val="444746"/>
+          <w:sz w:val="21"/>
+          <w:szCs w:val="21"/>
+          <w:bdr w:val="none" w:sz="0" w:space="0" w:color="auto" w:frame="1"/>
+        </w:rPr>
+        <w:t xml:space="preserve">: center; </w:t>
+      </w:r>
+      <w:proofErr w:type="spellStart"/>
+      <w:r>
+        <w:rPr>
+          <w:rStyle w:val="hljs-attribute"/>
+          <w:color w:val="444746"/>
+          <w:sz w:val="21"/>
+          <w:szCs w:val="21"/>
+          <w:bdr w:val="none" w:sz="0" w:space="0" w:color="auto" w:frame="1"/>
+        </w:rPr>
+        <w:t>padding</w:t>
+      </w:r>
+      <w:proofErr w:type="spellEnd"/>
+      <w:r>
+        <w:rPr>
+          <w:rStyle w:val="hljs-attribute"/>
+          <w:color w:val="444746"/>
+          <w:sz w:val="21"/>
+          <w:szCs w:val="21"/>
+          <w:bdr w:val="none" w:sz="0" w:space="0" w:color="auto" w:frame="1"/>
+        </w:rPr>
+        <w:t>-top</w:t>
+      </w:r>
+      <w:r>
+        <w:rPr>
+          <w:rStyle w:val="CdigoHTML"/>
+          <w:color w:val="444746"/>
+          <w:sz w:val="21"/>
+          <w:szCs w:val="21"/>
+          <w:bdr w:val="none" w:sz="0" w:space="0" w:color="auto" w:frame="1"/>
+        </w:rPr>
+        <w:t xml:space="preserve">: </w:t>
+      </w:r>
+      <w:r>
+        <w:rPr>
+          <w:rStyle w:val="hljs-number"/>
+          <w:color w:val="B55908"/>
+          <w:sz w:val="21"/>
+          <w:szCs w:val="21"/>
+          <w:bdr w:val="none" w:sz="0" w:space="0" w:color="auto" w:frame="1"/>
+        </w:rPr>
+        <w:t>50px</w:t>
+      </w:r>
+      <w:r>
+        <w:rPr>
+          <w:rStyle w:val="CdigoHTML"/>
+          <w:color w:val="444746"/>
+          <w:sz w:val="21"/>
+          <w:szCs w:val="21"/>
+          <w:bdr w:val="none" w:sz="0" w:space="0" w:color="auto" w:frame="1"/>
+        </w:rPr>
+        <w:t xml:space="preserve">; </w:t>
+      </w:r>
+      <w:r>
+        <w:rPr>
+          <w:rStyle w:val="hljs-attribute"/>
+          <w:color w:val="444746"/>
+          <w:sz w:val="21"/>
+          <w:szCs w:val="21"/>
+          <w:bdr w:val="none" w:sz="0" w:space="0" w:color="auto" w:frame="1"/>
+        </w:rPr>
+        <w:t>background-color</w:t>
+      </w:r>
+      <w:r>
+        <w:rPr>
+          <w:rStyle w:val="CdigoHTML"/>
+          <w:color w:val="444746"/>
+          <w:sz w:val="21"/>
+          <w:szCs w:val="21"/>
+          <w:bdr w:val="none" w:sz="0" w:space="0" w:color="auto" w:frame="1"/>
+        </w:rPr>
+        <w:t xml:space="preserve">: </w:t>
+      </w:r>
+      <w:r>
+        <w:rPr>
+          <w:rStyle w:val="hljs-number"/>
+          <w:color w:val="B55908"/>
+          <w:sz w:val="21"/>
+          <w:szCs w:val="21"/>
+          <w:bdr w:val="none" w:sz="0" w:space="0" w:color="auto" w:frame="1"/>
+        </w:rPr>
+        <w:t>#f4f4f9</w:t>
+      </w:r>
+      <w:r>
+        <w:rPr>
+          <w:rStyle w:val="CdigoHTML"/>
+          <w:color w:val="444746"/>
+          <w:sz w:val="21"/>
+          <w:szCs w:val="21"/>
+          <w:bdr w:val="none" w:sz="0" w:space="0" w:color="auto" w:frame="1"/>
+        </w:rPr>
+        <w:t>; }</w:t>
+      </w:r>
+    </w:p>
+    <w:p>
+      <w:pPr>
+        <w:pStyle w:val="Pr-formataoHTML"/>
+        <w:rPr>
+          <w:rStyle w:val="CdigoHTML"/>
+          <w:color w:val="444746"/>
+          <w:sz w:val="21"/>
+          <w:szCs w:val="21"/>
+          <w:bdr w:val="none" w:sz="0" w:space="0" w:color="auto" w:frame="1"/>
+        </w:rPr>
+      </w:pPr>
+      <w:r>
+        <w:rPr>
+          <w:rStyle w:val="hljs-selector-class"/>
+          <w:color w:val="8430CE"/>
+          <w:sz w:val="21"/>
+          <w:szCs w:val="21"/>
+          <w:bdr w:val="none" w:sz="0" w:space="0" w:color="auto" w:frame="1"/>
+        </w:rPr>
+        <w:t>.card</w:t>
+      </w:r>
+      <w:r>
+        <w:rPr>
+          <w:rStyle w:val="CdigoHTML"/>
+          <w:color w:val="444746"/>
+          <w:sz w:val="21"/>
+          <w:szCs w:val="21"/>
+          <w:bdr w:val="none" w:sz="0" w:space="0" w:color="auto" w:frame="1"/>
+        </w:rPr>
+        <w:t xml:space="preserve"> { </w:t>
+      </w:r>
+      <w:r>
+        <w:rPr>
+          <w:rStyle w:val="hljs-attribute"/>
+          <w:color w:val="444746"/>
+          <w:sz w:val="21"/>
+          <w:szCs w:val="21"/>
+          <w:bdr w:val="none" w:sz="0" w:space="0" w:color="auto" w:frame="1"/>
+        </w:rPr>
+        <w:t>background</w:t>
+      </w:r>
+      <w:r>
+        <w:rPr>
+          <w:rStyle w:val="CdigoHTML"/>
+          <w:color w:val="444746"/>
+          <w:sz w:val="21"/>
+          <w:szCs w:val="21"/>
+          <w:bdr w:val="none" w:sz="0" w:space="0" w:color="auto" w:frame="1"/>
+        </w:rPr>
+        <w:t xml:space="preserve">: </w:t>
+      </w:r>
+      <w:proofErr w:type="spellStart"/>
+      <w:r>
+        <w:rPr>
+          <w:rStyle w:val="CdigoHTML"/>
+          <w:color w:val="444746"/>
+          <w:sz w:val="21"/>
+          <w:szCs w:val="21"/>
+          <w:bdr w:val="none" w:sz="0" w:space="0" w:color="auto" w:frame="1"/>
+        </w:rPr>
+        <w:t>white</w:t>
+      </w:r>
+      <w:proofErr w:type="spellEnd"/>
+      <w:r>
+        <w:rPr>
+          <w:rStyle w:val="CdigoHTML"/>
+          <w:color w:val="444746"/>
+          <w:sz w:val="21"/>
+          <w:szCs w:val="21"/>
+          <w:bdr w:val="none" w:sz="0" w:space="0" w:color="auto" w:frame="1"/>
+        </w:rPr>
+        <w:t xml:space="preserve">; </w:t>
+      </w:r>
+      <w:proofErr w:type="spellStart"/>
+      <w:r>
+        <w:rPr>
+          <w:rStyle w:val="hljs-attribute"/>
+          <w:color w:val="444746"/>
+          <w:sz w:val="21"/>
+          <w:szCs w:val="21"/>
+          <w:bdr w:val="none" w:sz="0" w:space="0" w:color="auto" w:frame="1"/>
+        </w:rPr>
+        <w:t>padding</w:t>
+      </w:r>
+      <w:proofErr w:type="spellEnd"/>
+      <w:r>
+        <w:rPr>
+          <w:rStyle w:val="CdigoHTML"/>
+          <w:color w:val="444746"/>
+          <w:sz w:val="21"/>
+          <w:szCs w:val="21"/>
+          <w:bdr w:val="none" w:sz="0" w:space="0" w:color="auto" w:frame="1"/>
+        </w:rPr>
+        <w:t xml:space="preserve">: </w:t>
+      </w:r>
+      <w:r>
+        <w:rPr>
+          <w:rStyle w:val="hljs-number"/>
+          <w:color w:val="B55908"/>
+          <w:sz w:val="21"/>
+          <w:szCs w:val="21"/>
+          <w:bdr w:val="none" w:sz="0" w:space="0" w:color="auto" w:frame="1"/>
+        </w:rPr>
+        <w:t>25px</w:t>
+      </w:r>
+      <w:r>
+        <w:rPr>
+          <w:rStyle w:val="CdigoHTML"/>
+          <w:color w:val="444746"/>
+          <w:sz w:val="21"/>
+          <w:szCs w:val="21"/>
+          <w:bdr w:val="none" w:sz="0" w:space="0" w:color="auto" w:frame="1"/>
+        </w:rPr>
+        <w:t xml:space="preserve">; </w:t>
+      </w:r>
+      <w:proofErr w:type="spellStart"/>
+      <w:r>
+        <w:rPr>
+          <w:rStyle w:val="hljs-attribute"/>
+          <w:color w:val="444746"/>
+          <w:sz w:val="21"/>
+          <w:szCs w:val="21"/>
+          <w:bdr w:val="none" w:sz="0" w:space="0" w:color="auto" w:frame="1"/>
+        </w:rPr>
+        <w:t>border-radius</w:t>
+      </w:r>
+      <w:proofErr w:type="spellEnd"/>
+      <w:r>
+        <w:rPr>
+          <w:rStyle w:val="CdigoHTML"/>
+          <w:color w:val="444746"/>
+          <w:sz w:val="21"/>
+          <w:szCs w:val="21"/>
+          <w:bdr w:val="none" w:sz="0" w:space="0" w:color="auto" w:frame="1"/>
+        </w:rPr>
+        <w:t xml:space="preserve">: </w:t>
+      </w:r>
+      <w:r>
+        <w:rPr>
+          <w:rStyle w:val="hljs-number"/>
+          <w:color w:val="B55908"/>
+          <w:sz w:val="21"/>
+          <w:szCs w:val="21"/>
+          <w:bdr w:val="none" w:sz="0" w:space="0" w:color="auto" w:frame="1"/>
+        </w:rPr>
+        <w:t>12px</w:t>
+      </w:r>
+      <w:r>
+        <w:rPr>
+          <w:rStyle w:val="CdigoHTML"/>
+          <w:color w:val="444746"/>
+          <w:sz w:val="21"/>
+          <w:szCs w:val="21"/>
+          <w:bdr w:val="none" w:sz="0" w:space="0" w:color="auto" w:frame="1"/>
+        </w:rPr>
+        <w:t xml:space="preserve">; </w:t>
+      </w:r>
+      <w:r>
+        <w:rPr>
+          <w:rStyle w:val="hljs-attribute"/>
+          <w:color w:val="444746"/>
+          <w:sz w:val="21"/>
+          <w:szCs w:val="21"/>
+          <w:bdr w:val="none" w:sz="0" w:space="0" w:color="auto" w:frame="1"/>
+        </w:rPr>
+        <w:t>box-</w:t>
+      </w:r>
+      <w:proofErr w:type="spellStart"/>
+      <w:r>
+        <w:rPr>
+          <w:rStyle w:val="hljs-attribute"/>
+          <w:color w:val="444746"/>
+          <w:sz w:val="21"/>
+          <w:szCs w:val="21"/>
+          <w:bdr w:val="none" w:sz="0" w:space="0" w:color="auto" w:frame="1"/>
+        </w:rPr>
+        <w:t>shadow</w:t>
+      </w:r>
+      <w:proofErr w:type="spellEnd"/>
+      <w:r>
+        <w:rPr>
+          <w:rStyle w:val="CdigoHTML"/>
+          <w:color w:val="444746"/>
+          <w:sz w:val="21"/>
+          <w:szCs w:val="21"/>
+          <w:bdr w:val="none" w:sz="0" w:space="0" w:color="auto" w:frame="1"/>
+        </w:rPr>
+        <w:t xml:space="preserve">: </w:t>
+      </w:r>
+      <w:r>
+        <w:rPr>
+          <w:rStyle w:val="hljs-number"/>
+          <w:color w:val="B55908"/>
+          <w:sz w:val="21"/>
+          <w:szCs w:val="21"/>
+          <w:bdr w:val="none" w:sz="0" w:space="0" w:color="auto" w:frame="1"/>
+        </w:rPr>
+        <w:t>0</w:t>
+      </w:r>
+      <w:r>
+        <w:rPr>
+          <w:rStyle w:val="CdigoHTML"/>
+          <w:color w:val="444746"/>
+          <w:sz w:val="21"/>
+          <w:szCs w:val="21"/>
+          <w:bdr w:val="none" w:sz="0" w:space="0" w:color="auto" w:frame="1"/>
+        </w:rPr>
+        <w:t xml:space="preserve"> </w:t>
+      </w:r>
+      <w:r>
+        <w:rPr>
+          <w:rStyle w:val="hljs-number"/>
+          <w:color w:val="B55908"/>
+          <w:sz w:val="21"/>
+          <w:szCs w:val="21"/>
+          <w:bdr w:val="none" w:sz="0" w:space="0" w:color="auto" w:frame="1"/>
+        </w:rPr>
+        <w:t>8px</w:t>
+      </w:r>
+      <w:r>
+        <w:rPr>
+          <w:rStyle w:val="CdigoHTML"/>
+          <w:color w:val="444746"/>
+          <w:sz w:val="21"/>
+          <w:szCs w:val="21"/>
+          <w:bdr w:val="none" w:sz="0" w:space="0" w:color="auto" w:frame="1"/>
+        </w:rPr>
+        <w:t xml:space="preserve"> </w:t>
+      </w:r>
+      <w:r>
+        <w:rPr>
+          <w:rStyle w:val="hljs-number"/>
+          <w:color w:val="B55908"/>
+          <w:sz w:val="21"/>
+          <w:szCs w:val="21"/>
+          <w:bdr w:val="none" w:sz="0" w:space="0" w:color="auto" w:frame="1"/>
+        </w:rPr>
+        <w:t>16px</w:t>
+      </w:r>
+      <w:r>
+        <w:rPr>
+          <w:rStyle w:val="CdigoHTML"/>
+          <w:color w:val="444746"/>
+          <w:sz w:val="21"/>
+          <w:szCs w:val="21"/>
+          <w:bdr w:val="none" w:sz="0" w:space="0" w:color="auto" w:frame="1"/>
+        </w:rPr>
+        <w:t xml:space="preserve"> </w:t>
+      </w:r>
+      <w:proofErr w:type="spellStart"/>
+      <w:r>
+        <w:rPr>
+          <w:rStyle w:val="hljs-builtin"/>
+          <w:color w:val="1967D2"/>
+          <w:sz w:val="21"/>
+          <w:szCs w:val="21"/>
+          <w:bdr w:val="none" w:sz="0" w:space="0" w:color="auto" w:frame="1"/>
+        </w:rPr>
+        <w:t>rgba</w:t>
+      </w:r>
+      <w:proofErr w:type="spellEnd"/>
+      <w:r>
+        <w:rPr>
+          <w:rStyle w:val="CdigoHTML"/>
+          <w:color w:val="444746"/>
+          <w:sz w:val="21"/>
+          <w:szCs w:val="21"/>
+          <w:bdr w:val="none" w:sz="0" w:space="0" w:color="auto" w:frame="1"/>
+        </w:rPr>
+        <w:t>(</w:t>
+      </w:r>
+      <w:r>
+        <w:rPr>
+          <w:rStyle w:val="hljs-number"/>
+          <w:color w:val="B55908"/>
+          <w:sz w:val="21"/>
+          <w:szCs w:val="21"/>
+          <w:bdr w:val="none" w:sz="0" w:space="0" w:color="auto" w:frame="1"/>
+        </w:rPr>
+        <w:t>0</w:t>
+      </w:r>
+      <w:r>
+        <w:rPr>
+          <w:rStyle w:val="CdigoHTML"/>
+          <w:color w:val="444746"/>
+          <w:sz w:val="21"/>
+          <w:szCs w:val="21"/>
+          <w:bdr w:val="none" w:sz="0" w:space="0" w:color="auto" w:frame="1"/>
+        </w:rPr>
+        <w:t>,</w:t>
+      </w:r>
+      <w:r>
+        <w:rPr>
+          <w:rStyle w:val="hljs-number"/>
+          <w:color w:val="B55908"/>
+          <w:sz w:val="21"/>
+          <w:szCs w:val="21"/>
+          <w:bdr w:val="none" w:sz="0" w:space="0" w:color="auto" w:frame="1"/>
+        </w:rPr>
+        <w:t>0</w:t>
+      </w:r>
+      <w:r>
+        <w:rPr>
+          <w:rStyle w:val="CdigoHTML"/>
+          <w:color w:val="444746"/>
+          <w:sz w:val="21"/>
+          <w:szCs w:val="21"/>
+          <w:bdr w:val="none" w:sz="0" w:space="0" w:color="auto" w:frame="1"/>
+        </w:rPr>
+        <w:t>,</w:t>
+      </w:r>
+      <w:r>
+        <w:rPr>
+          <w:rStyle w:val="hljs-number"/>
+          <w:color w:val="B55908"/>
+          <w:sz w:val="21"/>
+          <w:szCs w:val="21"/>
+          <w:bdr w:val="none" w:sz="0" w:space="0" w:color="auto" w:frame="1"/>
+        </w:rPr>
+        <w:t>0</w:t>
+      </w:r>
+      <w:r>
+        <w:rPr>
+          <w:rStyle w:val="CdigoHTML"/>
+          <w:color w:val="444746"/>
+          <w:sz w:val="21"/>
+          <w:szCs w:val="21"/>
+          <w:bdr w:val="none" w:sz="0" w:space="0" w:color="auto" w:frame="1"/>
+        </w:rPr>
+        <w:t>,</w:t>
+      </w:r>
+      <w:r>
+        <w:rPr>
+          <w:rStyle w:val="hljs-number"/>
+          <w:color w:val="B55908"/>
+          <w:sz w:val="21"/>
+          <w:szCs w:val="21"/>
+          <w:bdr w:val="none" w:sz="0" w:space="0" w:color="auto" w:frame="1"/>
+        </w:rPr>
+        <w:t>0.1</w:t>
+      </w:r>
+      <w:r>
+        <w:rPr>
+          <w:rStyle w:val="CdigoHTML"/>
+          <w:color w:val="444746"/>
+          <w:sz w:val="21"/>
+          <w:szCs w:val="21"/>
+          <w:bdr w:val="none" w:sz="0" w:space="0" w:color="auto" w:frame="1"/>
+        </w:rPr>
+        <w:t xml:space="preserve">); </w:t>
+      </w:r>
+      <w:proofErr w:type="spellStart"/>
+      <w:r>
+        <w:rPr>
+          <w:rStyle w:val="hljs-attribute"/>
+          <w:color w:val="444746"/>
+          <w:sz w:val="21"/>
+          <w:szCs w:val="21"/>
+          <w:bdr w:val="none" w:sz="0" w:space="0" w:color="auto" w:frame="1"/>
+        </w:rPr>
+        <w:t>width</w:t>
+      </w:r>
+      <w:proofErr w:type="spellEnd"/>
+      <w:r>
+        <w:rPr>
+          <w:rStyle w:val="CdigoHTML"/>
+          <w:color w:val="444746"/>
+          <w:sz w:val="21"/>
+          <w:szCs w:val="21"/>
+          <w:bdr w:val="none" w:sz="0" w:space="0" w:color="auto" w:frame="1"/>
+        </w:rPr>
+        <w:t xml:space="preserve">: </w:t>
+      </w:r>
+      <w:r>
+        <w:rPr>
+          <w:rStyle w:val="hljs-number"/>
+          <w:color w:val="B55908"/>
+          <w:sz w:val="21"/>
+          <w:szCs w:val="21"/>
+          <w:bdr w:val="none" w:sz="0" w:space="0" w:color="auto" w:frame="1"/>
+        </w:rPr>
+        <w:t>320px</w:t>
+      </w:r>
+      <w:r>
+        <w:rPr>
+          <w:rStyle w:val="CdigoHTML"/>
+          <w:color w:val="444746"/>
+          <w:sz w:val="21"/>
+          <w:szCs w:val="21"/>
+          <w:bdr w:val="none" w:sz="0" w:space="0" w:color="auto" w:frame="1"/>
+        </w:rPr>
+        <w:t xml:space="preserve">; </w:t>
+      </w:r>
+      <w:proofErr w:type="spellStart"/>
+      <w:r>
+        <w:rPr>
+          <w:rStyle w:val="hljs-attribute"/>
+          <w:color w:val="444746"/>
+          <w:sz w:val="21"/>
+          <w:szCs w:val="21"/>
+          <w:bdr w:val="none" w:sz="0" w:space="0" w:color="auto" w:frame="1"/>
+        </w:rPr>
+        <w:t>border</w:t>
+      </w:r>
+      <w:proofErr w:type="spellEnd"/>
+      <w:r>
+        <w:rPr>
+          <w:rStyle w:val="hljs-attribute"/>
+          <w:color w:val="444746"/>
+          <w:sz w:val="21"/>
+          <w:szCs w:val="21"/>
+          <w:bdr w:val="none" w:sz="0" w:space="0" w:color="auto" w:frame="1"/>
+        </w:rPr>
+        <w:t>-top</w:t>
+      </w:r>
+      <w:r>
+        <w:rPr>
+          <w:rStyle w:val="CdigoHTML"/>
+          <w:color w:val="444746"/>
+          <w:sz w:val="21"/>
+          <w:szCs w:val="21"/>
+          <w:bdr w:val="none" w:sz="0" w:space="0" w:color="auto" w:frame="1"/>
+        </w:rPr>
+        <w:t xml:space="preserve">: </w:t>
+      </w:r>
+      <w:r>
+        <w:rPr>
+          <w:rStyle w:val="hljs-number"/>
+          <w:color w:val="B55908"/>
+          <w:sz w:val="21"/>
+          <w:szCs w:val="21"/>
+          <w:bdr w:val="none" w:sz="0" w:space="0" w:color="auto" w:frame="1"/>
+        </w:rPr>
+        <w:t>5px</w:t>
+      </w:r>
+      <w:r>
+        <w:rPr>
+          <w:rStyle w:val="CdigoHTML"/>
+          <w:color w:val="444746"/>
+          <w:sz w:val="21"/>
+          <w:szCs w:val="21"/>
+          <w:bdr w:val="none" w:sz="0" w:space="0" w:color="auto" w:frame="1"/>
+        </w:rPr>
+        <w:t xml:space="preserve"> </w:t>
+      </w:r>
+      <w:proofErr w:type="spellStart"/>
+      <w:r>
+        <w:rPr>
+          <w:rStyle w:val="CdigoHTML"/>
+          <w:color w:val="444746"/>
+          <w:sz w:val="21"/>
+          <w:szCs w:val="21"/>
+          <w:bdr w:val="none" w:sz="0" w:space="0" w:color="auto" w:frame="1"/>
+        </w:rPr>
+        <w:t>solid</w:t>
+      </w:r>
+      <w:proofErr w:type="spellEnd"/>
+      <w:r>
+        <w:rPr>
+          <w:rStyle w:val="CdigoHTML"/>
+          <w:color w:val="444746"/>
+          <w:sz w:val="21"/>
+          <w:szCs w:val="21"/>
+          <w:bdr w:val="none" w:sz="0" w:space="0" w:color="auto" w:frame="1"/>
+        </w:rPr>
+        <w:t xml:space="preserve"> </w:t>
+      </w:r>
+      <w:r>
+        <w:rPr>
+          <w:rStyle w:val="hljs-number"/>
+          <w:color w:val="B55908"/>
+          <w:sz w:val="21"/>
+          <w:szCs w:val="21"/>
+          <w:bdr w:val="none" w:sz="0" w:space="0" w:color="auto" w:frame="1"/>
+        </w:rPr>
+        <w:t>#007bff</w:t>
+      </w:r>
+      <w:r>
+        <w:rPr>
+          <w:rStyle w:val="CdigoHTML"/>
+          <w:color w:val="444746"/>
+          <w:sz w:val="21"/>
+          <w:szCs w:val="21"/>
+          <w:bdr w:val="none" w:sz="0" w:space="0" w:color="auto" w:frame="1"/>
+        </w:rPr>
+        <w:t>; }</w:t>
+      </w:r>
+    </w:p>
+    <w:p>
+      <w:pPr>
+        <w:pStyle w:val="Pr-formataoHTML"/>
+        <w:rPr>
+          <w:rStyle w:val="CdigoHTML"/>
+          <w:color w:val="444746"/>
+          <w:sz w:val="21"/>
+          <w:szCs w:val="21"/>
+          <w:bdr w:val="none" w:sz="0" w:space="0" w:color="auto" w:frame="1"/>
+        </w:rPr>
+      </w:pPr>
+      <w:r>
+        <w:rPr>
+          <w:rStyle w:val="hljs-selector-tag"/>
+          <w:color w:val="D93025"/>
+          <w:sz w:val="21"/>
+          <w:szCs w:val="21"/>
+          <w:bdr w:val="none" w:sz="0" w:space="0" w:color="auto" w:frame="1"/>
+        </w:rPr>
+        <w:t>h2</w:t>
+      </w:r>
+      <w:r>
+        <w:rPr>
+          <w:rStyle w:val="CdigoHTML"/>
+          <w:color w:val="444746"/>
+          <w:sz w:val="21"/>
+          <w:szCs w:val="21"/>
+          <w:bdr w:val="none" w:sz="0" w:space="0" w:color="auto" w:frame="1"/>
+        </w:rPr>
+        <w:t xml:space="preserve"> { </w:t>
+      </w:r>
+      <w:r>
+        <w:rPr>
+          <w:rStyle w:val="hljs-attribute"/>
+          <w:color w:val="444746"/>
+          <w:sz w:val="21"/>
+          <w:szCs w:val="21"/>
+          <w:bdr w:val="none" w:sz="0" w:space="0" w:color="auto" w:frame="1"/>
+        </w:rPr>
+        <w:t>color</w:t>
+      </w:r>
+      <w:r>
+        <w:rPr>
+          <w:rStyle w:val="CdigoHTML"/>
+          <w:color w:val="444746"/>
+          <w:sz w:val="21"/>
+          <w:szCs w:val="21"/>
+          <w:bdr w:val="none" w:sz="0" w:space="0" w:color="auto" w:frame="1"/>
+        </w:rPr>
+        <w:t xml:space="preserve">: </w:t>
+      </w:r>
+      <w:r>
+        <w:rPr>
+          <w:rStyle w:val="hljs-number"/>
+          <w:color w:val="B55908"/>
+          <w:sz w:val="21"/>
+          <w:szCs w:val="21"/>
+          <w:bdr w:val="none" w:sz="0" w:space="0" w:color="auto" w:frame="1"/>
+        </w:rPr>
+        <w:t>#333</w:t>
+      </w:r>
+      <w:r>
+        <w:rPr>
+          <w:rStyle w:val="CdigoHTML"/>
+          <w:color w:val="444746"/>
+          <w:sz w:val="21"/>
+          <w:szCs w:val="21"/>
+          <w:bdr w:val="none" w:sz="0" w:space="0" w:color="auto" w:frame="1"/>
+        </w:rPr>
+        <w:t xml:space="preserve">; </w:t>
+      </w:r>
+      <w:proofErr w:type="spellStart"/>
+      <w:r>
+        <w:rPr>
+          <w:rStyle w:val="hljs-attribute"/>
+          <w:color w:val="444746"/>
+          <w:sz w:val="21"/>
+          <w:szCs w:val="21"/>
+          <w:bdr w:val="none" w:sz="0" w:space="0" w:color="auto" w:frame="1"/>
+        </w:rPr>
+        <w:t>margin</w:t>
+      </w:r>
+      <w:proofErr w:type="spellEnd"/>
+      <w:r>
+        <w:rPr>
+          <w:rStyle w:val="hljs-attribute"/>
+          <w:color w:val="444746"/>
+          <w:sz w:val="21"/>
+          <w:szCs w:val="21"/>
+          <w:bdr w:val="none" w:sz="0" w:space="0" w:color="auto" w:frame="1"/>
+        </w:rPr>
+        <w:t>-top</w:t>
+      </w:r>
+      <w:r>
+        <w:rPr>
+          <w:rStyle w:val="CdigoHTML"/>
+          <w:color w:val="444746"/>
+          <w:sz w:val="21"/>
+          <w:szCs w:val="21"/>
+          <w:bdr w:val="none" w:sz="0" w:space="0" w:color="auto" w:frame="1"/>
+        </w:rPr>
+        <w:t xml:space="preserve">: </w:t>
+      </w:r>
+      <w:r>
+        <w:rPr>
+          <w:rStyle w:val="hljs-number"/>
+          <w:color w:val="B55908"/>
+          <w:sz w:val="21"/>
+          <w:szCs w:val="21"/>
+          <w:bdr w:val="none" w:sz="0" w:space="0" w:color="auto" w:frame="1"/>
+        </w:rPr>
+        <w:t>0</w:t>
+      </w:r>
+      <w:r>
+        <w:rPr>
+          <w:rStyle w:val="CdigoHTML"/>
+          <w:color w:val="444746"/>
+          <w:sz w:val="21"/>
+          <w:szCs w:val="21"/>
+          <w:bdr w:val="none" w:sz="0" w:space="0" w:color="auto" w:frame="1"/>
+        </w:rPr>
+        <w:t>; }</w:t>
+      </w:r>
+    </w:p>
+    <w:p>
+      <w:pPr>
+        <w:pStyle w:val="Pr-formataoHTML"/>
+        <w:rPr>
+          <w:rStyle w:val="CdigoHTML"/>
+          <w:color w:val="444746"/>
+          <w:sz w:val="21"/>
+          <w:szCs w:val="21"/>
+          <w:bdr w:val="none" w:sz="0" w:space="0" w:color="auto" w:frame="1"/>
+        </w:rPr>
+      </w:pPr>
+      <w:proofErr w:type="spellStart"/>
+      <w:r>
+        <w:rPr>
+          <w:rStyle w:val="hljs-selector-tag"/>
+          <w:color w:val="D93025"/>
+          <w:sz w:val="21"/>
+          <w:szCs w:val="21"/>
+          <w:bdr w:val="none" w:sz="0" w:space="0" w:color="auto" w:frame="1"/>
+        </w:rPr>
+        <w:t>strong</w:t>
+      </w:r>
+      <w:proofErr w:type="spellEnd"/>
+      <w:r>
+        <w:rPr>
+          <w:rStyle w:val="CdigoHTML"/>
+          <w:color w:val="444746"/>
+          <w:sz w:val="21"/>
+          <w:szCs w:val="21"/>
+          <w:bdr w:val="none" w:sz="0" w:space="0" w:color="auto" w:frame="1"/>
+        </w:rPr>
+        <w:t xml:space="preserve"> { </w:t>
+      </w:r>
+      <w:r>
+        <w:rPr>
+          <w:rStyle w:val="hljs-attribute"/>
+          <w:color w:val="444746"/>
+          <w:sz w:val="21"/>
+          <w:szCs w:val="21"/>
+          <w:bdr w:val="none" w:sz="0" w:space="0" w:color="auto" w:frame="1"/>
+        </w:rPr>
+        <w:t>color</w:t>
+      </w:r>
+      <w:r>
+        <w:rPr>
+          <w:rStyle w:val="CdigoHTML"/>
+          <w:color w:val="444746"/>
+          <w:sz w:val="21"/>
+          <w:szCs w:val="21"/>
+          <w:bdr w:val="none" w:sz="0" w:space="0" w:color="auto" w:frame="1"/>
+        </w:rPr>
+        <w:t xml:space="preserve">: </w:t>
+      </w:r>
+      <w:r>
+        <w:rPr>
+          <w:rStyle w:val="hljs-number"/>
+          <w:color w:val="B55908"/>
+          <w:sz w:val="21"/>
+          <w:szCs w:val="21"/>
+          <w:bdr w:val="none" w:sz="0" w:space="0" w:color="auto" w:frame="1"/>
+        </w:rPr>
+        <w:t>#007bff</w:t>
+      </w:r>
+      <w:r>
+        <w:rPr>
+          <w:rStyle w:val="CdigoHTML"/>
+          <w:color w:val="444746"/>
+          <w:sz w:val="21"/>
+          <w:szCs w:val="21"/>
+          <w:bdr w:val="none" w:sz="0" w:space="0" w:color="auto" w:frame="1"/>
+        </w:rPr>
+        <w:t>; }</w:t>
+      </w:r>
+    </w:p>
+    <w:p>
+      <w:pPr>
+        <w:pStyle w:val="Pr-formataoHTML"/>
+        <w:rPr>
+          <w:rStyle w:val="CdigoHTML"/>
+          <w:color w:val="444746"/>
+          <w:sz w:val="21"/>
+          <w:szCs w:val="21"/>
+          <w:bdr w:val="none" w:sz="0" w:space="0" w:color="auto" w:frame="1"/>
+        </w:rPr>
+      </w:pPr>
+      <w:proofErr w:type="spellStart"/>
+      <w:r>
+        <w:rPr>
+          <w:rStyle w:val="CdigoHTML"/>
+          <w:color w:val="444746"/>
+          <w:sz w:val="21"/>
+          <w:szCs w:val="21"/>
+          <w:bdr w:val="none" w:sz="0" w:space="0" w:color="auto" w:frame="1"/>
+        </w:rPr>
+        <w:t>hr</w:t>
+      </w:r>
+      <w:proofErr w:type="spellEnd"/>
+      <w:r>
+        <w:rPr>
+          <w:rStyle w:val="CdigoHTML"/>
+          <w:color w:val="444746"/>
+          <w:sz w:val="21"/>
+          <w:szCs w:val="21"/>
+          <w:bdr w:val="none" w:sz="0" w:space="0" w:color="auto" w:frame="1"/>
+        </w:rPr>
+        <w:t xml:space="preserve"> { </w:t>
+      </w:r>
+      <w:proofErr w:type="spellStart"/>
+      <w:r>
+        <w:rPr>
+          <w:rStyle w:val="hljs-attribute"/>
+          <w:color w:val="444746"/>
+          <w:sz w:val="21"/>
+          <w:szCs w:val="21"/>
+          <w:bdr w:val="none" w:sz="0" w:space="0" w:color="auto" w:frame="1"/>
+        </w:rPr>
+        <w:t>border</w:t>
+      </w:r>
+      <w:proofErr w:type="spellEnd"/>
+      <w:r>
+        <w:rPr>
+          <w:rStyle w:val="CdigoHTML"/>
+          <w:color w:val="444746"/>
+          <w:sz w:val="21"/>
+          <w:szCs w:val="21"/>
+          <w:bdr w:val="none" w:sz="0" w:space="0" w:color="auto" w:frame="1"/>
+        </w:rPr>
+        <w:t xml:space="preserve">: </w:t>
+      </w:r>
+      <w:r>
+        <w:rPr>
+          <w:rStyle w:val="hljs-number"/>
+          <w:color w:val="B55908"/>
+          <w:sz w:val="21"/>
+          <w:szCs w:val="21"/>
+          <w:bdr w:val="none" w:sz="0" w:space="0" w:color="auto" w:frame="1"/>
+        </w:rPr>
+        <w:t>0</w:t>
+      </w:r>
+      <w:r>
+        <w:rPr>
+          <w:rStyle w:val="CdigoHTML"/>
+          <w:color w:val="444746"/>
+          <w:sz w:val="21"/>
+          <w:szCs w:val="21"/>
+          <w:bdr w:val="none" w:sz="0" w:space="0" w:color="auto" w:frame="1"/>
+        </w:rPr>
+        <w:t xml:space="preserve">; </w:t>
+      </w:r>
+      <w:proofErr w:type="spellStart"/>
+      <w:r>
+        <w:rPr>
+          <w:rStyle w:val="hljs-attribute"/>
+          <w:color w:val="444746"/>
+          <w:sz w:val="21"/>
+          <w:szCs w:val="21"/>
+          <w:bdr w:val="none" w:sz="0" w:space="0" w:color="auto" w:frame="1"/>
+        </w:rPr>
+        <w:t>border</w:t>
+      </w:r>
+      <w:proofErr w:type="spellEnd"/>
+      <w:r>
+        <w:rPr>
+          <w:rStyle w:val="hljs-attribute"/>
+          <w:color w:val="444746"/>
+          <w:sz w:val="21"/>
+          <w:szCs w:val="21"/>
+          <w:bdr w:val="none" w:sz="0" w:space="0" w:color="auto" w:frame="1"/>
+        </w:rPr>
+        <w:t>-top</w:t>
+      </w:r>
+      <w:r>
+        <w:rPr>
+          <w:rStyle w:val="CdigoHTML"/>
+          <w:color w:val="444746"/>
+          <w:sz w:val="21"/>
+          <w:szCs w:val="21"/>
+          <w:bdr w:val="none" w:sz="0" w:space="0" w:color="auto" w:frame="1"/>
+        </w:rPr>
+        <w:t xml:space="preserve">: </w:t>
+      </w:r>
+      <w:r>
+        <w:rPr>
+          <w:rStyle w:val="hljs-number"/>
+          <w:color w:val="B55908"/>
+          <w:sz w:val="21"/>
+          <w:szCs w:val="21"/>
+          <w:bdr w:val="none" w:sz="0" w:space="0" w:color="auto" w:frame="1"/>
+        </w:rPr>
+        <w:t>1px</w:t>
+      </w:r>
+      <w:r>
+        <w:rPr>
+          <w:rStyle w:val="CdigoHTML"/>
+          <w:color w:val="444746"/>
+          <w:sz w:val="21"/>
+          <w:szCs w:val="21"/>
+          <w:bdr w:val="none" w:sz="0" w:space="0" w:color="auto" w:frame="1"/>
+        </w:rPr>
+        <w:t xml:space="preserve"> </w:t>
+      </w:r>
+      <w:proofErr w:type="spellStart"/>
+      <w:r>
+        <w:rPr>
+          <w:rStyle w:val="CdigoHTML"/>
+          <w:color w:val="444746"/>
+          <w:sz w:val="21"/>
+          <w:szCs w:val="21"/>
+          <w:bdr w:val="none" w:sz="0" w:space="0" w:color="auto" w:frame="1"/>
+        </w:rPr>
+        <w:t>solid</w:t>
+      </w:r>
+      <w:proofErr w:type="spellEnd"/>
+      <w:r>
+        <w:rPr>
+          <w:rStyle w:val="CdigoHTML"/>
+          <w:color w:val="444746"/>
+          <w:sz w:val="21"/>
+          <w:szCs w:val="21"/>
+          <w:bdr w:val="none" w:sz="0" w:space="0" w:color="auto" w:frame="1"/>
+        </w:rPr>
+        <w:t xml:space="preserve"> </w:t>
+      </w:r>
+      <w:r>
+        <w:rPr>
+          <w:rStyle w:val="hljs-number"/>
+          <w:color w:val="B55908"/>
+          <w:sz w:val="21"/>
+          <w:szCs w:val="21"/>
+          <w:bdr w:val="none" w:sz="0" w:space="0" w:color="auto" w:frame="1"/>
+        </w:rPr>
+        <w:t>#eee</w:t>
+      </w:r>
+      <w:r>
+        <w:rPr>
+          <w:rStyle w:val="CdigoHTML"/>
+          <w:color w:val="444746"/>
+          <w:sz w:val="21"/>
+          <w:szCs w:val="21"/>
+          <w:bdr w:val="none" w:sz="0" w:space="0" w:color="auto" w:frame="1"/>
+        </w:rPr>
+        <w:t xml:space="preserve">; </w:t>
+      </w:r>
+      <w:proofErr w:type="spellStart"/>
+      <w:r>
+        <w:rPr>
+          <w:rStyle w:val="hljs-attribute"/>
+          <w:color w:val="444746"/>
+          <w:sz w:val="21"/>
+          <w:szCs w:val="21"/>
+          <w:bdr w:val="none" w:sz="0" w:space="0" w:color="auto" w:frame="1"/>
+        </w:rPr>
+        <w:t>margin</w:t>
+      </w:r>
+      <w:proofErr w:type="spellEnd"/>
+      <w:r>
+        <w:rPr>
+          <w:rStyle w:val="CdigoHTML"/>
+          <w:color w:val="444746"/>
+          <w:sz w:val="21"/>
+          <w:szCs w:val="21"/>
+          <w:bdr w:val="none" w:sz="0" w:space="0" w:color="auto" w:frame="1"/>
+        </w:rPr>
+        <w:t xml:space="preserve">: </w:t>
+      </w:r>
+      <w:r>
+        <w:rPr>
+          <w:rStyle w:val="hljs-number"/>
+          <w:color w:val="B55908"/>
+          <w:sz w:val="21"/>
+          <w:szCs w:val="21"/>
+          <w:bdr w:val="none" w:sz="0" w:space="0" w:color="auto" w:frame="1"/>
+        </w:rPr>
+        <w:t>15px</w:t>
+      </w:r>
+      <w:r>
+        <w:rPr>
+          <w:rStyle w:val="CdigoHTML"/>
+          <w:color w:val="444746"/>
+          <w:sz w:val="21"/>
+          <w:szCs w:val="21"/>
+          <w:bdr w:val="none" w:sz="0" w:space="0" w:color="auto" w:frame="1"/>
+        </w:rPr>
+        <w:t xml:space="preserve"> </w:t>
+      </w:r>
+      <w:r>
+        <w:rPr>
+          <w:rStyle w:val="hljs-number"/>
+          <w:color w:val="B55908"/>
+          <w:sz w:val="21"/>
+          <w:szCs w:val="21"/>
+          <w:bdr w:val="none" w:sz="0" w:space="0" w:color="auto" w:frame="1"/>
+        </w:rPr>
+        <w:t>0</w:t>
+      </w:r>
+      <w:r>
+        <w:rPr>
+          <w:rStyle w:val="CdigoHTML"/>
+          <w:color w:val="444746"/>
+          <w:sz w:val="21"/>
+          <w:szCs w:val="21"/>
+          <w:bdr w:val="none" w:sz="0" w:space="0" w:color="auto" w:frame="1"/>
+        </w:rPr>
+        <w:t>; }</w:t>
+      </w:r>
+    </w:p>
+    <w:p>
+      <w:pPr>
+        <w:pStyle w:val="Ttulo3"/>
+        <w:spacing w:after="120"/>
+        <w:rPr>
+          <w:color w:val="1F1F1F"/>
+        </w:rPr>
+      </w:pPr>
+      <w:r>
+        <w:rPr>
+          <w:color w:val="1F1F1F"/>
+        </w:rPr>
+        <w:t>4. Lógica e Clean Code (script.js)</w:t>
+      </w:r>
+    </w:p>
+    <w:p>
+      <w:pPr>
+        <w:rPr>
+          <w:color w:val="444746"/>
+        </w:rPr>
+      </w:pPr>
+      <w:r>
+        <w:rPr>
+          <w:rStyle w:val="ng-tns-c4081627429-258"/>
+          <w:color w:val="444746"/>
+          <w:bdr w:val="none" w:sz="0" w:space="0" w:color="auto" w:frame="1"/>
+        </w:rPr>
+        <w:t>JavaScript</w:t>
+      </w:r>
+    </w:p>
+    <w:p>
+      <w:pPr>
+        <w:pStyle w:val="Pr-formataoHTML"/>
+        <w:rPr>
+          <w:rStyle w:val="hljs-comment"/>
+          <w:color w:val="5F6368"/>
+          <w:sz w:val="21"/>
+          <w:szCs w:val="21"/>
+          <w:bdr w:val="none" w:sz="0" w:space="0" w:color="auto" w:frame="1"/>
+        </w:rPr>
+      </w:pPr>
+      <w:r>
+        <w:rPr>
+          <w:rStyle w:val="hljs-comment"/>
+          <w:color w:val="5F6368"/>
+          <w:sz w:val="21"/>
+          <w:szCs w:val="21"/>
+          <w:bdr w:val="none" w:sz="0" w:space="0" w:color="auto" w:frame="1"/>
+        </w:rPr>
+        <w:t>/**</w:t>
+      </w:r>
+    </w:p>
+    <w:p>
+      <w:pPr>
+        <w:pStyle w:val="Pr-formataoHTML"/>
+        <w:rPr>
+          <w:rStyle w:val="hljs-comment"/>
+          <w:color w:val="5F6368"/>
+          <w:sz w:val="21"/>
+          <w:szCs w:val="21"/>
+          <w:bdr w:val="none" w:sz="0" w:space="0" w:color="auto" w:frame="1"/>
+        </w:rPr>
+      </w:pPr>
+      <w:r>
+        <w:rPr>
+          <w:rStyle w:val="hljs-comment"/>
+          <w:color w:val="5F6368"/>
+          <w:sz w:val="21"/>
+          <w:szCs w:val="21"/>
+          <w:bdr w:val="none" w:sz="0" w:space="0" w:color="auto" w:frame="1"/>
+        </w:rPr>
+        <w:t xml:space="preserve"> * Atividade 1: Monitoramento com Variáveis</w:t>
+      </w:r>
+    </w:p>
+    <w:p>
+      <w:pPr>
+        <w:pStyle w:val="Pr-formataoHTML"/>
+        <w:rPr>
+          <w:rStyle w:val="CdigoHTML"/>
+          <w:color w:val="444746"/>
+          <w:sz w:val="21"/>
+          <w:szCs w:val="21"/>
+          <w:bdr w:val="none" w:sz="0" w:space="0" w:color="auto" w:frame="1"/>
+        </w:rPr>
+      </w:pPr>
+      <w:r>
+        <w:rPr>
+          <w:rStyle w:val="hljs-comment"/>
+          <w:color w:val="5F6368"/>
+          <w:sz w:val="21"/>
+          <w:szCs w:val="21"/>
+          <w:bdr w:val="none" w:sz="0" w:space="0" w:color="auto" w:frame="1"/>
+        </w:rPr>
+        <w:t xml:space="preserve"> */</w:t>
+      </w:r>
+    </w:p>
+    <w:p>
+      <w:pPr>
+        <w:pStyle w:val="Pr-formataoHTML"/>
+        <w:rPr>
+          <w:rStyle w:val="CdigoHTML"/>
+          <w:color w:val="444746"/>
+          <w:sz w:val="21"/>
+          <w:szCs w:val="21"/>
+          <w:bdr w:val="none" w:sz="0" w:space="0" w:color="auto" w:frame="1"/>
+        </w:rPr>
+      </w:pPr>
+    </w:p>
+    <w:p>
+      <w:pPr>
+        <w:pStyle w:val="Pr-formataoHTML"/>
+        <w:rPr>
+          <w:rStyle w:val="CdigoHTML"/>
+          <w:color w:val="444746"/>
+          <w:sz w:val="21"/>
+          <w:szCs w:val="21"/>
+          <w:bdr w:val="none" w:sz="0" w:space="0" w:color="auto" w:frame="1"/>
+        </w:rPr>
+      </w:pPr>
+      <w:r>
+        <w:rPr>
+          <w:rStyle w:val="hljs-comment"/>
+          <w:color w:val="5F6368"/>
+          <w:sz w:val="21"/>
+          <w:szCs w:val="21"/>
+          <w:bdr w:val="none" w:sz="0" w:space="0" w:color="auto" w:frame="1"/>
+        </w:rPr>
+        <w:t>// 1. Declaração com nomes significativos (Clean Code)</w:t>
+      </w:r>
+    </w:p>
+    <w:p>
+      <w:pPr>
+        <w:pStyle w:val="Pr-formataoHTML"/>
+        <w:rPr>
+          <w:rStyle w:val="CdigoHTML"/>
+          <w:color w:val="444746"/>
+          <w:sz w:val="21"/>
+          <w:szCs w:val="21"/>
+          <w:bdr w:val="none" w:sz="0" w:space="0" w:color="auto" w:frame="1"/>
+        </w:rPr>
+      </w:pPr>
+      <w:proofErr w:type="spellStart"/>
+      <w:r>
+        <w:rPr>
+          <w:rStyle w:val="hljs-keyword"/>
+          <w:color w:val="8430CE"/>
+          <w:sz w:val="21"/>
+          <w:szCs w:val="21"/>
+          <w:bdr w:val="none" w:sz="0" w:space="0" w:color="auto" w:frame="1"/>
+        </w:rPr>
+        <w:t>const</w:t>
+      </w:r>
+      <w:proofErr w:type="spellEnd"/>
+      <w:r>
+        <w:rPr>
+          <w:rStyle w:val="CdigoHTML"/>
+          <w:color w:val="444746"/>
+          <w:sz w:val="21"/>
+          <w:szCs w:val="21"/>
+          <w:bdr w:val="none" w:sz="0" w:space="0" w:color="auto" w:frame="1"/>
+        </w:rPr>
+        <w:t xml:space="preserve"> </w:t>
+      </w:r>
+      <w:proofErr w:type="spellStart"/>
+      <w:r>
+        <w:rPr>
+          <w:rStyle w:val="CdigoHTML"/>
+          <w:color w:val="444746"/>
+          <w:sz w:val="21"/>
+          <w:szCs w:val="21"/>
+          <w:bdr w:val="none" w:sz="0" w:space="0" w:color="auto" w:frame="1"/>
+        </w:rPr>
+        <w:t>nomeAtivo</w:t>
+      </w:r>
+      <w:proofErr w:type="spellEnd"/>
+      <w:r>
+        <w:rPr>
+          <w:rStyle w:val="CdigoHTML"/>
+          <w:color w:val="444746"/>
+          <w:sz w:val="21"/>
+          <w:szCs w:val="21"/>
+          <w:bdr w:val="none" w:sz="0" w:space="0" w:color="auto" w:frame="1"/>
+        </w:rPr>
+        <w:t xml:space="preserve"> = </w:t>
+      </w:r>
+      <w:r>
+        <w:rPr>
+          <w:rStyle w:val="hljs-string"/>
+          <w:color w:val="188038"/>
+          <w:sz w:val="21"/>
+          <w:szCs w:val="21"/>
+          <w:bdr w:val="none" w:sz="0" w:space="0" w:color="auto" w:frame="1"/>
+        </w:rPr>
+        <w:t>"Gerador Industrial A1"</w:t>
+      </w:r>
+      <w:r>
+        <w:rPr>
+          <w:rStyle w:val="CdigoHTML"/>
+          <w:color w:val="444746"/>
+          <w:sz w:val="21"/>
+          <w:szCs w:val="21"/>
+          <w:bdr w:val="none" w:sz="0" w:space="0" w:color="auto" w:frame="1"/>
+        </w:rPr>
+        <w:t>;</w:t>
+      </w:r>
+    </w:p>
+    <w:p>
+      <w:pPr>
+        <w:pStyle w:val="Pr-formataoHTML"/>
+        <w:rPr>
+          <w:rStyle w:val="CdigoHTML"/>
+          <w:color w:val="444746"/>
+          <w:sz w:val="21"/>
+          <w:szCs w:val="21"/>
+          <w:bdr w:val="none" w:sz="0" w:space="0" w:color="auto" w:frame="1"/>
+        </w:rPr>
+      </w:pPr>
+      <w:proofErr w:type="spellStart"/>
+      <w:r>
+        <w:rPr>
+          <w:rStyle w:val="hljs-keyword"/>
+          <w:color w:val="8430CE"/>
+          <w:sz w:val="21"/>
+          <w:szCs w:val="21"/>
+          <w:bdr w:val="none" w:sz="0" w:space="0" w:color="auto" w:frame="1"/>
+        </w:rPr>
+        <w:t>let</w:t>
+      </w:r>
+      <w:proofErr w:type="spellEnd"/>
+      <w:r>
+        <w:rPr>
+          <w:rStyle w:val="CdigoHTML"/>
+          <w:color w:val="444746"/>
+          <w:sz w:val="21"/>
+          <w:szCs w:val="21"/>
+          <w:bdr w:val="none" w:sz="0" w:space="0" w:color="auto" w:frame="1"/>
+        </w:rPr>
+        <w:t xml:space="preserve"> </w:t>
+      </w:r>
+      <w:proofErr w:type="spellStart"/>
+      <w:r>
+        <w:rPr>
+          <w:rStyle w:val="CdigoHTML"/>
+          <w:color w:val="444746"/>
+          <w:sz w:val="21"/>
+          <w:szCs w:val="21"/>
+          <w:bdr w:val="none" w:sz="0" w:space="0" w:color="auto" w:frame="1"/>
+        </w:rPr>
+        <w:t>voltagemSistema</w:t>
+      </w:r>
+      <w:proofErr w:type="spellEnd"/>
+      <w:r>
+        <w:rPr>
+          <w:rStyle w:val="CdigoHTML"/>
+          <w:color w:val="444746"/>
+          <w:sz w:val="21"/>
+          <w:szCs w:val="21"/>
+          <w:bdr w:val="none" w:sz="0" w:space="0" w:color="auto" w:frame="1"/>
+        </w:rPr>
+        <w:t xml:space="preserve"> = </w:t>
+      </w:r>
+      <w:r>
+        <w:rPr>
+          <w:rStyle w:val="hljs-number"/>
+          <w:color w:val="B55908"/>
+          <w:sz w:val="21"/>
+          <w:szCs w:val="21"/>
+          <w:bdr w:val="none" w:sz="0" w:space="0" w:color="auto" w:frame="1"/>
+        </w:rPr>
+        <w:t>380</w:t>
+      </w:r>
+      <w:r>
+        <w:rPr>
+          <w:rStyle w:val="CdigoHTML"/>
+          <w:color w:val="444746"/>
+          <w:sz w:val="21"/>
+          <w:szCs w:val="21"/>
+          <w:bdr w:val="none" w:sz="0" w:space="0" w:color="auto" w:frame="1"/>
+        </w:rPr>
+        <w:t>;</w:t>
+      </w:r>
+    </w:p>
+    <w:p>
+      <w:pPr>
+        <w:pStyle w:val="Pr-formataoHTML"/>
+        <w:rPr>
+          <w:rStyle w:val="CdigoHTML"/>
+          <w:color w:val="444746"/>
+          <w:sz w:val="21"/>
+          <w:szCs w:val="21"/>
+          <w:bdr w:val="none" w:sz="0" w:space="0" w:color="auto" w:frame="1"/>
+        </w:rPr>
+      </w:pPr>
+      <w:proofErr w:type="spellStart"/>
+      <w:r>
+        <w:rPr>
+          <w:rStyle w:val="hljs-keyword"/>
+          <w:color w:val="8430CE"/>
+          <w:sz w:val="21"/>
+          <w:szCs w:val="21"/>
+          <w:bdr w:val="none" w:sz="0" w:space="0" w:color="auto" w:frame="1"/>
+        </w:rPr>
+        <w:t>let</w:t>
+      </w:r>
+      <w:proofErr w:type="spellEnd"/>
+      <w:r>
+        <w:rPr>
+          <w:rStyle w:val="CdigoHTML"/>
+          <w:color w:val="444746"/>
+          <w:sz w:val="21"/>
+          <w:szCs w:val="21"/>
+          <w:bdr w:val="none" w:sz="0" w:space="0" w:color="auto" w:frame="1"/>
+        </w:rPr>
+        <w:t xml:space="preserve"> </w:t>
+      </w:r>
+      <w:proofErr w:type="spellStart"/>
+      <w:r>
+        <w:rPr>
+          <w:rStyle w:val="CdigoHTML"/>
+          <w:color w:val="444746"/>
+          <w:sz w:val="21"/>
+          <w:szCs w:val="21"/>
+          <w:bdr w:val="none" w:sz="0" w:space="0" w:color="auto" w:frame="1"/>
+        </w:rPr>
+        <w:t>isOperacional</w:t>
+      </w:r>
+      <w:proofErr w:type="spellEnd"/>
+      <w:r>
+        <w:rPr>
+          <w:rStyle w:val="CdigoHTML"/>
+          <w:color w:val="444746"/>
+          <w:sz w:val="21"/>
+          <w:szCs w:val="21"/>
+          <w:bdr w:val="none" w:sz="0" w:space="0" w:color="auto" w:frame="1"/>
+        </w:rPr>
+        <w:t xml:space="preserve"> = </w:t>
+      </w:r>
+      <w:proofErr w:type="spellStart"/>
+      <w:r>
+        <w:rPr>
+          <w:rStyle w:val="hljs-literal"/>
+          <w:color w:val="B55908"/>
+          <w:sz w:val="21"/>
+          <w:szCs w:val="21"/>
+          <w:bdr w:val="none" w:sz="0" w:space="0" w:color="auto" w:frame="1"/>
+        </w:rPr>
+        <w:t>true</w:t>
+      </w:r>
+      <w:proofErr w:type="spellEnd"/>
+      <w:r>
+        <w:rPr>
+          <w:rStyle w:val="CdigoHTML"/>
+          <w:color w:val="444746"/>
+          <w:sz w:val="21"/>
+          <w:szCs w:val="21"/>
+          <w:bdr w:val="none" w:sz="0" w:space="0" w:color="auto" w:frame="1"/>
+        </w:rPr>
+        <w:t>;</w:t>
+      </w:r>
+    </w:p>
+    <w:p>
+      <w:pPr>
+        <w:pStyle w:val="Pr-formataoHTML"/>
+        <w:rPr>
+          <w:rStyle w:val="CdigoHTML"/>
+          <w:color w:val="444746"/>
+          <w:sz w:val="21"/>
+          <w:szCs w:val="21"/>
+          <w:bdr w:val="none" w:sz="0" w:space="0" w:color="auto" w:frame="1"/>
+        </w:rPr>
+      </w:pPr>
+    </w:p>
+    <w:p>
+      <w:pPr>
+        <w:pStyle w:val="Pr-formataoHTML"/>
+        <w:rPr>
+          <w:rStyle w:val="CdigoHTML"/>
+          <w:color w:val="444746"/>
+          <w:sz w:val="21"/>
+          <w:szCs w:val="21"/>
+          <w:bdr w:val="none" w:sz="0" w:space="0" w:color="auto" w:frame="1"/>
+        </w:rPr>
+      </w:pPr>
+      <w:r>
+        <w:rPr>
+          <w:rStyle w:val="hljs-comment"/>
+          <w:color w:val="5F6368"/>
+          <w:sz w:val="21"/>
+          <w:szCs w:val="21"/>
+          <w:bdr w:val="none" w:sz="0" w:space="0" w:color="auto" w:frame="1"/>
+        </w:rPr>
+        <w:t>// 2. Mapeamento do DOM</w:t>
+      </w:r>
+    </w:p>
+    <w:p>
+      <w:pPr>
+        <w:pStyle w:val="Pr-formataoHTML"/>
+        <w:rPr>
+          <w:rStyle w:val="CdigoHTML"/>
+          <w:color w:val="444746"/>
+          <w:sz w:val="21"/>
+          <w:szCs w:val="21"/>
+          <w:bdr w:val="none" w:sz="0" w:space="0" w:color="auto" w:frame="1"/>
+        </w:rPr>
+      </w:pPr>
+      <w:proofErr w:type="spellStart"/>
+      <w:r>
+        <w:rPr>
+          <w:rStyle w:val="hljs-keyword"/>
+          <w:color w:val="8430CE"/>
+          <w:sz w:val="21"/>
+          <w:szCs w:val="21"/>
+          <w:bdr w:val="none" w:sz="0" w:space="0" w:color="auto" w:frame="1"/>
+        </w:rPr>
+        <w:t>const</w:t>
+      </w:r>
+      <w:proofErr w:type="spellEnd"/>
+      <w:r>
+        <w:rPr>
+          <w:rStyle w:val="CdigoHTML"/>
+          <w:color w:val="444746"/>
+          <w:sz w:val="21"/>
+          <w:szCs w:val="21"/>
+          <w:bdr w:val="none" w:sz="0" w:space="0" w:color="auto" w:frame="1"/>
+        </w:rPr>
+        <w:t xml:space="preserve"> </w:t>
+      </w:r>
+      <w:proofErr w:type="spellStart"/>
+      <w:r>
+        <w:rPr>
+          <w:rStyle w:val="CdigoHTML"/>
+          <w:color w:val="444746"/>
+          <w:sz w:val="21"/>
+          <w:szCs w:val="21"/>
+          <w:bdr w:val="none" w:sz="0" w:space="0" w:color="auto" w:frame="1"/>
+        </w:rPr>
+        <w:t>elNome</w:t>
+      </w:r>
+      <w:proofErr w:type="spellEnd"/>
+      <w:r>
+        <w:rPr>
+          <w:rStyle w:val="CdigoHTML"/>
+          <w:color w:val="444746"/>
+          <w:sz w:val="21"/>
+          <w:szCs w:val="21"/>
+          <w:bdr w:val="none" w:sz="0" w:space="0" w:color="auto" w:frame="1"/>
+        </w:rPr>
+        <w:t xml:space="preserve"> = </w:t>
+      </w:r>
+      <w:proofErr w:type="spellStart"/>
+      <w:r>
+        <w:rPr>
+          <w:rStyle w:val="hljs-builtin"/>
+          <w:color w:val="1967D2"/>
+          <w:sz w:val="21"/>
+          <w:szCs w:val="21"/>
+          <w:bdr w:val="none" w:sz="0" w:space="0" w:color="auto" w:frame="1"/>
+        </w:rPr>
+        <w:t>document</w:t>
+      </w:r>
+      <w:r>
+        <w:rPr>
+          <w:rStyle w:val="CdigoHTML"/>
+          <w:color w:val="444746"/>
+          <w:sz w:val="21"/>
+          <w:szCs w:val="21"/>
+          <w:bdr w:val="none" w:sz="0" w:space="0" w:color="auto" w:frame="1"/>
+        </w:rPr>
+        <w:t>.getElementById</w:t>
+      </w:r>
+      <w:proofErr w:type="spellEnd"/>
+      <w:r>
+        <w:rPr>
+          <w:rStyle w:val="CdigoHTML"/>
+          <w:color w:val="444746"/>
+          <w:sz w:val="21"/>
+          <w:szCs w:val="21"/>
+          <w:bdr w:val="none" w:sz="0" w:space="0" w:color="auto" w:frame="1"/>
+        </w:rPr>
+        <w:t>(</w:t>
+      </w:r>
+      <w:r>
+        <w:rPr>
+          <w:rStyle w:val="hljs-string"/>
+          <w:color w:val="188038"/>
+          <w:sz w:val="21"/>
+          <w:szCs w:val="21"/>
+          <w:bdr w:val="none" w:sz="0" w:space="0" w:color="auto" w:frame="1"/>
+        </w:rPr>
+        <w:t>"</w:t>
+      </w:r>
+      <w:proofErr w:type="spellStart"/>
+      <w:r>
+        <w:rPr>
+          <w:rStyle w:val="hljs-string"/>
+          <w:color w:val="188038"/>
+          <w:sz w:val="21"/>
+          <w:szCs w:val="21"/>
+          <w:bdr w:val="none" w:sz="0" w:space="0" w:color="auto" w:frame="1"/>
+        </w:rPr>
+        <w:t>info</w:t>
+      </w:r>
+      <w:proofErr w:type="spellEnd"/>
+      <w:r>
+        <w:rPr>
+          <w:rStyle w:val="hljs-string"/>
+          <w:color w:val="188038"/>
+          <w:sz w:val="21"/>
+          <w:szCs w:val="21"/>
+          <w:bdr w:val="none" w:sz="0" w:space="0" w:color="auto" w:frame="1"/>
+        </w:rPr>
+        <w:t>-nome"</w:t>
+      </w:r>
+      <w:r>
+        <w:rPr>
+          <w:rStyle w:val="CdigoHTML"/>
+          <w:color w:val="444746"/>
+          <w:sz w:val="21"/>
+          <w:szCs w:val="21"/>
+          <w:bdr w:val="none" w:sz="0" w:space="0" w:color="auto" w:frame="1"/>
+        </w:rPr>
+        <w:t>);</w:t>
+      </w:r>
+    </w:p>
+    <w:p>
+      <w:pPr>
+        <w:pStyle w:val="Pr-formataoHTML"/>
+        <w:rPr>
+          <w:rStyle w:val="CdigoHTML"/>
+          <w:color w:val="444746"/>
+          <w:sz w:val="21"/>
+          <w:szCs w:val="21"/>
+          <w:bdr w:val="none" w:sz="0" w:space="0" w:color="auto" w:frame="1"/>
+        </w:rPr>
+      </w:pPr>
+      <w:proofErr w:type="spellStart"/>
+      <w:r>
+        <w:rPr>
+          <w:rStyle w:val="hljs-keyword"/>
+          <w:color w:val="8430CE"/>
+          <w:sz w:val="21"/>
+          <w:szCs w:val="21"/>
+          <w:bdr w:val="none" w:sz="0" w:space="0" w:color="auto" w:frame="1"/>
+        </w:rPr>
+        <w:t>const</w:t>
+      </w:r>
+      <w:proofErr w:type="spellEnd"/>
+      <w:r>
+        <w:rPr>
+          <w:rStyle w:val="CdigoHTML"/>
+          <w:color w:val="444746"/>
+          <w:sz w:val="21"/>
+          <w:szCs w:val="21"/>
+          <w:bdr w:val="none" w:sz="0" w:space="0" w:color="auto" w:frame="1"/>
+        </w:rPr>
+        <w:t xml:space="preserve"> </w:t>
+      </w:r>
+      <w:proofErr w:type="spellStart"/>
+      <w:r>
+        <w:rPr>
+          <w:rStyle w:val="CdigoHTML"/>
+          <w:color w:val="444746"/>
+          <w:sz w:val="21"/>
+          <w:szCs w:val="21"/>
+          <w:bdr w:val="none" w:sz="0" w:space="0" w:color="auto" w:frame="1"/>
+        </w:rPr>
+        <w:t>elVoltagem</w:t>
+      </w:r>
+      <w:proofErr w:type="spellEnd"/>
+      <w:r>
+        <w:rPr>
+          <w:rStyle w:val="CdigoHTML"/>
+          <w:color w:val="444746"/>
+          <w:sz w:val="21"/>
+          <w:szCs w:val="21"/>
+          <w:bdr w:val="none" w:sz="0" w:space="0" w:color="auto" w:frame="1"/>
+        </w:rPr>
+        <w:t xml:space="preserve"> = </w:t>
+      </w:r>
+      <w:proofErr w:type="spellStart"/>
+      <w:r>
+        <w:rPr>
+          <w:rStyle w:val="hljs-builtin"/>
+          <w:color w:val="1967D2"/>
+          <w:sz w:val="21"/>
+          <w:szCs w:val="21"/>
+          <w:bdr w:val="none" w:sz="0" w:space="0" w:color="auto" w:frame="1"/>
+        </w:rPr>
+        <w:t>document</w:t>
+      </w:r>
+      <w:r>
+        <w:rPr>
+          <w:rStyle w:val="CdigoHTML"/>
+          <w:color w:val="444746"/>
+          <w:sz w:val="21"/>
+          <w:szCs w:val="21"/>
+          <w:bdr w:val="none" w:sz="0" w:space="0" w:color="auto" w:frame="1"/>
+        </w:rPr>
+        <w:t>.getElementById</w:t>
+      </w:r>
+      <w:proofErr w:type="spellEnd"/>
+      <w:r>
+        <w:rPr>
+          <w:rStyle w:val="CdigoHTML"/>
+          <w:color w:val="444746"/>
+          <w:sz w:val="21"/>
+          <w:szCs w:val="21"/>
+          <w:bdr w:val="none" w:sz="0" w:space="0" w:color="auto" w:frame="1"/>
+        </w:rPr>
+        <w:t>(</w:t>
+      </w:r>
+      <w:r>
+        <w:rPr>
+          <w:rStyle w:val="hljs-string"/>
+          <w:color w:val="188038"/>
+          <w:sz w:val="21"/>
+          <w:szCs w:val="21"/>
+          <w:bdr w:val="none" w:sz="0" w:space="0" w:color="auto" w:frame="1"/>
+        </w:rPr>
+        <w:t>"</w:t>
+      </w:r>
+      <w:proofErr w:type="spellStart"/>
+      <w:r>
+        <w:rPr>
+          <w:rStyle w:val="hljs-string"/>
+          <w:color w:val="188038"/>
+          <w:sz w:val="21"/>
+          <w:szCs w:val="21"/>
+          <w:bdr w:val="none" w:sz="0" w:space="0" w:color="auto" w:frame="1"/>
+        </w:rPr>
+        <w:t>info</w:t>
+      </w:r>
+      <w:proofErr w:type="spellEnd"/>
+      <w:r>
+        <w:rPr>
+          <w:rStyle w:val="hljs-string"/>
+          <w:color w:val="188038"/>
+          <w:sz w:val="21"/>
+          <w:szCs w:val="21"/>
+          <w:bdr w:val="none" w:sz="0" w:space="0" w:color="auto" w:frame="1"/>
+        </w:rPr>
+        <w:t>-voltagem"</w:t>
+      </w:r>
+      <w:r>
+        <w:rPr>
+          <w:rStyle w:val="CdigoHTML"/>
+          <w:color w:val="444746"/>
+          <w:sz w:val="21"/>
+          <w:szCs w:val="21"/>
+          <w:bdr w:val="none" w:sz="0" w:space="0" w:color="auto" w:frame="1"/>
+        </w:rPr>
+        <w:t>);</w:t>
+      </w:r>
+    </w:p>
+    <w:p>
+      <w:pPr>
+        <w:pStyle w:val="Pr-formataoHTML"/>
+        <w:rPr>
+          <w:rStyle w:val="CdigoHTML"/>
+          <w:color w:val="444746"/>
+          <w:sz w:val="21"/>
+          <w:szCs w:val="21"/>
+          <w:bdr w:val="none" w:sz="0" w:space="0" w:color="auto" w:frame="1"/>
+        </w:rPr>
+      </w:pPr>
+      <w:proofErr w:type="spellStart"/>
+      <w:r>
+        <w:rPr>
+          <w:rStyle w:val="hljs-keyword"/>
+          <w:color w:val="8430CE"/>
+          <w:sz w:val="21"/>
+          <w:szCs w:val="21"/>
+          <w:bdr w:val="none" w:sz="0" w:space="0" w:color="auto" w:frame="1"/>
+        </w:rPr>
+        <w:t>const</w:t>
+      </w:r>
+      <w:proofErr w:type="spellEnd"/>
+      <w:r>
+        <w:rPr>
+          <w:rStyle w:val="CdigoHTML"/>
+          <w:color w:val="444746"/>
+          <w:sz w:val="21"/>
+          <w:szCs w:val="21"/>
+          <w:bdr w:val="none" w:sz="0" w:space="0" w:color="auto" w:frame="1"/>
+        </w:rPr>
+        <w:t xml:space="preserve"> </w:t>
+      </w:r>
+      <w:proofErr w:type="spellStart"/>
+      <w:r>
+        <w:rPr>
+          <w:rStyle w:val="CdigoHTML"/>
+          <w:color w:val="444746"/>
+          <w:sz w:val="21"/>
+          <w:szCs w:val="21"/>
+          <w:bdr w:val="none" w:sz="0" w:space="0" w:color="auto" w:frame="1"/>
+        </w:rPr>
+        <w:t>elStatus</w:t>
+      </w:r>
+      <w:proofErr w:type="spellEnd"/>
+      <w:r>
+        <w:rPr>
+          <w:rStyle w:val="CdigoHTML"/>
+          <w:color w:val="444746"/>
+          <w:sz w:val="21"/>
+          <w:szCs w:val="21"/>
+          <w:bdr w:val="none" w:sz="0" w:space="0" w:color="auto" w:frame="1"/>
+        </w:rPr>
+        <w:t xml:space="preserve"> = </w:t>
+      </w:r>
+      <w:proofErr w:type="spellStart"/>
+      <w:r>
+        <w:rPr>
+          <w:rStyle w:val="hljs-builtin"/>
+          <w:color w:val="1967D2"/>
+          <w:sz w:val="21"/>
+          <w:szCs w:val="21"/>
+          <w:bdr w:val="none" w:sz="0" w:space="0" w:color="auto" w:frame="1"/>
+        </w:rPr>
+        <w:t>document</w:t>
+      </w:r>
+      <w:r>
+        <w:rPr>
+          <w:rStyle w:val="CdigoHTML"/>
+          <w:color w:val="444746"/>
+          <w:sz w:val="21"/>
+          <w:szCs w:val="21"/>
+          <w:bdr w:val="none" w:sz="0" w:space="0" w:color="auto" w:frame="1"/>
+        </w:rPr>
+        <w:t>.getElementById</w:t>
+      </w:r>
+      <w:proofErr w:type="spellEnd"/>
+      <w:r>
+        <w:rPr>
+          <w:rStyle w:val="CdigoHTML"/>
+          <w:color w:val="444746"/>
+          <w:sz w:val="21"/>
+          <w:szCs w:val="21"/>
+          <w:bdr w:val="none" w:sz="0" w:space="0" w:color="auto" w:frame="1"/>
+        </w:rPr>
+        <w:t>(</w:t>
+      </w:r>
+      <w:r>
+        <w:rPr>
+          <w:rStyle w:val="hljs-string"/>
+          <w:color w:val="188038"/>
+          <w:sz w:val="21"/>
+          <w:szCs w:val="21"/>
+          <w:bdr w:val="none" w:sz="0" w:space="0" w:color="auto" w:frame="1"/>
+        </w:rPr>
+        <w:t>"</w:t>
+      </w:r>
+      <w:proofErr w:type="spellStart"/>
+      <w:r>
+        <w:rPr>
+          <w:rStyle w:val="hljs-string"/>
+          <w:color w:val="188038"/>
+          <w:sz w:val="21"/>
+          <w:szCs w:val="21"/>
+          <w:bdr w:val="none" w:sz="0" w:space="0" w:color="auto" w:frame="1"/>
+        </w:rPr>
+        <w:t>info</w:t>
+      </w:r>
+      <w:proofErr w:type="spellEnd"/>
+      <w:r>
+        <w:rPr>
+          <w:rStyle w:val="hljs-string"/>
+          <w:color w:val="188038"/>
+          <w:sz w:val="21"/>
+          <w:szCs w:val="21"/>
+          <w:bdr w:val="none" w:sz="0" w:space="0" w:color="auto" w:frame="1"/>
+        </w:rPr>
+        <w:t>-status"</w:t>
+      </w:r>
+      <w:r>
+        <w:rPr>
+          <w:rStyle w:val="CdigoHTML"/>
+          <w:color w:val="444746"/>
+          <w:sz w:val="21"/>
+          <w:szCs w:val="21"/>
+          <w:bdr w:val="none" w:sz="0" w:space="0" w:color="auto" w:frame="1"/>
+        </w:rPr>
+        <w:t>);</w:t>
+      </w:r>
+    </w:p>
+    <w:p>
+      <w:pPr>
+        <w:pStyle w:val="Pr-formataoHTML"/>
+        <w:rPr>
+          <w:rStyle w:val="CdigoHTML"/>
+          <w:color w:val="444746"/>
+          <w:sz w:val="21"/>
+          <w:szCs w:val="21"/>
+          <w:bdr w:val="none" w:sz="0" w:space="0" w:color="auto" w:frame="1"/>
+        </w:rPr>
+      </w:pPr>
+      <w:proofErr w:type="spellStart"/>
+      <w:r>
+        <w:rPr>
+          <w:rStyle w:val="hljs-keyword"/>
+          <w:color w:val="8430CE"/>
+          <w:sz w:val="21"/>
+          <w:szCs w:val="21"/>
+          <w:bdr w:val="none" w:sz="0" w:space="0" w:color="auto" w:frame="1"/>
+        </w:rPr>
+        <w:t>const</w:t>
+      </w:r>
+      <w:proofErr w:type="spellEnd"/>
+      <w:r>
+        <w:rPr>
+          <w:rStyle w:val="CdigoHTML"/>
+          <w:color w:val="444746"/>
+          <w:sz w:val="21"/>
+          <w:szCs w:val="21"/>
+          <w:bdr w:val="none" w:sz="0" w:space="0" w:color="auto" w:frame="1"/>
+        </w:rPr>
+        <w:t xml:space="preserve"> </w:t>
+      </w:r>
+      <w:proofErr w:type="spellStart"/>
+      <w:r>
+        <w:rPr>
+          <w:rStyle w:val="CdigoHTML"/>
+          <w:color w:val="444746"/>
+          <w:sz w:val="21"/>
+          <w:szCs w:val="21"/>
+          <w:bdr w:val="none" w:sz="0" w:space="0" w:color="auto" w:frame="1"/>
+        </w:rPr>
+        <w:t>elTipo</w:t>
+      </w:r>
+      <w:proofErr w:type="spellEnd"/>
+      <w:r>
+        <w:rPr>
+          <w:rStyle w:val="CdigoHTML"/>
+          <w:color w:val="444746"/>
+          <w:sz w:val="21"/>
+          <w:szCs w:val="21"/>
+          <w:bdr w:val="none" w:sz="0" w:space="0" w:color="auto" w:frame="1"/>
+        </w:rPr>
+        <w:t xml:space="preserve"> = </w:t>
+      </w:r>
+      <w:proofErr w:type="spellStart"/>
+      <w:r>
+        <w:rPr>
+          <w:rStyle w:val="hljs-builtin"/>
+          <w:color w:val="1967D2"/>
+          <w:sz w:val="21"/>
+          <w:szCs w:val="21"/>
+          <w:bdr w:val="none" w:sz="0" w:space="0" w:color="auto" w:frame="1"/>
+        </w:rPr>
+        <w:t>document</w:t>
+      </w:r>
+      <w:r>
+        <w:rPr>
+          <w:rStyle w:val="CdigoHTML"/>
+          <w:color w:val="444746"/>
+          <w:sz w:val="21"/>
+          <w:szCs w:val="21"/>
+          <w:bdr w:val="none" w:sz="0" w:space="0" w:color="auto" w:frame="1"/>
+        </w:rPr>
+        <w:t>.getElementById</w:t>
+      </w:r>
+      <w:proofErr w:type="spellEnd"/>
+      <w:r>
+        <w:rPr>
+          <w:rStyle w:val="CdigoHTML"/>
+          <w:color w:val="444746"/>
+          <w:sz w:val="21"/>
+          <w:szCs w:val="21"/>
+          <w:bdr w:val="none" w:sz="0" w:space="0" w:color="auto" w:frame="1"/>
+        </w:rPr>
+        <w:t>(</w:t>
+      </w:r>
+      <w:r>
+        <w:rPr>
+          <w:rStyle w:val="hljs-string"/>
+          <w:color w:val="188038"/>
+          <w:sz w:val="21"/>
+          <w:szCs w:val="21"/>
+          <w:bdr w:val="none" w:sz="0" w:space="0" w:color="auto" w:frame="1"/>
+        </w:rPr>
+        <w:t>"</w:t>
+      </w:r>
+      <w:proofErr w:type="spellStart"/>
+      <w:r>
+        <w:rPr>
+          <w:rStyle w:val="hljs-string"/>
+          <w:color w:val="188038"/>
+          <w:sz w:val="21"/>
+          <w:szCs w:val="21"/>
+          <w:bdr w:val="none" w:sz="0" w:space="0" w:color="auto" w:frame="1"/>
+        </w:rPr>
+        <w:t>info</w:t>
+      </w:r>
+      <w:proofErr w:type="spellEnd"/>
+      <w:r>
+        <w:rPr>
+          <w:rStyle w:val="hljs-string"/>
+          <w:color w:val="188038"/>
+          <w:sz w:val="21"/>
+          <w:szCs w:val="21"/>
+          <w:bdr w:val="none" w:sz="0" w:space="0" w:color="auto" w:frame="1"/>
+        </w:rPr>
+        <w:t>-tipo"</w:t>
+      </w:r>
+      <w:r>
+        <w:rPr>
+          <w:rStyle w:val="CdigoHTML"/>
+          <w:color w:val="444746"/>
+          <w:sz w:val="21"/>
+          <w:szCs w:val="21"/>
+          <w:bdr w:val="none" w:sz="0" w:space="0" w:color="auto" w:frame="1"/>
+        </w:rPr>
+        <w:t>);</w:t>
+      </w:r>
+    </w:p>
+    <w:p>
+      <w:pPr>
+        <w:pStyle w:val="Pr-formataoHTML"/>
+        <w:rPr>
+          <w:rStyle w:val="CdigoHTML"/>
+          <w:color w:val="444746"/>
+          <w:sz w:val="21"/>
+          <w:szCs w:val="21"/>
+          <w:bdr w:val="none" w:sz="0" w:space="0" w:color="auto" w:frame="1"/>
+        </w:rPr>
+      </w:pPr>
+    </w:p>
+    <w:p>
+      <w:pPr>
+        <w:pStyle w:val="Pr-formataoHTML"/>
+        <w:rPr>
+          <w:rStyle w:val="CdigoHTML"/>
+          <w:color w:val="444746"/>
+          <w:sz w:val="21"/>
+          <w:szCs w:val="21"/>
+          <w:bdr w:val="none" w:sz="0" w:space="0" w:color="auto" w:frame="1"/>
+        </w:rPr>
+      </w:pPr>
+      <w:r>
+        <w:rPr>
+          <w:rStyle w:val="hljs-comment"/>
+          <w:color w:val="5F6368"/>
+          <w:sz w:val="21"/>
+          <w:szCs w:val="21"/>
+          <w:bdr w:val="none" w:sz="0" w:space="0" w:color="auto" w:frame="1"/>
+        </w:rPr>
+        <w:t>// 3. Injeção de Dados</w:t>
+      </w:r>
+    </w:p>
+    <w:p>
+      <w:pPr>
+        <w:pStyle w:val="Pr-formataoHTML"/>
+        <w:rPr>
+          <w:rStyle w:val="CdigoHTML"/>
+          <w:color w:val="444746"/>
+          <w:sz w:val="21"/>
+          <w:szCs w:val="21"/>
+          <w:bdr w:val="none" w:sz="0" w:space="0" w:color="auto" w:frame="1"/>
+        </w:rPr>
+      </w:pPr>
+      <w:proofErr w:type="spellStart"/>
+      <w:r>
+        <w:rPr>
+          <w:rStyle w:val="CdigoHTML"/>
+          <w:color w:val="444746"/>
+          <w:sz w:val="21"/>
+          <w:szCs w:val="21"/>
+          <w:bdr w:val="none" w:sz="0" w:space="0" w:color="auto" w:frame="1"/>
+        </w:rPr>
+        <w:lastRenderedPageBreak/>
+        <w:t>elNome.innerText</w:t>
+      </w:r>
+      <w:proofErr w:type="spellEnd"/>
+      <w:r>
+        <w:rPr>
+          <w:rStyle w:val="CdigoHTML"/>
+          <w:color w:val="444746"/>
+          <w:sz w:val="21"/>
+          <w:szCs w:val="21"/>
+          <w:bdr w:val="none" w:sz="0" w:space="0" w:color="auto" w:frame="1"/>
+        </w:rPr>
+        <w:t xml:space="preserve"> = </w:t>
+      </w:r>
+      <w:proofErr w:type="spellStart"/>
+      <w:r>
+        <w:rPr>
+          <w:rStyle w:val="CdigoHTML"/>
+          <w:color w:val="444746"/>
+          <w:sz w:val="21"/>
+          <w:szCs w:val="21"/>
+          <w:bdr w:val="none" w:sz="0" w:space="0" w:color="auto" w:frame="1"/>
+        </w:rPr>
+        <w:t>nomeAtivo</w:t>
+      </w:r>
+      <w:proofErr w:type="spellEnd"/>
+      <w:r>
+        <w:rPr>
+          <w:rStyle w:val="CdigoHTML"/>
+          <w:color w:val="444746"/>
+          <w:sz w:val="21"/>
+          <w:szCs w:val="21"/>
+          <w:bdr w:val="none" w:sz="0" w:space="0" w:color="auto" w:frame="1"/>
+        </w:rPr>
+        <w:t>;</w:t>
+      </w:r>
+    </w:p>
+    <w:p>
+      <w:pPr>
+        <w:pStyle w:val="Pr-formataoHTML"/>
+        <w:rPr>
+          <w:rStyle w:val="CdigoHTML"/>
+          <w:color w:val="444746"/>
+          <w:sz w:val="21"/>
+          <w:szCs w:val="21"/>
+          <w:bdr w:val="none" w:sz="0" w:space="0" w:color="auto" w:frame="1"/>
+        </w:rPr>
+      </w:pPr>
+      <w:proofErr w:type="spellStart"/>
+      <w:r>
+        <w:rPr>
+          <w:rStyle w:val="CdigoHTML"/>
+          <w:color w:val="444746"/>
+          <w:sz w:val="21"/>
+          <w:szCs w:val="21"/>
+          <w:bdr w:val="none" w:sz="0" w:space="0" w:color="auto" w:frame="1"/>
+        </w:rPr>
+        <w:t>elVoltagem.innerText</w:t>
+      </w:r>
+      <w:proofErr w:type="spellEnd"/>
+      <w:r>
+        <w:rPr>
+          <w:rStyle w:val="CdigoHTML"/>
+          <w:color w:val="444746"/>
+          <w:sz w:val="21"/>
+          <w:szCs w:val="21"/>
+          <w:bdr w:val="none" w:sz="0" w:space="0" w:color="auto" w:frame="1"/>
+        </w:rPr>
+        <w:t xml:space="preserve"> = </w:t>
+      </w:r>
+      <w:r>
+        <w:rPr>
+          <w:rStyle w:val="hljs-string"/>
+          <w:color w:val="188038"/>
+          <w:sz w:val="21"/>
+          <w:szCs w:val="21"/>
+          <w:bdr w:val="none" w:sz="0" w:space="0" w:color="auto" w:frame="1"/>
+        </w:rPr>
+        <w:t>`</w:t>
+      </w:r>
+      <w:r>
+        <w:rPr>
+          <w:rStyle w:val="hljs-subst"/>
+          <w:color w:val="1F1F1F"/>
+          <w:sz w:val="21"/>
+          <w:szCs w:val="21"/>
+          <w:bdr w:val="none" w:sz="0" w:space="0" w:color="auto" w:frame="1"/>
+        </w:rPr>
+        <w:t>${</w:t>
+      </w:r>
+      <w:proofErr w:type="spellStart"/>
+      <w:r>
+        <w:rPr>
+          <w:rStyle w:val="hljs-subst"/>
+          <w:color w:val="1F1F1F"/>
+          <w:sz w:val="21"/>
+          <w:szCs w:val="21"/>
+          <w:bdr w:val="none" w:sz="0" w:space="0" w:color="auto" w:frame="1"/>
+        </w:rPr>
+        <w:t>voltagemSistema</w:t>
+      </w:r>
+      <w:proofErr w:type="spellEnd"/>
+      <w:r>
+        <w:rPr>
+          <w:rStyle w:val="hljs-subst"/>
+          <w:color w:val="1F1F1F"/>
+          <w:sz w:val="21"/>
+          <w:szCs w:val="21"/>
+          <w:bdr w:val="none" w:sz="0" w:space="0" w:color="auto" w:frame="1"/>
+        </w:rPr>
+        <w:t>}</w:t>
+      </w:r>
+      <w:r>
+        <w:rPr>
+          <w:rStyle w:val="hljs-string"/>
+          <w:color w:val="188038"/>
+          <w:sz w:val="21"/>
+          <w:szCs w:val="21"/>
+          <w:bdr w:val="none" w:sz="0" w:space="0" w:color="auto" w:frame="1"/>
+        </w:rPr>
+        <w:t>V`</w:t>
+      </w:r>
+      <w:r>
+        <w:rPr>
+          <w:rStyle w:val="CdigoHTML"/>
+          <w:color w:val="444746"/>
+          <w:sz w:val="21"/>
+          <w:szCs w:val="21"/>
+          <w:bdr w:val="none" w:sz="0" w:space="0" w:color="auto" w:frame="1"/>
+        </w:rPr>
+        <w:t>;</w:t>
+      </w:r>
+    </w:p>
+    <w:p>
+      <w:pPr>
+        <w:pStyle w:val="Pr-formataoHTML"/>
+        <w:rPr>
+          <w:rStyle w:val="CdigoHTML"/>
+          <w:color w:val="444746"/>
+          <w:sz w:val="21"/>
+          <w:szCs w:val="21"/>
+          <w:bdr w:val="none" w:sz="0" w:space="0" w:color="auto" w:frame="1"/>
+        </w:rPr>
+      </w:pPr>
+      <w:proofErr w:type="spellStart"/>
+      <w:r>
+        <w:rPr>
+          <w:rStyle w:val="CdigoHTML"/>
+          <w:color w:val="444746"/>
+          <w:sz w:val="21"/>
+          <w:szCs w:val="21"/>
+          <w:bdr w:val="none" w:sz="0" w:space="0" w:color="auto" w:frame="1"/>
+        </w:rPr>
+        <w:t>elStatus.innerText</w:t>
+      </w:r>
+      <w:proofErr w:type="spellEnd"/>
+      <w:r>
+        <w:rPr>
+          <w:rStyle w:val="CdigoHTML"/>
+          <w:color w:val="444746"/>
+          <w:sz w:val="21"/>
+          <w:szCs w:val="21"/>
+          <w:bdr w:val="none" w:sz="0" w:space="0" w:color="auto" w:frame="1"/>
+        </w:rPr>
+        <w:t xml:space="preserve"> = </w:t>
+      </w:r>
+      <w:proofErr w:type="spellStart"/>
+      <w:r>
+        <w:rPr>
+          <w:rStyle w:val="CdigoHTML"/>
+          <w:color w:val="444746"/>
+          <w:sz w:val="21"/>
+          <w:szCs w:val="21"/>
+          <w:bdr w:val="none" w:sz="0" w:space="0" w:color="auto" w:frame="1"/>
+        </w:rPr>
+        <w:t>isOperacional</w:t>
+      </w:r>
+      <w:proofErr w:type="spellEnd"/>
+      <w:r>
+        <w:rPr>
+          <w:rStyle w:val="CdigoHTML"/>
+          <w:color w:val="444746"/>
+          <w:sz w:val="21"/>
+          <w:szCs w:val="21"/>
+          <w:bdr w:val="none" w:sz="0" w:space="0" w:color="auto" w:frame="1"/>
+        </w:rPr>
+        <w:t xml:space="preserve"> ? </w:t>
+      </w:r>
+      <w:r>
+        <w:rPr>
+          <w:rStyle w:val="hljs-string"/>
+          <w:color w:val="188038"/>
+          <w:sz w:val="21"/>
+          <w:szCs w:val="21"/>
+          <w:bdr w:val="none" w:sz="0" w:space="0" w:color="auto" w:frame="1"/>
+        </w:rPr>
+        <w:t>"OPERACIONAL"</w:t>
+      </w:r>
+      <w:r>
+        <w:rPr>
+          <w:rStyle w:val="CdigoHTML"/>
+          <w:color w:val="444746"/>
+          <w:sz w:val="21"/>
+          <w:szCs w:val="21"/>
+          <w:bdr w:val="none" w:sz="0" w:space="0" w:color="auto" w:frame="1"/>
+        </w:rPr>
+        <w:t xml:space="preserve"> : </w:t>
+      </w:r>
+      <w:r>
+        <w:rPr>
+          <w:rStyle w:val="hljs-string"/>
+          <w:color w:val="188038"/>
+          <w:sz w:val="21"/>
+          <w:szCs w:val="21"/>
+          <w:bdr w:val="none" w:sz="0" w:space="0" w:color="auto" w:frame="1"/>
+        </w:rPr>
+        <w:t>"FALHA"</w:t>
+      </w:r>
+      <w:r>
+        <w:rPr>
+          <w:rStyle w:val="CdigoHTML"/>
+          <w:color w:val="444746"/>
+          <w:sz w:val="21"/>
+          <w:szCs w:val="21"/>
+          <w:bdr w:val="none" w:sz="0" w:space="0" w:color="auto" w:frame="1"/>
+        </w:rPr>
+        <w:t>;</w:t>
+      </w:r>
+    </w:p>
+    <w:p>
+      <w:pPr>
+        <w:pStyle w:val="Pr-formataoHTML"/>
+        <w:rPr>
+          <w:rStyle w:val="CdigoHTML"/>
+          <w:color w:val="444746"/>
+          <w:sz w:val="21"/>
+          <w:szCs w:val="21"/>
+          <w:bdr w:val="none" w:sz="0" w:space="0" w:color="auto" w:frame="1"/>
+        </w:rPr>
+      </w:pPr>
+    </w:p>
+    <w:p>
+      <w:pPr>
+        <w:pStyle w:val="Pr-formataoHTML"/>
+        <w:rPr>
+          <w:rStyle w:val="CdigoHTML"/>
+          <w:color w:val="444746"/>
+          <w:sz w:val="21"/>
+          <w:szCs w:val="21"/>
+          <w:bdr w:val="none" w:sz="0" w:space="0" w:color="auto" w:frame="1"/>
+        </w:rPr>
+      </w:pPr>
+      <w:r>
+        <w:rPr>
+          <w:rStyle w:val="hljs-comment"/>
+          <w:color w:val="5F6368"/>
+          <w:sz w:val="21"/>
+          <w:szCs w:val="21"/>
+          <w:bdr w:val="none" w:sz="0" w:space="0" w:color="auto" w:frame="1"/>
+        </w:rPr>
+        <w:t>// Exibindo a tipagem dinâmica</w:t>
+      </w:r>
+    </w:p>
+    <w:p>
+      <w:pPr>
+        <w:pStyle w:val="Pr-formataoHTML"/>
+        <w:rPr>
+          <w:rStyle w:val="CdigoHTML"/>
+          <w:color w:val="444746"/>
+          <w:sz w:val="21"/>
+          <w:szCs w:val="21"/>
+          <w:bdr w:val="none" w:sz="0" w:space="0" w:color="auto" w:frame="1"/>
+        </w:rPr>
+      </w:pPr>
+      <w:proofErr w:type="spellStart"/>
+      <w:r>
+        <w:rPr>
+          <w:rStyle w:val="CdigoHTML"/>
+          <w:color w:val="444746"/>
+          <w:sz w:val="21"/>
+          <w:szCs w:val="21"/>
+          <w:bdr w:val="none" w:sz="0" w:space="0" w:color="auto" w:frame="1"/>
+        </w:rPr>
+        <w:t>elTipo.innerText</w:t>
+      </w:r>
+      <w:proofErr w:type="spellEnd"/>
+      <w:r>
+        <w:rPr>
+          <w:rStyle w:val="CdigoHTML"/>
+          <w:color w:val="444746"/>
+          <w:sz w:val="21"/>
+          <w:szCs w:val="21"/>
+          <w:bdr w:val="none" w:sz="0" w:space="0" w:color="auto" w:frame="1"/>
+        </w:rPr>
+        <w:t xml:space="preserve"> = </w:t>
+      </w:r>
+      <w:r>
+        <w:rPr>
+          <w:rStyle w:val="hljs-string"/>
+          <w:color w:val="188038"/>
+          <w:sz w:val="21"/>
+          <w:szCs w:val="21"/>
+          <w:bdr w:val="none" w:sz="0" w:space="0" w:color="auto" w:frame="1"/>
+        </w:rPr>
+        <w:t xml:space="preserve">`A voltagem é do tipo: </w:t>
+      </w:r>
+      <w:r>
+        <w:rPr>
+          <w:rStyle w:val="hljs-subst"/>
+          <w:color w:val="1F1F1F"/>
+          <w:sz w:val="21"/>
+          <w:szCs w:val="21"/>
+          <w:bdr w:val="none" w:sz="0" w:space="0" w:color="auto" w:frame="1"/>
+        </w:rPr>
+        <w:t>${</w:t>
+      </w:r>
+      <w:proofErr w:type="spellStart"/>
+      <w:r>
+        <w:rPr>
+          <w:rStyle w:val="hljs-keyword"/>
+          <w:color w:val="8430CE"/>
+          <w:sz w:val="21"/>
+          <w:szCs w:val="21"/>
+          <w:bdr w:val="none" w:sz="0" w:space="0" w:color="auto" w:frame="1"/>
+        </w:rPr>
+        <w:t>typeof</w:t>
+      </w:r>
+      <w:proofErr w:type="spellEnd"/>
+      <w:r>
+        <w:rPr>
+          <w:rStyle w:val="hljs-subst"/>
+          <w:color w:val="1F1F1F"/>
+          <w:sz w:val="21"/>
+          <w:szCs w:val="21"/>
+          <w:bdr w:val="none" w:sz="0" w:space="0" w:color="auto" w:frame="1"/>
+        </w:rPr>
+        <w:t xml:space="preserve"> </w:t>
+      </w:r>
+      <w:proofErr w:type="spellStart"/>
+      <w:r>
+        <w:rPr>
+          <w:rStyle w:val="hljs-subst"/>
+          <w:color w:val="1F1F1F"/>
+          <w:sz w:val="21"/>
+          <w:szCs w:val="21"/>
+          <w:bdr w:val="none" w:sz="0" w:space="0" w:color="auto" w:frame="1"/>
+        </w:rPr>
+        <w:t>voltagemSistema</w:t>
+      </w:r>
+      <w:proofErr w:type="spellEnd"/>
+      <w:r>
+        <w:rPr>
+          <w:rStyle w:val="hljs-subst"/>
+          <w:color w:val="1F1F1F"/>
+          <w:sz w:val="21"/>
+          <w:szCs w:val="21"/>
+          <w:bdr w:val="none" w:sz="0" w:space="0" w:color="auto" w:frame="1"/>
+        </w:rPr>
+        <w:t>}</w:t>
+      </w:r>
+      <w:r>
+        <w:rPr>
+          <w:rStyle w:val="hljs-string"/>
+          <w:color w:val="188038"/>
+          <w:sz w:val="21"/>
+          <w:szCs w:val="21"/>
+          <w:bdr w:val="none" w:sz="0" w:space="0" w:color="auto" w:frame="1"/>
+        </w:rPr>
+        <w:t>`</w:t>
+      </w:r>
+      <w:r>
+        <w:rPr>
+          <w:rStyle w:val="CdigoHTML"/>
+          <w:color w:val="444746"/>
+          <w:sz w:val="21"/>
+          <w:szCs w:val="21"/>
+          <w:bdr w:val="none" w:sz="0" w:space="0" w:color="auto" w:frame="1"/>
+        </w:rPr>
+        <w:t>;</w:t>
+      </w:r>
+    </w:p>
+    <w:p>
+      <w:pPr>
+        <w:spacing w:after="120"/>
+        <w:rPr>
+          <w:color w:val="1F1F1F"/>
+        </w:rPr>
+      </w:pPr>
+      <w:r>
+        <w:rPr>
+          <w:color w:val="1F1F1F"/>
+        </w:rPr>
+        <w:pict w14:anchorId="4CD4990F">
+          <v:rect id="_x0000_i1042" style="width:0;height:1.5pt" o:hralign="center" o:hrstd="t" o:hrnoshade="t" o:hr="t" fillcolor="gray" stroked="f"/>
+        </w:pict>
+      </w:r>
+    </w:p>
+    <w:p>
+      <w:pPr>
+        <w:pStyle w:val="Ttulo2"/>
+        <w:spacing w:after="120"/>
+        <w:rPr>
+          <w:color w:val="1F1F1F"/>
+        </w:rPr>
+      </w:pPr>
+      <w:r>
+        <w:rPr>
+          <w:color w:val="1F1F1F"/>
+        </w:rPr>
+        <w:t xml:space="preserve">Atividade 2: Ficha Técnica de Aplicativo </w:t>
+      </w:r>
+    </w:p>
+    <w:p>
+      <w:pPr>
+        <w:pStyle w:val="Ttulo3"/>
+        <w:spacing w:after="120"/>
+        <w:rPr>
+          <w:color w:val="1F1F1F"/>
+        </w:rPr>
+      </w:pPr>
+      <w:r>
+        <w:rPr>
+          <w:color w:val="1F1F1F"/>
+        </w:rPr>
+        <w:t>1. Preparação da Pasta</w:t>
+      </w:r>
+    </w:p>
+    <w:p>
+      <w:pPr>
+        <w:pStyle w:val="NormalWeb"/>
+        <w:numPr>
+          <w:ilvl w:val="0"/>
+          <w:numId w:val="42"/>
+        </w:numPr>
+        <w:spacing w:after="0" w:afterAutospacing="0"/>
+        <w:rPr>
+          <w:color w:val="1F1F1F"/>
+        </w:rPr>
+      </w:pPr>
+      <w:r>
+        <w:rPr>
+          <w:color w:val="1F1F1F"/>
+        </w:rPr>
+        <w:t xml:space="preserve">Na pasta </w:t>
+      </w:r>
+      <w:r>
+        <w:rPr>
+          <w:rStyle w:val="CdigoHTML"/>
+          <w:color w:val="444746"/>
+          <w:bdr w:val="none" w:sz="0" w:space="0" w:color="auto" w:frame="1"/>
+        </w:rPr>
+        <w:t>C:\wamp64\www\LP</w:t>
+      </w:r>
+      <w:r>
+        <w:rPr>
+          <w:color w:val="1F1F1F"/>
+        </w:rPr>
+        <w:t xml:space="preserve">, crie a subpasta </w:t>
+      </w:r>
+      <w:r>
+        <w:rPr>
+          <w:rStyle w:val="CdigoHTML"/>
+          <w:color w:val="444746"/>
+          <w:bdr w:val="none" w:sz="0" w:space="0" w:color="auto" w:frame="1"/>
+        </w:rPr>
+        <w:t>aula37_app</w:t>
+      </w:r>
+      <w:r>
+        <w:rPr>
+          <w:color w:val="1F1F1F"/>
+        </w:rPr>
+        <w:t>.</w:t>
+      </w:r>
+    </w:p>
+    <w:p>
+      <w:pPr>
+        <w:pStyle w:val="NormalWeb"/>
+        <w:numPr>
+          <w:ilvl w:val="0"/>
+          <w:numId w:val="42"/>
+        </w:numPr>
+        <w:spacing w:after="120" w:afterAutospacing="0"/>
+        <w:rPr>
+          <w:color w:val="1F1F1F"/>
+        </w:rPr>
+      </w:pPr>
+      <w:r>
+        <w:rPr>
+          <w:color w:val="1F1F1F"/>
+        </w:rPr>
+        <w:t>Crie os arquivos necessários.</w:t>
+      </w:r>
+    </w:p>
+    <w:p>
+      <w:pPr>
+        <w:pStyle w:val="Ttulo3"/>
+        <w:spacing w:after="120"/>
+        <w:rPr>
+          <w:color w:val="1F1F1F"/>
+        </w:rPr>
+      </w:pPr>
+      <w:r>
+        <w:rPr>
+          <w:color w:val="1F1F1F"/>
+        </w:rPr>
+        <w:t>2. Estrutura (index.html)</w:t>
+      </w:r>
+    </w:p>
+    <w:p>
+      <w:pPr>
+        <w:rPr>
+          <w:color w:val="444746"/>
+        </w:rPr>
+      </w:pPr>
+      <w:r>
+        <w:rPr>
+          <w:rStyle w:val="ng-tns-c4081627429-259"/>
+          <w:color w:val="444746"/>
+          <w:bdr w:val="none" w:sz="0" w:space="0" w:color="auto" w:frame="1"/>
+        </w:rPr>
+        <w:t>HTML</w:t>
+      </w:r>
+    </w:p>
+    <w:p>
+      <w:pPr>
+        <w:pStyle w:val="Pr-formataoHTML"/>
+        <w:rPr>
+          <w:rStyle w:val="CdigoHTML"/>
+          <w:color w:val="444746"/>
+          <w:sz w:val="21"/>
+          <w:szCs w:val="21"/>
+          <w:bdr w:val="none" w:sz="0" w:space="0" w:color="auto" w:frame="1"/>
+        </w:rPr>
+      </w:pPr>
+      <w:r>
+        <w:rPr>
+          <w:rStyle w:val="hljs-tag"/>
+          <w:color w:val="444746"/>
+          <w:sz w:val="21"/>
+          <w:szCs w:val="21"/>
+          <w:bdr w:val="none" w:sz="0" w:space="0" w:color="auto" w:frame="1"/>
+        </w:rPr>
+        <w:t>&lt;</w:t>
+      </w:r>
+      <w:proofErr w:type="spellStart"/>
+      <w:r>
+        <w:rPr>
+          <w:rStyle w:val="hljs-name"/>
+          <w:rFonts w:eastAsiaTheme="majorEastAsia"/>
+          <w:color w:val="D93025"/>
+          <w:sz w:val="21"/>
+          <w:szCs w:val="21"/>
+          <w:bdr w:val="none" w:sz="0" w:space="0" w:color="auto" w:frame="1"/>
+        </w:rPr>
+        <w:t>div</w:t>
+      </w:r>
+      <w:proofErr w:type="spellEnd"/>
+      <w:r>
+        <w:rPr>
+          <w:rStyle w:val="hljs-tag"/>
+          <w:color w:val="444746"/>
+          <w:sz w:val="21"/>
+          <w:szCs w:val="21"/>
+          <w:bdr w:val="none" w:sz="0" w:space="0" w:color="auto" w:frame="1"/>
+        </w:rPr>
+        <w:t xml:space="preserve"> </w:t>
+      </w:r>
+      <w:proofErr w:type="spellStart"/>
+      <w:r>
+        <w:rPr>
+          <w:rStyle w:val="hljs-attr"/>
+          <w:color w:val="B55908"/>
+          <w:sz w:val="21"/>
+          <w:szCs w:val="21"/>
+          <w:bdr w:val="none" w:sz="0" w:space="0" w:color="auto" w:frame="1"/>
+        </w:rPr>
+        <w:t>class</w:t>
+      </w:r>
+      <w:proofErr w:type="spellEnd"/>
+      <w:r>
+        <w:rPr>
+          <w:rStyle w:val="hljs-tag"/>
+          <w:color w:val="444746"/>
+          <w:sz w:val="21"/>
+          <w:szCs w:val="21"/>
+          <w:bdr w:val="none" w:sz="0" w:space="0" w:color="auto" w:frame="1"/>
+        </w:rPr>
+        <w:t>=</w:t>
+      </w:r>
+      <w:r>
+        <w:rPr>
+          <w:rStyle w:val="hljs-string"/>
+          <w:color w:val="188038"/>
+          <w:sz w:val="21"/>
+          <w:szCs w:val="21"/>
+          <w:bdr w:val="none" w:sz="0" w:space="0" w:color="auto" w:frame="1"/>
+        </w:rPr>
+        <w:t>"card"</w:t>
+      </w:r>
+      <w:r>
+        <w:rPr>
+          <w:rStyle w:val="hljs-tag"/>
+          <w:color w:val="444746"/>
+          <w:sz w:val="21"/>
+          <w:szCs w:val="21"/>
+          <w:bdr w:val="none" w:sz="0" w:space="0" w:color="auto" w:frame="1"/>
+        </w:rPr>
+        <w:t>&gt;</w:t>
+      </w:r>
+    </w:p>
+    <w:p>
+      <w:pPr>
+        <w:pStyle w:val="Pr-formataoHTML"/>
+        <w:rPr>
+          <w:rStyle w:val="CdigoHTML"/>
+          <w:color w:val="444746"/>
+          <w:sz w:val="21"/>
+          <w:szCs w:val="21"/>
+          <w:bdr w:val="none" w:sz="0" w:space="0" w:color="auto" w:frame="1"/>
+        </w:rPr>
+      </w:pPr>
+      <w:r>
+        <w:rPr>
+          <w:rStyle w:val="CdigoHTML"/>
+          <w:color w:val="444746"/>
+          <w:sz w:val="21"/>
+          <w:szCs w:val="21"/>
+          <w:bdr w:val="none" w:sz="0" w:space="0" w:color="auto" w:frame="1"/>
+        </w:rPr>
+        <w:t xml:space="preserve">    </w:t>
+      </w:r>
+      <w:r>
+        <w:rPr>
+          <w:rStyle w:val="hljs-tag"/>
+          <w:color w:val="444746"/>
+          <w:sz w:val="21"/>
+          <w:szCs w:val="21"/>
+          <w:bdr w:val="none" w:sz="0" w:space="0" w:color="auto" w:frame="1"/>
+        </w:rPr>
+        <w:t>&lt;</w:t>
+      </w:r>
+      <w:r>
+        <w:rPr>
+          <w:rStyle w:val="hljs-name"/>
+          <w:rFonts w:eastAsiaTheme="majorEastAsia"/>
+          <w:color w:val="D93025"/>
+          <w:sz w:val="21"/>
+          <w:szCs w:val="21"/>
+          <w:bdr w:val="none" w:sz="0" w:space="0" w:color="auto" w:frame="1"/>
+        </w:rPr>
+        <w:t>h2</w:t>
+      </w:r>
+      <w:r>
+        <w:rPr>
+          <w:rStyle w:val="hljs-tag"/>
+          <w:color w:val="444746"/>
+          <w:sz w:val="21"/>
+          <w:szCs w:val="21"/>
+          <w:bdr w:val="none" w:sz="0" w:space="0" w:color="auto" w:frame="1"/>
+        </w:rPr>
+        <w:t>&gt;</w:t>
+      </w:r>
+      <w:r>
+        <w:rPr>
+          <w:rStyle w:val="CdigoHTML"/>
+          <w:color w:val="444746"/>
+          <w:sz w:val="21"/>
+          <w:szCs w:val="21"/>
+          <w:bdr w:val="none" w:sz="0" w:space="0" w:color="auto" w:frame="1"/>
+        </w:rPr>
+        <w:t xml:space="preserve">Projeto: </w:t>
+      </w:r>
+      <w:r>
+        <w:rPr>
+          <w:rStyle w:val="hljs-tag"/>
+          <w:color w:val="444746"/>
+          <w:sz w:val="21"/>
+          <w:szCs w:val="21"/>
+          <w:bdr w:val="none" w:sz="0" w:space="0" w:color="auto" w:frame="1"/>
+        </w:rPr>
+        <w:t>&lt;</w:t>
+      </w:r>
+      <w:proofErr w:type="spellStart"/>
+      <w:r>
+        <w:rPr>
+          <w:rStyle w:val="hljs-name"/>
+          <w:rFonts w:eastAsiaTheme="majorEastAsia"/>
+          <w:color w:val="D93025"/>
+          <w:sz w:val="21"/>
+          <w:szCs w:val="21"/>
+          <w:bdr w:val="none" w:sz="0" w:space="0" w:color="auto" w:frame="1"/>
+        </w:rPr>
+        <w:t>span</w:t>
+      </w:r>
+      <w:proofErr w:type="spellEnd"/>
+      <w:r>
+        <w:rPr>
+          <w:rStyle w:val="hljs-tag"/>
+          <w:color w:val="444746"/>
+          <w:sz w:val="21"/>
+          <w:szCs w:val="21"/>
+          <w:bdr w:val="none" w:sz="0" w:space="0" w:color="auto" w:frame="1"/>
+        </w:rPr>
+        <w:t xml:space="preserve"> </w:t>
+      </w:r>
+      <w:r>
+        <w:rPr>
+          <w:rStyle w:val="hljs-attr"/>
+          <w:color w:val="B55908"/>
+          <w:sz w:val="21"/>
+          <w:szCs w:val="21"/>
+          <w:bdr w:val="none" w:sz="0" w:space="0" w:color="auto" w:frame="1"/>
+        </w:rPr>
+        <w:t>id</w:t>
+      </w:r>
+      <w:r>
+        <w:rPr>
+          <w:rStyle w:val="hljs-tag"/>
+          <w:color w:val="444746"/>
+          <w:sz w:val="21"/>
+          <w:szCs w:val="21"/>
+          <w:bdr w:val="none" w:sz="0" w:space="0" w:color="auto" w:frame="1"/>
+        </w:rPr>
+        <w:t>=</w:t>
+      </w:r>
+      <w:r>
+        <w:rPr>
+          <w:rStyle w:val="hljs-string"/>
+          <w:color w:val="188038"/>
+          <w:sz w:val="21"/>
+          <w:szCs w:val="21"/>
+          <w:bdr w:val="none" w:sz="0" w:space="0" w:color="auto" w:frame="1"/>
+        </w:rPr>
+        <w:t>"app-nome"</w:t>
+      </w:r>
+      <w:r>
+        <w:rPr>
+          <w:rStyle w:val="hljs-tag"/>
+          <w:color w:val="444746"/>
+          <w:sz w:val="21"/>
+          <w:szCs w:val="21"/>
+          <w:bdr w:val="none" w:sz="0" w:space="0" w:color="auto" w:frame="1"/>
+        </w:rPr>
+        <w:t>&gt;</w:t>
+      </w:r>
+      <w:r>
+        <w:rPr>
+          <w:rStyle w:val="CdigoHTML"/>
+          <w:color w:val="444746"/>
+          <w:sz w:val="21"/>
+          <w:szCs w:val="21"/>
+          <w:bdr w:val="none" w:sz="0" w:space="0" w:color="auto" w:frame="1"/>
+        </w:rPr>
+        <w:t>--</w:t>
+      </w:r>
+      <w:r>
+        <w:rPr>
+          <w:rStyle w:val="hljs-tag"/>
+          <w:color w:val="444746"/>
+          <w:sz w:val="21"/>
+          <w:szCs w:val="21"/>
+          <w:bdr w:val="none" w:sz="0" w:space="0" w:color="auto" w:frame="1"/>
+        </w:rPr>
+        <w:t>&lt;/</w:t>
+      </w:r>
+      <w:proofErr w:type="spellStart"/>
+      <w:r>
+        <w:rPr>
+          <w:rStyle w:val="hljs-name"/>
+          <w:rFonts w:eastAsiaTheme="majorEastAsia"/>
+          <w:color w:val="D93025"/>
+          <w:sz w:val="21"/>
+          <w:szCs w:val="21"/>
+          <w:bdr w:val="none" w:sz="0" w:space="0" w:color="auto" w:frame="1"/>
+        </w:rPr>
+        <w:t>span</w:t>
+      </w:r>
+      <w:proofErr w:type="spellEnd"/>
+      <w:r>
+        <w:rPr>
+          <w:rStyle w:val="hljs-tag"/>
+          <w:color w:val="444746"/>
+          <w:sz w:val="21"/>
+          <w:szCs w:val="21"/>
+          <w:bdr w:val="none" w:sz="0" w:space="0" w:color="auto" w:frame="1"/>
+        </w:rPr>
+        <w:t>&gt;&lt;/</w:t>
+      </w:r>
+      <w:r>
+        <w:rPr>
+          <w:rStyle w:val="hljs-name"/>
+          <w:rFonts w:eastAsiaTheme="majorEastAsia"/>
+          <w:color w:val="D93025"/>
+          <w:sz w:val="21"/>
+          <w:szCs w:val="21"/>
+          <w:bdr w:val="none" w:sz="0" w:space="0" w:color="auto" w:frame="1"/>
+        </w:rPr>
+        <w:t>h2</w:t>
+      </w:r>
+      <w:r>
+        <w:rPr>
+          <w:rStyle w:val="hljs-tag"/>
+          <w:color w:val="444746"/>
+          <w:sz w:val="21"/>
+          <w:szCs w:val="21"/>
+          <w:bdr w:val="none" w:sz="0" w:space="0" w:color="auto" w:frame="1"/>
+        </w:rPr>
+        <w:t>&gt;</w:t>
+      </w:r>
+    </w:p>
+    <w:p>
+      <w:pPr>
+        <w:pStyle w:val="Pr-formataoHTML"/>
+        <w:rPr>
+          <w:rStyle w:val="CdigoHTML"/>
+          <w:color w:val="444746"/>
+          <w:sz w:val="21"/>
+          <w:szCs w:val="21"/>
+          <w:bdr w:val="none" w:sz="0" w:space="0" w:color="auto" w:frame="1"/>
+        </w:rPr>
+      </w:pPr>
+      <w:r>
+        <w:rPr>
+          <w:rStyle w:val="CdigoHTML"/>
+          <w:color w:val="444746"/>
+          <w:sz w:val="21"/>
+          <w:szCs w:val="21"/>
+          <w:bdr w:val="none" w:sz="0" w:space="0" w:color="auto" w:frame="1"/>
+        </w:rPr>
+        <w:t xml:space="preserve">    </w:t>
+      </w:r>
+      <w:r>
+        <w:rPr>
+          <w:rStyle w:val="hljs-tag"/>
+          <w:color w:val="444746"/>
+          <w:sz w:val="21"/>
+          <w:szCs w:val="21"/>
+          <w:bdr w:val="none" w:sz="0" w:space="0" w:color="auto" w:frame="1"/>
+        </w:rPr>
+        <w:t>&lt;</w:t>
+      </w:r>
+      <w:r>
+        <w:rPr>
+          <w:rStyle w:val="hljs-name"/>
+          <w:rFonts w:eastAsiaTheme="majorEastAsia"/>
+          <w:color w:val="D93025"/>
+          <w:sz w:val="21"/>
+          <w:szCs w:val="21"/>
+          <w:bdr w:val="none" w:sz="0" w:space="0" w:color="auto" w:frame="1"/>
+        </w:rPr>
+        <w:t>p</w:t>
+      </w:r>
+      <w:r>
+        <w:rPr>
+          <w:rStyle w:val="hljs-tag"/>
+          <w:color w:val="444746"/>
+          <w:sz w:val="21"/>
+          <w:szCs w:val="21"/>
+          <w:bdr w:val="none" w:sz="0" w:space="0" w:color="auto" w:frame="1"/>
+        </w:rPr>
+        <w:t>&gt;</w:t>
+      </w:r>
+      <w:r>
+        <w:rPr>
+          <w:rStyle w:val="CdigoHTML"/>
+          <w:color w:val="444746"/>
+          <w:sz w:val="21"/>
+          <w:szCs w:val="21"/>
+          <w:bdr w:val="none" w:sz="0" w:space="0" w:color="auto" w:frame="1"/>
+        </w:rPr>
+        <w:t xml:space="preserve">Versão: </w:t>
+      </w:r>
+      <w:r>
+        <w:rPr>
+          <w:rStyle w:val="hljs-tag"/>
+          <w:color w:val="444746"/>
+          <w:sz w:val="21"/>
+          <w:szCs w:val="21"/>
+          <w:bdr w:val="none" w:sz="0" w:space="0" w:color="auto" w:frame="1"/>
+        </w:rPr>
+        <w:t>&lt;</w:t>
+      </w:r>
+      <w:proofErr w:type="spellStart"/>
+      <w:r>
+        <w:rPr>
+          <w:rStyle w:val="hljs-name"/>
+          <w:rFonts w:eastAsiaTheme="majorEastAsia"/>
+          <w:color w:val="D93025"/>
+          <w:sz w:val="21"/>
+          <w:szCs w:val="21"/>
+          <w:bdr w:val="none" w:sz="0" w:space="0" w:color="auto" w:frame="1"/>
+        </w:rPr>
+        <w:t>span</w:t>
+      </w:r>
+      <w:proofErr w:type="spellEnd"/>
+      <w:r>
+        <w:rPr>
+          <w:rStyle w:val="hljs-tag"/>
+          <w:color w:val="444746"/>
+          <w:sz w:val="21"/>
+          <w:szCs w:val="21"/>
+          <w:bdr w:val="none" w:sz="0" w:space="0" w:color="auto" w:frame="1"/>
+        </w:rPr>
+        <w:t xml:space="preserve"> </w:t>
+      </w:r>
+      <w:r>
+        <w:rPr>
+          <w:rStyle w:val="hljs-attr"/>
+          <w:color w:val="B55908"/>
+          <w:sz w:val="21"/>
+          <w:szCs w:val="21"/>
+          <w:bdr w:val="none" w:sz="0" w:space="0" w:color="auto" w:frame="1"/>
+        </w:rPr>
+        <w:t>id</w:t>
+      </w:r>
+      <w:r>
+        <w:rPr>
+          <w:rStyle w:val="hljs-tag"/>
+          <w:color w:val="444746"/>
+          <w:sz w:val="21"/>
+          <w:szCs w:val="21"/>
+          <w:bdr w:val="none" w:sz="0" w:space="0" w:color="auto" w:frame="1"/>
+        </w:rPr>
+        <w:t>=</w:t>
+      </w:r>
+      <w:r>
+        <w:rPr>
+          <w:rStyle w:val="hljs-string"/>
+          <w:color w:val="188038"/>
+          <w:sz w:val="21"/>
+          <w:szCs w:val="21"/>
+          <w:bdr w:val="none" w:sz="0" w:space="0" w:color="auto" w:frame="1"/>
+        </w:rPr>
+        <w:t>"app-</w:t>
+      </w:r>
+      <w:proofErr w:type="spellStart"/>
+      <w:r>
+        <w:rPr>
+          <w:rStyle w:val="hljs-string"/>
+          <w:color w:val="188038"/>
+          <w:sz w:val="21"/>
+          <w:szCs w:val="21"/>
+          <w:bdr w:val="none" w:sz="0" w:space="0" w:color="auto" w:frame="1"/>
+        </w:rPr>
+        <w:t>versao</w:t>
+      </w:r>
+      <w:proofErr w:type="spellEnd"/>
+      <w:r>
+        <w:rPr>
+          <w:rStyle w:val="hljs-string"/>
+          <w:color w:val="188038"/>
+          <w:sz w:val="21"/>
+          <w:szCs w:val="21"/>
+          <w:bdr w:val="none" w:sz="0" w:space="0" w:color="auto" w:frame="1"/>
+        </w:rPr>
+        <w:t>"</w:t>
+      </w:r>
+      <w:r>
+        <w:rPr>
+          <w:rStyle w:val="hljs-tag"/>
+          <w:color w:val="444746"/>
+          <w:sz w:val="21"/>
+          <w:szCs w:val="21"/>
+          <w:bdr w:val="none" w:sz="0" w:space="0" w:color="auto" w:frame="1"/>
+        </w:rPr>
+        <w:t>&gt;</w:t>
+      </w:r>
+      <w:r>
+        <w:rPr>
+          <w:rStyle w:val="CdigoHTML"/>
+          <w:color w:val="444746"/>
+          <w:sz w:val="21"/>
+          <w:szCs w:val="21"/>
+          <w:bdr w:val="none" w:sz="0" w:space="0" w:color="auto" w:frame="1"/>
+        </w:rPr>
+        <w:t>--</w:t>
+      </w:r>
+      <w:r>
+        <w:rPr>
+          <w:rStyle w:val="hljs-tag"/>
+          <w:color w:val="444746"/>
+          <w:sz w:val="21"/>
+          <w:szCs w:val="21"/>
+          <w:bdr w:val="none" w:sz="0" w:space="0" w:color="auto" w:frame="1"/>
+        </w:rPr>
+        <w:t>&lt;/</w:t>
+      </w:r>
+      <w:proofErr w:type="spellStart"/>
+      <w:r>
+        <w:rPr>
+          <w:rStyle w:val="hljs-name"/>
+          <w:rFonts w:eastAsiaTheme="majorEastAsia"/>
+          <w:color w:val="D93025"/>
+          <w:sz w:val="21"/>
+          <w:szCs w:val="21"/>
+          <w:bdr w:val="none" w:sz="0" w:space="0" w:color="auto" w:frame="1"/>
+        </w:rPr>
+        <w:t>span</w:t>
+      </w:r>
+      <w:proofErr w:type="spellEnd"/>
+      <w:r>
+        <w:rPr>
+          <w:rStyle w:val="hljs-tag"/>
+          <w:color w:val="444746"/>
+          <w:sz w:val="21"/>
+          <w:szCs w:val="21"/>
+          <w:bdr w:val="none" w:sz="0" w:space="0" w:color="auto" w:frame="1"/>
+        </w:rPr>
+        <w:t>&gt;&lt;/</w:t>
+      </w:r>
+      <w:r>
+        <w:rPr>
+          <w:rStyle w:val="hljs-name"/>
+          <w:rFonts w:eastAsiaTheme="majorEastAsia"/>
+          <w:color w:val="D93025"/>
+          <w:sz w:val="21"/>
+          <w:szCs w:val="21"/>
+          <w:bdr w:val="none" w:sz="0" w:space="0" w:color="auto" w:frame="1"/>
+        </w:rPr>
+        <w:t>p</w:t>
+      </w:r>
+      <w:r>
+        <w:rPr>
+          <w:rStyle w:val="hljs-tag"/>
+          <w:color w:val="444746"/>
+          <w:sz w:val="21"/>
+          <w:szCs w:val="21"/>
+          <w:bdr w:val="none" w:sz="0" w:space="0" w:color="auto" w:frame="1"/>
+        </w:rPr>
+        <w:t>&gt;</w:t>
+      </w:r>
+    </w:p>
+    <w:p>
+      <w:pPr>
+        <w:pStyle w:val="Pr-formataoHTML"/>
+        <w:rPr>
+          <w:rStyle w:val="CdigoHTML"/>
+          <w:color w:val="444746"/>
+          <w:sz w:val="21"/>
+          <w:szCs w:val="21"/>
+          <w:bdr w:val="none" w:sz="0" w:space="0" w:color="auto" w:frame="1"/>
+        </w:rPr>
+      </w:pPr>
+      <w:r>
+        <w:rPr>
+          <w:rStyle w:val="CdigoHTML"/>
+          <w:color w:val="444746"/>
+          <w:sz w:val="21"/>
+          <w:szCs w:val="21"/>
+          <w:bdr w:val="none" w:sz="0" w:space="0" w:color="auto" w:frame="1"/>
+        </w:rPr>
+        <w:t xml:space="preserve">    </w:t>
+      </w:r>
+      <w:r>
+        <w:rPr>
+          <w:rStyle w:val="hljs-tag"/>
+          <w:color w:val="444746"/>
+          <w:sz w:val="21"/>
+          <w:szCs w:val="21"/>
+          <w:bdr w:val="none" w:sz="0" w:space="0" w:color="auto" w:frame="1"/>
+        </w:rPr>
+        <w:t>&lt;</w:t>
+      </w:r>
+      <w:r>
+        <w:rPr>
+          <w:rStyle w:val="hljs-name"/>
+          <w:rFonts w:eastAsiaTheme="majorEastAsia"/>
+          <w:color w:val="D93025"/>
+          <w:sz w:val="21"/>
+          <w:szCs w:val="21"/>
+          <w:bdr w:val="none" w:sz="0" w:space="0" w:color="auto" w:frame="1"/>
+        </w:rPr>
+        <w:t>p</w:t>
+      </w:r>
+      <w:r>
+        <w:rPr>
+          <w:rStyle w:val="hljs-tag"/>
+          <w:color w:val="444746"/>
+          <w:sz w:val="21"/>
+          <w:szCs w:val="21"/>
+          <w:bdr w:val="none" w:sz="0" w:space="0" w:color="auto" w:frame="1"/>
+        </w:rPr>
+        <w:t>&gt;</w:t>
+      </w:r>
+      <w:r>
+        <w:rPr>
+          <w:rStyle w:val="CdigoHTML"/>
+          <w:color w:val="444746"/>
+          <w:sz w:val="21"/>
+          <w:szCs w:val="21"/>
+          <w:bdr w:val="none" w:sz="0" w:space="0" w:color="auto" w:frame="1"/>
+        </w:rPr>
+        <w:t xml:space="preserve">Aberto para Testes: </w:t>
+      </w:r>
+      <w:r>
+        <w:rPr>
+          <w:rStyle w:val="hljs-tag"/>
+          <w:color w:val="444746"/>
+          <w:sz w:val="21"/>
+          <w:szCs w:val="21"/>
+          <w:bdr w:val="none" w:sz="0" w:space="0" w:color="auto" w:frame="1"/>
+        </w:rPr>
+        <w:t>&lt;</w:t>
+      </w:r>
+      <w:proofErr w:type="spellStart"/>
+      <w:r>
+        <w:rPr>
+          <w:rStyle w:val="hljs-name"/>
+          <w:rFonts w:eastAsiaTheme="majorEastAsia"/>
+          <w:color w:val="D93025"/>
+          <w:sz w:val="21"/>
+          <w:szCs w:val="21"/>
+          <w:bdr w:val="none" w:sz="0" w:space="0" w:color="auto" w:frame="1"/>
+        </w:rPr>
+        <w:t>span</w:t>
+      </w:r>
+      <w:proofErr w:type="spellEnd"/>
+      <w:r>
+        <w:rPr>
+          <w:rStyle w:val="hljs-tag"/>
+          <w:color w:val="444746"/>
+          <w:sz w:val="21"/>
+          <w:szCs w:val="21"/>
+          <w:bdr w:val="none" w:sz="0" w:space="0" w:color="auto" w:frame="1"/>
+        </w:rPr>
+        <w:t xml:space="preserve"> </w:t>
+      </w:r>
+      <w:r>
+        <w:rPr>
+          <w:rStyle w:val="hljs-attr"/>
+          <w:color w:val="B55908"/>
+          <w:sz w:val="21"/>
+          <w:szCs w:val="21"/>
+          <w:bdr w:val="none" w:sz="0" w:space="0" w:color="auto" w:frame="1"/>
+        </w:rPr>
+        <w:t>id</w:t>
+      </w:r>
+      <w:r>
+        <w:rPr>
+          <w:rStyle w:val="hljs-tag"/>
+          <w:color w:val="444746"/>
+          <w:sz w:val="21"/>
+          <w:szCs w:val="21"/>
+          <w:bdr w:val="none" w:sz="0" w:space="0" w:color="auto" w:frame="1"/>
+        </w:rPr>
+        <w:t>=</w:t>
+      </w:r>
+      <w:r>
+        <w:rPr>
+          <w:rStyle w:val="hljs-string"/>
+          <w:color w:val="188038"/>
+          <w:sz w:val="21"/>
+          <w:szCs w:val="21"/>
+          <w:bdr w:val="none" w:sz="0" w:space="0" w:color="auto" w:frame="1"/>
+        </w:rPr>
+        <w:t>"app-teste"</w:t>
+      </w:r>
+      <w:r>
+        <w:rPr>
+          <w:rStyle w:val="hljs-tag"/>
+          <w:color w:val="444746"/>
+          <w:sz w:val="21"/>
+          <w:szCs w:val="21"/>
+          <w:bdr w:val="none" w:sz="0" w:space="0" w:color="auto" w:frame="1"/>
+        </w:rPr>
+        <w:t>&gt;</w:t>
+      </w:r>
+      <w:r>
+        <w:rPr>
+          <w:rStyle w:val="CdigoHTML"/>
+          <w:color w:val="444746"/>
+          <w:sz w:val="21"/>
+          <w:szCs w:val="21"/>
+          <w:bdr w:val="none" w:sz="0" w:space="0" w:color="auto" w:frame="1"/>
+        </w:rPr>
+        <w:t>--</w:t>
+      </w:r>
+      <w:r>
+        <w:rPr>
+          <w:rStyle w:val="hljs-tag"/>
+          <w:color w:val="444746"/>
+          <w:sz w:val="21"/>
+          <w:szCs w:val="21"/>
+          <w:bdr w:val="none" w:sz="0" w:space="0" w:color="auto" w:frame="1"/>
+        </w:rPr>
+        <w:t>&lt;/</w:t>
+      </w:r>
+      <w:proofErr w:type="spellStart"/>
+      <w:r>
+        <w:rPr>
+          <w:rStyle w:val="hljs-name"/>
+          <w:rFonts w:eastAsiaTheme="majorEastAsia"/>
+          <w:color w:val="D93025"/>
+          <w:sz w:val="21"/>
+          <w:szCs w:val="21"/>
+          <w:bdr w:val="none" w:sz="0" w:space="0" w:color="auto" w:frame="1"/>
+        </w:rPr>
+        <w:t>span</w:t>
+      </w:r>
+      <w:proofErr w:type="spellEnd"/>
+      <w:r>
+        <w:rPr>
+          <w:rStyle w:val="hljs-tag"/>
+          <w:color w:val="444746"/>
+          <w:sz w:val="21"/>
+          <w:szCs w:val="21"/>
+          <w:bdr w:val="none" w:sz="0" w:space="0" w:color="auto" w:frame="1"/>
+        </w:rPr>
+        <w:t>&gt;&lt;/</w:t>
+      </w:r>
+      <w:r>
+        <w:rPr>
+          <w:rStyle w:val="hljs-name"/>
+          <w:rFonts w:eastAsiaTheme="majorEastAsia"/>
+          <w:color w:val="D93025"/>
+          <w:sz w:val="21"/>
+          <w:szCs w:val="21"/>
+          <w:bdr w:val="none" w:sz="0" w:space="0" w:color="auto" w:frame="1"/>
+        </w:rPr>
+        <w:t>p</w:t>
+      </w:r>
+      <w:r>
+        <w:rPr>
+          <w:rStyle w:val="hljs-tag"/>
+          <w:color w:val="444746"/>
+          <w:sz w:val="21"/>
+          <w:szCs w:val="21"/>
+          <w:bdr w:val="none" w:sz="0" w:space="0" w:color="auto" w:frame="1"/>
+        </w:rPr>
+        <w:t>&gt;</w:t>
+      </w:r>
+    </w:p>
+    <w:p>
+      <w:pPr>
+        <w:pStyle w:val="Pr-formataoHTML"/>
+        <w:rPr>
+          <w:rStyle w:val="CdigoHTML"/>
+          <w:color w:val="444746"/>
+          <w:sz w:val="21"/>
+          <w:szCs w:val="21"/>
+          <w:bdr w:val="none" w:sz="0" w:space="0" w:color="auto" w:frame="1"/>
+        </w:rPr>
+      </w:pPr>
+      <w:r>
+        <w:rPr>
+          <w:rStyle w:val="CdigoHTML"/>
+          <w:color w:val="444746"/>
+          <w:sz w:val="21"/>
+          <w:szCs w:val="21"/>
+          <w:bdr w:val="none" w:sz="0" w:space="0" w:color="auto" w:frame="1"/>
+        </w:rPr>
+        <w:t xml:space="preserve">    </w:t>
+      </w:r>
+      <w:r>
+        <w:rPr>
+          <w:rStyle w:val="hljs-tag"/>
+          <w:color w:val="444746"/>
+          <w:sz w:val="21"/>
+          <w:szCs w:val="21"/>
+          <w:bdr w:val="none" w:sz="0" w:space="0" w:color="auto" w:frame="1"/>
+        </w:rPr>
+        <w:t>&lt;</w:t>
+      </w:r>
+      <w:r>
+        <w:rPr>
+          <w:rStyle w:val="hljs-name"/>
+          <w:rFonts w:eastAsiaTheme="majorEastAsia"/>
+          <w:color w:val="D93025"/>
+          <w:sz w:val="21"/>
+          <w:szCs w:val="21"/>
+          <w:bdr w:val="none" w:sz="0" w:space="0" w:color="auto" w:frame="1"/>
+        </w:rPr>
+        <w:t>p</w:t>
+      </w:r>
+      <w:r>
+        <w:rPr>
+          <w:rStyle w:val="hljs-tag"/>
+          <w:color w:val="444746"/>
+          <w:sz w:val="21"/>
+          <w:szCs w:val="21"/>
+          <w:bdr w:val="none" w:sz="0" w:space="0" w:color="auto" w:frame="1"/>
+        </w:rPr>
+        <w:t>&gt;</w:t>
+      </w:r>
+      <w:r>
+        <w:rPr>
+          <w:rStyle w:val="CdigoHTML"/>
+          <w:color w:val="444746"/>
+          <w:sz w:val="21"/>
+          <w:szCs w:val="21"/>
+          <w:bdr w:val="none" w:sz="0" w:space="0" w:color="auto" w:frame="1"/>
+        </w:rPr>
+        <w:t xml:space="preserve">Autor: </w:t>
+      </w:r>
+      <w:r>
+        <w:rPr>
+          <w:rStyle w:val="hljs-tag"/>
+          <w:color w:val="444746"/>
+          <w:sz w:val="21"/>
+          <w:szCs w:val="21"/>
+          <w:bdr w:val="none" w:sz="0" w:space="0" w:color="auto" w:frame="1"/>
+        </w:rPr>
+        <w:t>&lt;</w:t>
+      </w:r>
+      <w:proofErr w:type="spellStart"/>
+      <w:r>
+        <w:rPr>
+          <w:rStyle w:val="hljs-name"/>
+          <w:rFonts w:eastAsiaTheme="majorEastAsia"/>
+          <w:color w:val="D93025"/>
+          <w:sz w:val="21"/>
+          <w:szCs w:val="21"/>
+          <w:bdr w:val="none" w:sz="0" w:space="0" w:color="auto" w:frame="1"/>
+        </w:rPr>
+        <w:t>span</w:t>
+      </w:r>
+      <w:proofErr w:type="spellEnd"/>
+      <w:r>
+        <w:rPr>
+          <w:rStyle w:val="hljs-tag"/>
+          <w:color w:val="444746"/>
+          <w:sz w:val="21"/>
+          <w:szCs w:val="21"/>
+          <w:bdr w:val="none" w:sz="0" w:space="0" w:color="auto" w:frame="1"/>
+        </w:rPr>
+        <w:t xml:space="preserve"> </w:t>
+      </w:r>
+      <w:r>
+        <w:rPr>
+          <w:rStyle w:val="hljs-attr"/>
+          <w:color w:val="B55908"/>
+          <w:sz w:val="21"/>
+          <w:szCs w:val="21"/>
+          <w:bdr w:val="none" w:sz="0" w:space="0" w:color="auto" w:frame="1"/>
+        </w:rPr>
+        <w:t>id</w:t>
+      </w:r>
+      <w:r>
+        <w:rPr>
+          <w:rStyle w:val="hljs-tag"/>
+          <w:color w:val="444746"/>
+          <w:sz w:val="21"/>
+          <w:szCs w:val="21"/>
+          <w:bdr w:val="none" w:sz="0" w:space="0" w:color="auto" w:frame="1"/>
+        </w:rPr>
+        <w:t>=</w:t>
+      </w:r>
+      <w:r>
+        <w:rPr>
+          <w:rStyle w:val="hljs-string"/>
+          <w:color w:val="188038"/>
+          <w:sz w:val="21"/>
+          <w:szCs w:val="21"/>
+          <w:bdr w:val="none" w:sz="0" w:space="0" w:color="auto" w:frame="1"/>
+        </w:rPr>
+        <w:t>"app-autor"</w:t>
+      </w:r>
+      <w:r>
+        <w:rPr>
+          <w:rStyle w:val="hljs-tag"/>
+          <w:color w:val="444746"/>
+          <w:sz w:val="21"/>
+          <w:szCs w:val="21"/>
+          <w:bdr w:val="none" w:sz="0" w:space="0" w:color="auto" w:frame="1"/>
+        </w:rPr>
+        <w:t>&gt;</w:t>
+      </w:r>
+      <w:r>
+        <w:rPr>
+          <w:rStyle w:val="CdigoHTML"/>
+          <w:color w:val="444746"/>
+          <w:sz w:val="21"/>
+          <w:szCs w:val="21"/>
+          <w:bdr w:val="none" w:sz="0" w:space="0" w:color="auto" w:frame="1"/>
+        </w:rPr>
+        <w:t>--</w:t>
+      </w:r>
+      <w:r>
+        <w:rPr>
+          <w:rStyle w:val="hljs-tag"/>
+          <w:color w:val="444746"/>
+          <w:sz w:val="21"/>
+          <w:szCs w:val="21"/>
+          <w:bdr w:val="none" w:sz="0" w:space="0" w:color="auto" w:frame="1"/>
+        </w:rPr>
+        <w:t>&lt;/</w:t>
+      </w:r>
+      <w:proofErr w:type="spellStart"/>
+      <w:r>
+        <w:rPr>
+          <w:rStyle w:val="hljs-name"/>
+          <w:rFonts w:eastAsiaTheme="majorEastAsia"/>
+          <w:color w:val="D93025"/>
+          <w:sz w:val="21"/>
+          <w:szCs w:val="21"/>
+          <w:bdr w:val="none" w:sz="0" w:space="0" w:color="auto" w:frame="1"/>
+        </w:rPr>
+        <w:t>span</w:t>
+      </w:r>
+      <w:proofErr w:type="spellEnd"/>
+      <w:r>
+        <w:rPr>
+          <w:rStyle w:val="hljs-tag"/>
+          <w:color w:val="444746"/>
+          <w:sz w:val="21"/>
+          <w:szCs w:val="21"/>
+          <w:bdr w:val="none" w:sz="0" w:space="0" w:color="auto" w:frame="1"/>
+        </w:rPr>
+        <w:t>&gt;&lt;/</w:t>
+      </w:r>
+      <w:r>
+        <w:rPr>
+          <w:rStyle w:val="hljs-name"/>
+          <w:rFonts w:eastAsiaTheme="majorEastAsia"/>
+          <w:color w:val="D93025"/>
+          <w:sz w:val="21"/>
+          <w:szCs w:val="21"/>
+          <w:bdr w:val="none" w:sz="0" w:space="0" w:color="auto" w:frame="1"/>
+        </w:rPr>
+        <w:t>p</w:t>
+      </w:r>
+      <w:r>
+        <w:rPr>
+          <w:rStyle w:val="hljs-tag"/>
+          <w:color w:val="444746"/>
+          <w:sz w:val="21"/>
+          <w:szCs w:val="21"/>
+          <w:bdr w:val="none" w:sz="0" w:space="0" w:color="auto" w:frame="1"/>
+        </w:rPr>
+        <w:t>&gt;</w:t>
+      </w:r>
+    </w:p>
+    <w:p>
+      <w:pPr>
+        <w:pStyle w:val="Pr-formataoHTML"/>
+        <w:rPr>
+          <w:rStyle w:val="CdigoHTML"/>
+          <w:color w:val="444746"/>
+          <w:sz w:val="21"/>
+          <w:szCs w:val="21"/>
+          <w:bdr w:val="none" w:sz="0" w:space="0" w:color="auto" w:frame="1"/>
+        </w:rPr>
+      </w:pPr>
+      <w:r>
+        <w:rPr>
+          <w:rStyle w:val="hljs-tag"/>
+          <w:color w:val="444746"/>
+          <w:sz w:val="21"/>
+          <w:szCs w:val="21"/>
+          <w:bdr w:val="none" w:sz="0" w:space="0" w:color="auto" w:frame="1"/>
+        </w:rPr>
+        <w:t>&lt;/</w:t>
+      </w:r>
+      <w:proofErr w:type="spellStart"/>
+      <w:r>
+        <w:rPr>
+          <w:rStyle w:val="hljs-name"/>
+          <w:rFonts w:eastAsiaTheme="majorEastAsia"/>
+          <w:color w:val="D93025"/>
+          <w:sz w:val="21"/>
+          <w:szCs w:val="21"/>
+          <w:bdr w:val="none" w:sz="0" w:space="0" w:color="auto" w:frame="1"/>
+        </w:rPr>
+        <w:t>div</w:t>
+      </w:r>
+      <w:proofErr w:type="spellEnd"/>
+      <w:r>
+        <w:rPr>
+          <w:rStyle w:val="hljs-tag"/>
+          <w:color w:val="444746"/>
+          <w:sz w:val="21"/>
+          <w:szCs w:val="21"/>
+          <w:bdr w:val="none" w:sz="0" w:space="0" w:color="auto" w:frame="1"/>
+        </w:rPr>
+        <w:t>&gt;</w:t>
+      </w:r>
+    </w:p>
+    <w:p>
+      <w:pPr>
+        <w:pStyle w:val="Ttulo3"/>
+        <w:spacing w:after="120"/>
+        <w:rPr>
+          <w:color w:val="1F1F1F"/>
+        </w:rPr>
+      </w:pPr>
+      <w:r>
+        <w:rPr>
+          <w:color w:val="1F1F1F"/>
+        </w:rPr>
+        <w:t>3. Lógica (script.js)</w:t>
+      </w:r>
+    </w:p>
+    <w:p>
+      <w:pPr>
+        <w:rPr>
+          <w:color w:val="444746"/>
+        </w:rPr>
+      </w:pPr>
+      <w:r>
+        <w:rPr>
+          <w:rStyle w:val="ng-tns-c4081627429-260"/>
+          <w:color w:val="444746"/>
+          <w:bdr w:val="none" w:sz="0" w:space="0" w:color="auto" w:frame="1"/>
+        </w:rPr>
+        <w:t>JavaScript</w:t>
+      </w:r>
+    </w:p>
+    <w:p>
+      <w:pPr>
+        <w:pStyle w:val="Pr-formataoHTML"/>
+        <w:rPr>
+          <w:rStyle w:val="CdigoHTML"/>
+          <w:color w:val="444746"/>
+          <w:sz w:val="21"/>
+          <w:szCs w:val="21"/>
+          <w:bdr w:val="none" w:sz="0" w:space="0" w:color="auto" w:frame="1"/>
+        </w:rPr>
+      </w:pPr>
+      <w:r>
+        <w:rPr>
+          <w:rStyle w:val="hljs-comment"/>
+          <w:color w:val="5F6368"/>
+          <w:sz w:val="21"/>
+          <w:szCs w:val="21"/>
+          <w:bdr w:val="none" w:sz="0" w:space="0" w:color="auto" w:frame="1"/>
+        </w:rPr>
+        <w:t>// Variáveis do seu projeto real</w:t>
+      </w:r>
+    </w:p>
+    <w:p>
+      <w:pPr>
+        <w:pStyle w:val="Pr-formataoHTML"/>
+        <w:rPr>
+          <w:rStyle w:val="CdigoHTML"/>
+          <w:color w:val="444746"/>
+          <w:sz w:val="21"/>
+          <w:szCs w:val="21"/>
+          <w:bdr w:val="none" w:sz="0" w:space="0" w:color="auto" w:frame="1"/>
+        </w:rPr>
+      </w:pPr>
+      <w:proofErr w:type="spellStart"/>
+      <w:r>
+        <w:rPr>
+          <w:rStyle w:val="hljs-keyword"/>
+          <w:color w:val="8430CE"/>
+          <w:sz w:val="21"/>
+          <w:szCs w:val="21"/>
+          <w:bdr w:val="none" w:sz="0" w:space="0" w:color="auto" w:frame="1"/>
+        </w:rPr>
+        <w:t>const</w:t>
+      </w:r>
+      <w:proofErr w:type="spellEnd"/>
+      <w:r>
+        <w:rPr>
+          <w:rStyle w:val="CdigoHTML"/>
+          <w:color w:val="444746"/>
+          <w:sz w:val="21"/>
+          <w:szCs w:val="21"/>
+          <w:bdr w:val="none" w:sz="0" w:space="0" w:color="auto" w:frame="1"/>
+        </w:rPr>
+        <w:t xml:space="preserve"> </w:t>
+      </w:r>
+      <w:proofErr w:type="spellStart"/>
+      <w:r>
+        <w:rPr>
+          <w:rStyle w:val="CdigoHTML"/>
+          <w:color w:val="444746"/>
+          <w:sz w:val="21"/>
+          <w:szCs w:val="21"/>
+          <w:bdr w:val="none" w:sz="0" w:space="0" w:color="auto" w:frame="1"/>
+        </w:rPr>
+        <w:t>nomeApp</w:t>
+      </w:r>
+      <w:proofErr w:type="spellEnd"/>
+      <w:r>
+        <w:rPr>
+          <w:rStyle w:val="CdigoHTML"/>
+          <w:color w:val="444746"/>
+          <w:sz w:val="21"/>
+          <w:szCs w:val="21"/>
+          <w:bdr w:val="none" w:sz="0" w:space="0" w:color="auto" w:frame="1"/>
+        </w:rPr>
+        <w:t xml:space="preserve"> = </w:t>
+      </w:r>
+      <w:r>
+        <w:rPr>
+          <w:rStyle w:val="hljs-string"/>
+          <w:color w:val="188038"/>
+          <w:sz w:val="21"/>
+          <w:szCs w:val="21"/>
+          <w:bdr w:val="none" w:sz="0" w:space="0" w:color="auto" w:frame="1"/>
+        </w:rPr>
+        <w:t>"</w:t>
+      </w:r>
+      <w:proofErr w:type="spellStart"/>
+      <w:r>
+        <w:rPr>
+          <w:rStyle w:val="hljs-string"/>
+          <w:color w:val="188038"/>
+          <w:sz w:val="21"/>
+          <w:szCs w:val="21"/>
+          <w:bdr w:val="none" w:sz="0" w:space="0" w:color="auto" w:frame="1"/>
+        </w:rPr>
+        <w:t>NotaFlash</w:t>
+      </w:r>
+      <w:proofErr w:type="spellEnd"/>
+      <w:r>
+        <w:rPr>
+          <w:rStyle w:val="hljs-string"/>
+          <w:color w:val="188038"/>
+          <w:sz w:val="21"/>
+          <w:szCs w:val="21"/>
+          <w:bdr w:val="none" w:sz="0" w:space="0" w:color="auto" w:frame="1"/>
+        </w:rPr>
+        <w:t>"</w:t>
+      </w:r>
+      <w:r>
+        <w:rPr>
+          <w:rStyle w:val="CdigoHTML"/>
+          <w:color w:val="444746"/>
+          <w:sz w:val="21"/>
+          <w:szCs w:val="21"/>
+          <w:bdr w:val="none" w:sz="0" w:space="0" w:color="auto" w:frame="1"/>
+        </w:rPr>
+        <w:t>;</w:t>
+      </w:r>
+    </w:p>
+    <w:p>
+      <w:pPr>
+        <w:pStyle w:val="Pr-formataoHTML"/>
+        <w:rPr>
+          <w:rStyle w:val="CdigoHTML"/>
+          <w:color w:val="444746"/>
+          <w:sz w:val="21"/>
+          <w:szCs w:val="21"/>
+          <w:bdr w:val="none" w:sz="0" w:space="0" w:color="auto" w:frame="1"/>
+        </w:rPr>
+      </w:pPr>
+      <w:proofErr w:type="spellStart"/>
+      <w:r>
+        <w:rPr>
+          <w:rStyle w:val="hljs-keyword"/>
+          <w:color w:val="8430CE"/>
+          <w:sz w:val="21"/>
+          <w:szCs w:val="21"/>
+          <w:bdr w:val="none" w:sz="0" w:space="0" w:color="auto" w:frame="1"/>
+        </w:rPr>
+        <w:t>const</w:t>
+      </w:r>
+      <w:proofErr w:type="spellEnd"/>
+      <w:r>
+        <w:rPr>
+          <w:rStyle w:val="CdigoHTML"/>
+          <w:color w:val="444746"/>
+          <w:sz w:val="21"/>
+          <w:szCs w:val="21"/>
+          <w:bdr w:val="none" w:sz="0" w:space="0" w:color="auto" w:frame="1"/>
+        </w:rPr>
+        <w:t xml:space="preserve"> </w:t>
+      </w:r>
+      <w:proofErr w:type="spellStart"/>
+      <w:r>
+        <w:rPr>
+          <w:rStyle w:val="CdigoHTML"/>
+          <w:color w:val="444746"/>
+          <w:sz w:val="21"/>
+          <w:szCs w:val="21"/>
+          <w:bdr w:val="none" w:sz="0" w:space="0" w:color="auto" w:frame="1"/>
+        </w:rPr>
+        <w:t>versaoAtual</w:t>
+      </w:r>
+      <w:proofErr w:type="spellEnd"/>
+      <w:r>
+        <w:rPr>
+          <w:rStyle w:val="CdigoHTML"/>
+          <w:color w:val="444746"/>
+          <w:sz w:val="21"/>
+          <w:szCs w:val="21"/>
+          <w:bdr w:val="none" w:sz="0" w:space="0" w:color="auto" w:frame="1"/>
+        </w:rPr>
+        <w:t xml:space="preserve"> = </w:t>
+      </w:r>
+      <w:r>
+        <w:rPr>
+          <w:rStyle w:val="hljs-number"/>
+          <w:color w:val="B55908"/>
+          <w:sz w:val="21"/>
+          <w:szCs w:val="21"/>
+          <w:bdr w:val="none" w:sz="0" w:space="0" w:color="auto" w:frame="1"/>
+        </w:rPr>
+        <w:t>1.0</w:t>
+      </w:r>
+      <w:r>
+        <w:rPr>
+          <w:rStyle w:val="CdigoHTML"/>
+          <w:color w:val="444746"/>
+          <w:sz w:val="21"/>
+          <w:szCs w:val="21"/>
+          <w:bdr w:val="none" w:sz="0" w:space="0" w:color="auto" w:frame="1"/>
+        </w:rPr>
+        <w:t>;</w:t>
+      </w:r>
+    </w:p>
+    <w:p>
+      <w:pPr>
+        <w:pStyle w:val="Pr-formataoHTML"/>
+        <w:rPr>
+          <w:rStyle w:val="CdigoHTML"/>
+          <w:color w:val="444746"/>
+          <w:sz w:val="21"/>
+          <w:szCs w:val="21"/>
+          <w:bdr w:val="none" w:sz="0" w:space="0" w:color="auto" w:frame="1"/>
+        </w:rPr>
+      </w:pPr>
+      <w:proofErr w:type="spellStart"/>
+      <w:r>
+        <w:rPr>
+          <w:rStyle w:val="hljs-keyword"/>
+          <w:color w:val="8430CE"/>
+          <w:sz w:val="21"/>
+          <w:szCs w:val="21"/>
+          <w:bdr w:val="none" w:sz="0" w:space="0" w:color="auto" w:frame="1"/>
+        </w:rPr>
+        <w:t>const</w:t>
+      </w:r>
+      <w:proofErr w:type="spellEnd"/>
+      <w:r>
+        <w:rPr>
+          <w:rStyle w:val="CdigoHTML"/>
+          <w:color w:val="444746"/>
+          <w:sz w:val="21"/>
+          <w:szCs w:val="21"/>
+          <w:bdr w:val="none" w:sz="0" w:space="0" w:color="auto" w:frame="1"/>
+        </w:rPr>
+        <w:t xml:space="preserve"> </w:t>
+      </w:r>
+      <w:proofErr w:type="spellStart"/>
+      <w:r>
+        <w:rPr>
+          <w:rStyle w:val="CdigoHTML"/>
+          <w:color w:val="444746"/>
+          <w:sz w:val="21"/>
+          <w:szCs w:val="21"/>
+          <w:bdr w:val="none" w:sz="0" w:space="0" w:color="auto" w:frame="1"/>
+        </w:rPr>
+        <w:t>isBetaPublico</w:t>
+      </w:r>
+      <w:proofErr w:type="spellEnd"/>
+      <w:r>
+        <w:rPr>
+          <w:rStyle w:val="CdigoHTML"/>
+          <w:color w:val="444746"/>
+          <w:sz w:val="21"/>
+          <w:szCs w:val="21"/>
+          <w:bdr w:val="none" w:sz="0" w:space="0" w:color="auto" w:frame="1"/>
+        </w:rPr>
+        <w:t xml:space="preserve"> = </w:t>
+      </w:r>
+      <w:r>
+        <w:rPr>
+          <w:rStyle w:val="hljs-literal"/>
+          <w:color w:val="B55908"/>
+          <w:sz w:val="21"/>
+          <w:szCs w:val="21"/>
+          <w:bdr w:val="none" w:sz="0" w:space="0" w:color="auto" w:frame="1"/>
+        </w:rPr>
+        <w:t>false</w:t>
+      </w:r>
+      <w:r>
+        <w:rPr>
+          <w:rStyle w:val="CdigoHTML"/>
+          <w:color w:val="444746"/>
+          <w:sz w:val="21"/>
+          <w:szCs w:val="21"/>
+          <w:bdr w:val="none" w:sz="0" w:space="0" w:color="auto" w:frame="1"/>
+        </w:rPr>
+        <w:t>;</w:t>
+      </w:r>
+    </w:p>
+    <w:p>
+      <w:pPr>
+        <w:pStyle w:val="Pr-formataoHTML"/>
+        <w:rPr>
+          <w:rStyle w:val="CdigoHTML"/>
+          <w:color w:val="444746"/>
+          <w:sz w:val="21"/>
+          <w:szCs w:val="21"/>
+          <w:bdr w:val="none" w:sz="0" w:space="0" w:color="auto" w:frame="1"/>
+        </w:rPr>
+      </w:pPr>
+      <w:proofErr w:type="spellStart"/>
+      <w:r>
+        <w:rPr>
+          <w:rStyle w:val="hljs-keyword"/>
+          <w:color w:val="8430CE"/>
+          <w:sz w:val="21"/>
+          <w:szCs w:val="21"/>
+          <w:bdr w:val="none" w:sz="0" w:space="0" w:color="auto" w:frame="1"/>
+        </w:rPr>
+        <w:t>const</w:t>
+      </w:r>
+      <w:proofErr w:type="spellEnd"/>
+      <w:r>
+        <w:rPr>
+          <w:rStyle w:val="CdigoHTML"/>
+          <w:color w:val="444746"/>
+          <w:sz w:val="21"/>
+          <w:szCs w:val="21"/>
+          <w:bdr w:val="none" w:sz="0" w:space="0" w:color="auto" w:frame="1"/>
+        </w:rPr>
+        <w:t xml:space="preserve"> </w:t>
+      </w:r>
+      <w:proofErr w:type="spellStart"/>
+      <w:r>
+        <w:rPr>
+          <w:rStyle w:val="CdigoHTML"/>
+          <w:color w:val="444746"/>
+          <w:sz w:val="21"/>
+          <w:szCs w:val="21"/>
+          <w:bdr w:val="none" w:sz="0" w:space="0" w:color="auto" w:frame="1"/>
+        </w:rPr>
+        <w:t>autorProjeto</w:t>
+      </w:r>
+      <w:proofErr w:type="spellEnd"/>
+      <w:r>
+        <w:rPr>
+          <w:rStyle w:val="CdigoHTML"/>
+          <w:color w:val="444746"/>
+          <w:sz w:val="21"/>
+          <w:szCs w:val="21"/>
+          <w:bdr w:val="none" w:sz="0" w:space="0" w:color="auto" w:frame="1"/>
+        </w:rPr>
+        <w:t xml:space="preserve"> = </w:t>
+      </w:r>
+      <w:r>
+        <w:rPr>
+          <w:rStyle w:val="hljs-string"/>
+          <w:color w:val="188038"/>
+          <w:sz w:val="21"/>
+          <w:szCs w:val="21"/>
+          <w:bdr w:val="none" w:sz="0" w:space="0" w:color="auto" w:frame="1"/>
+        </w:rPr>
+        <w:t>"Seu Nome Aqui"</w:t>
+      </w:r>
+      <w:r>
+        <w:rPr>
+          <w:rStyle w:val="CdigoHTML"/>
+          <w:color w:val="444746"/>
+          <w:sz w:val="21"/>
+          <w:szCs w:val="21"/>
+          <w:bdr w:val="none" w:sz="0" w:space="0" w:color="auto" w:frame="1"/>
+        </w:rPr>
+        <w:t>;</w:t>
+      </w:r>
+    </w:p>
+    <w:p>
+      <w:pPr>
+        <w:pStyle w:val="Pr-formataoHTML"/>
+        <w:rPr>
+          <w:rStyle w:val="CdigoHTML"/>
+          <w:color w:val="444746"/>
+          <w:sz w:val="21"/>
+          <w:szCs w:val="21"/>
+          <w:bdr w:val="none" w:sz="0" w:space="0" w:color="auto" w:frame="1"/>
+        </w:rPr>
+      </w:pPr>
+    </w:p>
+    <w:p>
+      <w:pPr>
+        <w:pStyle w:val="Pr-formataoHTML"/>
+        <w:rPr>
+          <w:rStyle w:val="CdigoHTML"/>
+          <w:color w:val="444746"/>
+          <w:sz w:val="21"/>
+          <w:szCs w:val="21"/>
+          <w:bdr w:val="none" w:sz="0" w:space="0" w:color="auto" w:frame="1"/>
+        </w:rPr>
+      </w:pPr>
+      <w:proofErr w:type="spellStart"/>
+      <w:r>
+        <w:rPr>
+          <w:rStyle w:val="hljs-builtin"/>
+          <w:color w:val="1967D2"/>
+          <w:sz w:val="21"/>
+          <w:szCs w:val="21"/>
+          <w:bdr w:val="none" w:sz="0" w:space="0" w:color="auto" w:frame="1"/>
+        </w:rPr>
+        <w:t>document</w:t>
+      </w:r>
+      <w:r>
+        <w:rPr>
+          <w:rStyle w:val="CdigoHTML"/>
+          <w:color w:val="444746"/>
+          <w:sz w:val="21"/>
+          <w:szCs w:val="21"/>
+          <w:bdr w:val="none" w:sz="0" w:space="0" w:color="auto" w:frame="1"/>
+        </w:rPr>
+        <w:t>.getElementById</w:t>
+      </w:r>
+      <w:proofErr w:type="spellEnd"/>
+      <w:r>
+        <w:rPr>
+          <w:rStyle w:val="CdigoHTML"/>
+          <w:color w:val="444746"/>
+          <w:sz w:val="21"/>
+          <w:szCs w:val="21"/>
+          <w:bdr w:val="none" w:sz="0" w:space="0" w:color="auto" w:frame="1"/>
+        </w:rPr>
+        <w:t>(</w:t>
+      </w:r>
+      <w:r>
+        <w:rPr>
+          <w:rStyle w:val="hljs-string"/>
+          <w:color w:val="188038"/>
+          <w:sz w:val="21"/>
+          <w:szCs w:val="21"/>
+          <w:bdr w:val="none" w:sz="0" w:space="0" w:color="auto" w:frame="1"/>
+        </w:rPr>
+        <w:t>"app-nome"</w:t>
+      </w:r>
+      <w:r>
+        <w:rPr>
+          <w:rStyle w:val="CdigoHTML"/>
+          <w:color w:val="444746"/>
+          <w:sz w:val="21"/>
+          <w:szCs w:val="21"/>
+          <w:bdr w:val="none" w:sz="0" w:space="0" w:color="auto" w:frame="1"/>
+        </w:rPr>
+        <w:t>).</w:t>
+      </w:r>
+      <w:proofErr w:type="spellStart"/>
+      <w:r>
+        <w:rPr>
+          <w:rStyle w:val="CdigoHTML"/>
+          <w:color w:val="444746"/>
+          <w:sz w:val="21"/>
+          <w:szCs w:val="21"/>
+          <w:bdr w:val="none" w:sz="0" w:space="0" w:color="auto" w:frame="1"/>
+        </w:rPr>
+        <w:t>innerText</w:t>
+      </w:r>
+      <w:proofErr w:type="spellEnd"/>
+      <w:r>
+        <w:rPr>
+          <w:rStyle w:val="CdigoHTML"/>
+          <w:color w:val="444746"/>
+          <w:sz w:val="21"/>
+          <w:szCs w:val="21"/>
+          <w:bdr w:val="none" w:sz="0" w:space="0" w:color="auto" w:frame="1"/>
+        </w:rPr>
+        <w:t xml:space="preserve"> = </w:t>
+      </w:r>
+      <w:proofErr w:type="spellStart"/>
+      <w:r>
+        <w:rPr>
+          <w:rStyle w:val="CdigoHTML"/>
+          <w:color w:val="444746"/>
+          <w:sz w:val="21"/>
+          <w:szCs w:val="21"/>
+          <w:bdr w:val="none" w:sz="0" w:space="0" w:color="auto" w:frame="1"/>
+        </w:rPr>
+        <w:t>nomeApp</w:t>
+      </w:r>
+      <w:proofErr w:type="spellEnd"/>
+      <w:r>
+        <w:rPr>
+          <w:rStyle w:val="CdigoHTML"/>
+          <w:color w:val="444746"/>
+          <w:sz w:val="21"/>
+          <w:szCs w:val="21"/>
+          <w:bdr w:val="none" w:sz="0" w:space="0" w:color="auto" w:frame="1"/>
+        </w:rPr>
+        <w:t>;</w:t>
+      </w:r>
+    </w:p>
+    <w:p>
+      <w:pPr>
+        <w:pStyle w:val="Pr-formataoHTML"/>
+        <w:rPr>
+          <w:rStyle w:val="CdigoHTML"/>
+          <w:color w:val="444746"/>
+          <w:sz w:val="21"/>
+          <w:szCs w:val="21"/>
+          <w:bdr w:val="none" w:sz="0" w:space="0" w:color="auto" w:frame="1"/>
+        </w:rPr>
+      </w:pPr>
+      <w:proofErr w:type="spellStart"/>
+      <w:r>
+        <w:rPr>
+          <w:rStyle w:val="hljs-builtin"/>
+          <w:color w:val="1967D2"/>
+          <w:sz w:val="21"/>
+          <w:szCs w:val="21"/>
+          <w:bdr w:val="none" w:sz="0" w:space="0" w:color="auto" w:frame="1"/>
+        </w:rPr>
+        <w:t>document</w:t>
+      </w:r>
+      <w:r>
+        <w:rPr>
+          <w:rStyle w:val="CdigoHTML"/>
+          <w:color w:val="444746"/>
+          <w:sz w:val="21"/>
+          <w:szCs w:val="21"/>
+          <w:bdr w:val="none" w:sz="0" w:space="0" w:color="auto" w:frame="1"/>
+        </w:rPr>
+        <w:t>.getElementById</w:t>
+      </w:r>
+      <w:proofErr w:type="spellEnd"/>
+      <w:r>
+        <w:rPr>
+          <w:rStyle w:val="CdigoHTML"/>
+          <w:color w:val="444746"/>
+          <w:sz w:val="21"/>
+          <w:szCs w:val="21"/>
+          <w:bdr w:val="none" w:sz="0" w:space="0" w:color="auto" w:frame="1"/>
+        </w:rPr>
+        <w:t>(</w:t>
+      </w:r>
+      <w:r>
+        <w:rPr>
+          <w:rStyle w:val="hljs-string"/>
+          <w:color w:val="188038"/>
+          <w:sz w:val="21"/>
+          <w:szCs w:val="21"/>
+          <w:bdr w:val="none" w:sz="0" w:space="0" w:color="auto" w:frame="1"/>
+        </w:rPr>
+        <w:t>"app-</w:t>
+      </w:r>
+      <w:proofErr w:type="spellStart"/>
+      <w:r>
+        <w:rPr>
+          <w:rStyle w:val="hljs-string"/>
+          <w:color w:val="188038"/>
+          <w:sz w:val="21"/>
+          <w:szCs w:val="21"/>
+          <w:bdr w:val="none" w:sz="0" w:space="0" w:color="auto" w:frame="1"/>
+        </w:rPr>
+        <w:t>versao</w:t>
+      </w:r>
+      <w:proofErr w:type="spellEnd"/>
+      <w:r>
+        <w:rPr>
+          <w:rStyle w:val="hljs-string"/>
+          <w:color w:val="188038"/>
+          <w:sz w:val="21"/>
+          <w:szCs w:val="21"/>
+          <w:bdr w:val="none" w:sz="0" w:space="0" w:color="auto" w:frame="1"/>
+        </w:rPr>
+        <w:t>"</w:t>
+      </w:r>
+      <w:r>
+        <w:rPr>
+          <w:rStyle w:val="CdigoHTML"/>
+          <w:color w:val="444746"/>
+          <w:sz w:val="21"/>
+          <w:szCs w:val="21"/>
+          <w:bdr w:val="none" w:sz="0" w:space="0" w:color="auto" w:frame="1"/>
+        </w:rPr>
+        <w:t>).</w:t>
+      </w:r>
+      <w:proofErr w:type="spellStart"/>
+      <w:r>
+        <w:rPr>
+          <w:rStyle w:val="CdigoHTML"/>
+          <w:color w:val="444746"/>
+          <w:sz w:val="21"/>
+          <w:szCs w:val="21"/>
+          <w:bdr w:val="none" w:sz="0" w:space="0" w:color="auto" w:frame="1"/>
+        </w:rPr>
+        <w:t>innerText</w:t>
+      </w:r>
+      <w:proofErr w:type="spellEnd"/>
+      <w:r>
+        <w:rPr>
+          <w:rStyle w:val="CdigoHTML"/>
+          <w:color w:val="444746"/>
+          <w:sz w:val="21"/>
+          <w:szCs w:val="21"/>
+          <w:bdr w:val="none" w:sz="0" w:space="0" w:color="auto" w:frame="1"/>
+        </w:rPr>
+        <w:t xml:space="preserve"> = </w:t>
+      </w:r>
+      <w:proofErr w:type="spellStart"/>
+      <w:r>
+        <w:rPr>
+          <w:rStyle w:val="CdigoHTML"/>
+          <w:color w:val="444746"/>
+          <w:sz w:val="21"/>
+          <w:szCs w:val="21"/>
+          <w:bdr w:val="none" w:sz="0" w:space="0" w:color="auto" w:frame="1"/>
+        </w:rPr>
+        <w:t>versaoAtual</w:t>
+      </w:r>
+      <w:proofErr w:type="spellEnd"/>
+      <w:r>
+        <w:rPr>
+          <w:rStyle w:val="CdigoHTML"/>
+          <w:color w:val="444746"/>
+          <w:sz w:val="21"/>
+          <w:szCs w:val="21"/>
+          <w:bdr w:val="none" w:sz="0" w:space="0" w:color="auto" w:frame="1"/>
+        </w:rPr>
+        <w:t>;</w:t>
+      </w:r>
+    </w:p>
+    <w:p>
+      <w:pPr>
+        <w:pStyle w:val="Pr-formataoHTML"/>
+        <w:rPr>
+          <w:rStyle w:val="CdigoHTML"/>
+          <w:color w:val="444746"/>
+          <w:sz w:val="21"/>
+          <w:szCs w:val="21"/>
+          <w:bdr w:val="none" w:sz="0" w:space="0" w:color="auto" w:frame="1"/>
+        </w:rPr>
+      </w:pPr>
+      <w:proofErr w:type="spellStart"/>
+      <w:r>
+        <w:rPr>
+          <w:rStyle w:val="hljs-builtin"/>
+          <w:color w:val="1967D2"/>
+          <w:sz w:val="21"/>
+          <w:szCs w:val="21"/>
+          <w:bdr w:val="none" w:sz="0" w:space="0" w:color="auto" w:frame="1"/>
+        </w:rPr>
+        <w:t>document</w:t>
+      </w:r>
+      <w:r>
+        <w:rPr>
+          <w:rStyle w:val="CdigoHTML"/>
+          <w:color w:val="444746"/>
+          <w:sz w:val="21"/>
+          <w:szCs w:val="21"/>
+          <w:bdr w:val="none" w:sz="0" w:space="0" w:color="auto" w:frame="1"/>
+        </w:rPr>
+        <w:t>.getElementById</w:t>
+      </w:r>
+      <w:proofErr w:type="spellEnd"/>
+      <w:r>
+        <w:rPr>
+          <w:rStyle w:val="CdigoHTML"/>
+          <w:color w:val="444746"/>
+          <w:sz w:val="21"/>
+          <w:szCs w:val="21"/>
+          <w:bdr w:val="none" w:sz="0" w:space="0" w:color="auto" w:frame="1"/>
+        </w:rPr>
+        <w:t>(</w:t>
+      </w:r>
+      <w:r>
+        <w:rPr>
+          <w:rStyle w:val="hljs-string"/>
+          <w:color w:val="188038"/>
+          <w:sz w:val="21"/>
+          <w:szCs w:val="21"/>
+          <w:bdr w:val="none" w:sz="0" w:space="0" w:color="auto" w:frame="1"/>
+        </w:rPr>
+        <w:t>"app-teste"</w:t>
+      </w:r>
+      <w:r>
+        <w:rPr>
+          <w:rStyle w:val="CdigoHTML"/>
+          <w:color w:val="444746"/>
+          <w:sz w:val="21"/>
+          <w:szCs w:val="21"/>
+          <w:bdr w:val="none" w:sz="0" w:space="0" w:color="auto" w:frame="1"/>
+        </w:rPr>
+        <w:t>).</w:t>
+      </w:r>
+      <w:proofErr w:type="spellStart"/>
+      <w:r>
+        <w:rPr>
+          <w:rStyle w:val="CdigoHTML"/>
+          <w:color w:val="444746"/>
+          <w:sz w:val="21"/>
+          <w:szCs w:val="21"/>
+          <w:bdr w:val="none" w:sz="0" w:space="0" w:color="auto" w:frame="1"/>
+        </w:rPr>
+        <w:t>innerText</w:t>
+      </w:r>
+      <w:proofErr w:type="spellEnd"/>
+      <w:r>
+        <w:rPr>
+          <w:rStyle w:val="CdigoHTML"/>
+          <w:color w:val="444746"/>
+          <w:sz w:val="21"/>
+          <w:szCs w:val="21"/>
+          <w:bdr w:val="none" w:sz="0" w:space="0" w:color="auto" w:frame="1"/>
+        </w:rPr>
+        <w:t xml:space="preserve"> = </w:t>
+      </w:r>
+      <w:proofErr w:type="spellStart"/>
+      <w:r>
+        <w:rPr>
+          <w:rStyle w:val="CdigoHTML"/>
+          <w:color w:val="444746"/>
+          <w:sz w:val="21"/>
+          <w:szCs w:val="21"/>
+          <w:bdr w:val="none" w:sz="0" w:space="0" w:color="auto" w:frame="1"/>
+        </w:rPr>
+        <w:t>isBetaPublico</w:t>
+      </w:r>
+      <w:proofErr w:type="spellEnd"/>
+      <w:r>
+        <w:rPr>
+          <w:rStyle w:val="CdigoHTML"/>
+          <w:color w:val="444746"/>
+          <w:sz w:val="21"/>
+          <w:szCs w:val="21"/>
+          <w:bdr w:val="none" w:sz="0" w:space="0" w:color="auto" w:frame="1"/>
+        </w:rPr>
+        <w:t xml:space="preserve"> ? </w:t>
+      </w:r>
+      <w:r>
+        <w:rPr>
+          <w:rStyle w:val="hljs-string"/>
+          <w:color w:val="188038"/>
+          <w:sz w:val="21"/>
+          <w:szCs w:val="21"/>
+          <w:bdr w:val="none" w:sz="0" w:space="0" w:color="auto" w:frame="1"/>
+        </w:rPr>
+        <w:t>"SIM"</w:t>
+      </w:r>
+      <w:r>
+        <w:rPr>
+          <w:rStyle w:val="CdigoHTML"/>
+          <w:color w:val="444746"/>
+          <w:sz w:val="21"/>
+          <w:szCs w:val="21"/>
+          <w:bdr w:val="none" w:sz="0" w:space="0" w:color="auto" w:frame="1"/>
+        </w:rPr>
+        <w:t xml:space="preserve"> : </w:t>
+      </w:r>
+      <w:r>
+        <w:rPr>
+          <w:rStyle w:val="hljs-string"/>
+          <w:color w:val="188038"/>
+          <w:sz w:val="21"/>
+          <w:szCs w:val="21"/>
+          <w:bdr w:val="none" w:sz="0" w:space="0" w:color="auto" w:frame="1"/>
+        </w:rPr>
+        <w:t>"NÃO"</w:t>
+      </w:r>
+      <w:r>
+        <w:rPr>
+          <w:rStyle w:val="CdigoHTML"/>
+          <w:color w:val="444746"/>
+          <w:sz w:val="21"/>
+          <w:szCs w:val="21"/>
+          <w:bdr w:val="none" w:sz="0" w:space="0" w:color="auto" w:frame="1"/>
+        </w:rPr>
+        <w:t>;</w:t>
+      </w:r>
+    </w:p>
+    <w:p>
+      <w:pPr>
+        <w:pStyle w:val="Pr-formataoHTML"/>
+        <w:rPr>
+          <w:rStyle w:val="CdigoHTML"/>
+          <w:color w:val="444746"/>
+          <w:sz w:val="21"/>
+          <w:szCs w:val="21"/>
+          <w:bdr w:val="none" w:sz="0" w:space="0" w:color="auto" w:frame="1"/>
+        </w:rPr>
+      </w:pPr>
+      <w:proofErr w:type="spellStart"/>
+      <w:r>
+        <w:rPr>
+          <w:rStyle w:val="hljs-builtin"/>
+          <w:color w:val="1967D2"/>
+          <w:sz w:val="21"/>
+          <w:szCs w:val="21"/>
+          <w:bdr w:val="none" w:sz="0" w:space="0" w:color="auto" w:frame="1"/>
+        </w:rPr>
+        <w:t>document</w:t>
+      </w:r>
+      <w:r>
+        <w:rPr>
+          <w:rStyle w:val="CdigoHTML"/>
+          <w:color w:val="444746"/>
+          <w:sz w:val="21"/>
+          <w:szCs w:val="21"/>
+          <w:bdr w:val="none" w:sz="0" w:space="0" w:color="auto" w:frame="1"/>
+        </w:rPr>
+        <w:t>.getElementById</w:t>
+      </w:r>
+      <w:proofErr w:type="spellEnd"/>
+      <w:r>
+        <w:rPr>
+          <w:rStyle w:val="CdigoHTML"/>
+          <w:color w:val="444746"/>
+          <w:sz w:val="21"/>
+          <w:szCs w:val="21"/>
+          <w:bdr w:val="none" w:sz="0" w:space="0" w:color="auto" w:frame="1"/>
+        </w:rPr>
+        <w:t>(</w:t>
+      </w:r>
+      <w:r>
+        <w:rPr>
+          <w:rStyle w:val="hljs-string"/>
+          <w:color w:val="188038"/>
+          <w:sz w:val="21"/>
+          <w:szCs w:val="21"/>
+          <w:bdr w:val="none" w:sz="0" w:space="0" w:color="auto" w:frame="1"/>
+        </w:rPr>
+        <w:t>"app-autor"</w:t>
+      </w:r>
+      <w:r>
+        <w:rPr>
+          <w:rStyle w:val="CdigoHTML"/>
+          <w:color w:val="444746"/>
+          <w:sz w:val="21"/>
+          <w:szCs w:val="21"/>
+          <w:bdr w:val="none" w:sz="0" w:space="0" w:color="auto" w:frame="1"/>
+        </w:rPr>
+        <w:t>).</w:t>
+      </w:r>
+      <w:proofErr w:type="spellStart"/>
+      <w:r>
+        <w:rPr>
+          <w:rStyle w:val="CdigoHTML"/>
+          <w:color w:val="444746"/>
+          <w:sz w:val="21"/>
+          <w:szCs w:val="21"/>
+          <w:bdr w:val="none" w:sz="0" w:space="0" w:color="auto" w:frame="1"/>
+        </w:rPr>
+        <w:t>innerText</w:t>
+      </w:r>
+      <w:proofErr w:type="spellEnd"/>
+      <w:r>
+        <w:rPr>
+          <w:rStyle w:val="CdigoHTML"/>
+          <w:color w:val="444746"/>
+          <w:sz w:val="21"/>
+          <w:szCs w:val="21"/>
+          <w:bdr w:val="none" w:sz="0" w:space="0" w:color="auto" w:frame="1"/>
+        </w:rPr>
+        <w:t xml:space="preserve"> = </w:t>
+      </w:r>
+      <w:proofErr w:type="spellStart"/>
+      <w:r>
+        <w:rPr>
+          <w:rStyle w:val="CdigoHTML"/>
+          <w:color w:val="444746"/>
+          <w:sz w:val="21"/>
+          <w:szCs w:val="21"/>
+          <w:bdr w:val="none" w:sz="0" w:space="0" w:color="auto" w:frame="1"/>
+        </w:rPr>
+        <w:t>autorProjeto</w:t>
+      </w:r>
+      <w:proofErr w:type="spellEnd"/>
+      <w:r>
+        <w:rPr>
+          <w:rStyle w:val="CdigoHTML"/>
+          <w:color w:val="444746"/>
+          <w:sz w:val="21"/>
+          <w:szCs w:val="21"/>
+          <w:bdr w:val="none" w:sz="0" w:space="0" w:color="auto" w:frame="1"/>
+        </w:rPr>
+        <w:t>;</w:t>
+      </w:r>
+    </w:p>
+    <w:p>
+      <w:pPr>
+        <w:spacing w:after="120"/>
+        <w:rPr>
+          <w:color w:val="1F1F1F"/>
+        </w:rPr>
+      </w:pPr>
+      <w:r>
+        <w:rPr>
+          <w:color w:val="1F1F1F"/>
+        </w:rPr>
+        <w:pict w14:anchorId="1300B2B6">
+          <v:rect id="_x0000_i1043" style="width:0;height:1.5pt" o:hralign="center" o:hrstd="t" o:hrnoshade="t" o:hr="t" fillcolor="gray" stroked="f"/>
         </w:pict>
       </w:r>
     </w:p>
@@ -4929,6 +11997,304 @@
     </w:lvl>
   </w:abstractNum>
   <w:abstractNum w:abstractNumId="1" w15:restartNumberingAfterBreak="0">
+    <w:nsid w:val="00F73529"/>
+    <w:multiLevelType w:val="multilevel"/>
+    <w:tmpl w:val="64520766"/>
+    <w:lvl w:ilvl="0">
+      <w:start w:val="1"/>
+      <w:numFmt w:val="bullet"/>
+      <w:lvlText w:val=""/>
+      <w:lvlJc w:val="left"/>
+      <w:pPr>
+        <w:tabs>
+          <w:tab w:val="num" w:pos="720"/>
+        </w:tabs>
+        <w:ind w:left="720" w:hanging="360"/>
+      </w:pPr>
+      <w:rPr>
+        <w:rFonts w:ascii="Symbol" w:hAnsi="Symbol" w:hint="default"/>
+        <w:sz w:val="20"/>
+      </w:rPr>
+    </w:lvl>
+    <w:lvl w:ilvl="1" w:tentative="1">
+      <w:start w:val="1"/>
+      <w:numFmt w:val="bullet"/>
+      <w:lvlText w:val="o"/>
+      <w:lvlJc w:val="left"/>
+      <w:pPr>
+        <w:tabs>
+          <w:tab w:val="num" w:pos="1440"/>
+        </w:tabs>
+        <w:ind w:left="1440" w:hanging="360"/>
+      </w:pPr>
+      <w:rPr>
+        <w:rFonts w:ascii="Courier New" w:hAnsi="Courier New" w:hint="default"/>
+        <w:sz w:val="20"/>
+      </w:rPr>
+    </w:lvl>
+    <w:lvl w:ilvl="2" w:tentative="1">
+      <w:start w:val="1"/>
+      <w:numFmt w:val="bullet"/>
+      <w:lvlText w:val=""/>
+      <w:lvlJc w:val="left"/>
+      <w:pPr>
+        <w:tabs>
+          <w:tab w:val="num" w:pos="2160"/>
+        </w:tabs>
+        <w:ind w:left="2160" w:hanging="360"/>
+      </w:pPr>
+      <w:rPr>
+        <w:rFonts w:ascii="Wingdings" w:hAnsi="Wingdings" w:hint="default"/>
+        <w:sz w:val="20"/>
+      </w:rPr>
+    </w:lvl>
+    <w:lvl w:ilvl="3" w:tentative="1">
+      <w:start w:val="1"/>
+      <w:numFmt w:val="bullet"/>
+      <w:lvlText w:val=""/>
+      <w:lvlJc w:val="left"/>
+      <w:pPr>
+        <w:tabs>
+          <w:tab w:val="num" w:pos="2880"/>
+        </w:tabs>
+        <w:ind w:left="2880" w:hanging="360"/>
+      </w:pPr>
+      <w:rPr>
+        <w:rFonts w:ascii="Wingdings" w:hAnsi="Wingdings" w:hint="default"/>
+        <w:sz w:val="20"/>
+      </w:rPr>
+    </w:lvl>
+    <w:lvl w:ilvl="4" w:tentative="1">
+      <w:start w:val="1"/>
+      <w:numFmt w:val="bullet"/>
+      <w:lvlText w:val=""/>
+      <w:lvlJc w:val="left"/>
+      <w:pPr>
+        <w:tabs>
+          <w:tab w:val="num" w:pos="3600"/>
+        </w:tabs>
+        <w:ind w:left="3600" w:hanging="360"/>
+      </w:pPr>
+      <w:rPr>
+        <w:rFonts w:ascii="Wingdings" w:hAnsi="Wingdings" w:hint="default"/>
+        <w:sz w:val="20"/>
+      </w:rPr>
+    </w:lvl>
+    <w:lvl w:ilvl="5" w:tentative="1">
+      <w:start w:val="1"/>
+      <w:numFmt w:val="bullet"/>
+      <w:lvlText w:val=""/>
+      <w:lvlJc w:val="left"/>
+      <w:pPr>
+        <w:tabs>
+          <w:tab w:val="num" w:pos="4320"/>
+        </w:tabs>
+        <w:ind w:left="4320" w:hanging="360"/>
+      </w:pPr>
+      <w:rPr>
+        <w:rFonts w:ascii="Wingdings" w:hAnsi="Wingdings" w:hint="default"/>
+        <w:sz w:val="20"/>
+      </w:rPr>
+    </w:lvl>
+    <w:lvl w:ilvl="6" w:tentative="1">
+      <w:start w:val="1"/>
+      <w:numFmt w:val="bullet"/>
+      <w:lvlText w:val=""/>
+      <w:lvlJc w:val="left"/>
+      <w:pPr>
+        <w:tabs>
+          <w:tab w:val="num" w:pos="5040"/>
+        </w:tabs>
+        <w:ind w:left="5040" w:hanging="360"/>
+      </w:pPr>
+      <w:rPr>
+        <w:rFonts w:ascii="Wingdings" w:hAnsi="Wingdings" w:hint="default"/>
+        <w:sz w:val="20"/>
+      </w:rPr>
+    </w:lvl>
+    <w:lvl w:ilvl="7" w:tentative="1">
+      <w:start w:val="1"/>
+      <w:numFmt w:val="bullet"/>
+      <w:lvlText w:val=""/>
+      <w:lvlJc w:val="left"/>
+      <w:pPr>
+        <w:tabs>
+          <w:tab w:val="num" w:pos="5760"/>
+        </w:tabs>
+        <w:ind w:left="5760" w:hanging="360"/>
+      </w:pPr>
+      <w:rPr>
+        <w:rFonts w:ascii="Wingdings" w:hAnsi="Wingdings" w:hint="default"/>
+        <w:sz w:val="20"/>
+      </w:rPr>
+    </w:lvl>
+    <w:lvl w:ilvl="8" w:tentative="1">
+      <w:start w:val="1"/>
+      <w:numFmt w:val="bullet"/>
+      <w:lvlText w:val=""/>
+      <w:lvlJc w:val="left"/>
+      <w:pPr>
+        <w:tabs>
+          <w:tab w:val="num" w:pos="6480"/>
+        </w:tabs>
+        <w:ind w:left="6480" w:hanging="360"/>
+      </w:pPr>
+      <w:rPr>
+        <w:rFonts w:ascii="Wingdings" w:hAnsi="Wingdings" w:hint="default"/>
+        <w:sz w:val="20"/>
+      </w:rPr>
+    </w:lvl>
+  </w:abstractNum>
+  <w:abstractNum w:abstractNumId="2" w15:restartNumberingAfterBreak="0">
+    <w:nsid w:val="02437A6E"/>
+    <w:multiLevelType w:val="multilevel"/>
+    <w:tmpl w:val="489E26C4"/>
+    <w:lvl w:ilvl="0">
+      <w:start w:val="1"/>
+      <w:numFmt w:val="bullet"/>
+      <w:lvlText w:val=""/>
+      <w:lvlJc w:val="left"/>
+      <w:pPr>
+        <w:tabs>
+          <w:tab w:val="num" w:pos="720"/>
+        </w:tabs>
+        <w:ind w:left="720" w:hanging="360"/>
+      </w:pPr>
+      <w:rPr>
+        <w:rFonts w:ascii="Symbol" w:hAnsi="Symbol" w:hint="default"/>
+        <w:sz w:val="20"/>
+      </w:rPr>
+    </w:lvl>
+    <w:lvl w:ilvl="1" w:tentative="1">
+      <w:start w:val="1"/>
+      <w:numFmt w:val="bullet"/>
+      <w:lvlText w:val="o"/>
+      <w:lvlJc w:val="left"/>
+      <w:pPr>
+        <w:tabs>
+          <w:tab w:val="num" w:pos="1440"/>
+        </w:tabs>
+        <w:ind w:left="1440" w:hanging="360"/>
+      </w:pPr>
+      <w:rPr>
+        <w:rFonts w:ascii="Courier New" w:hAnsi="Courier New" w:hint="default"/>
+        <w:sz w:val="20"/>
+      </w:rPr>
+    </w:lvl>
+    <w:lvl w:ilvl="2" w:tentative="1">
+      <w:start w:val="1"/>
+      <w:numFmt w:val="bullet"/>
+      <w:lvlText w:val=""/>
+      <w:lvlJc w:val="left"/>
+      <w:pPr>
+        <w:tabs>
+          <w:tab w:val="num" w:pos="2160"/>
+        </w:tabs>
+        <w:ind w:left="2160" w:hanging="360"/>
+      </w:pPr>
+      <w:rPr>
+        <w:rFonts w:ascii="Wingdings" w:hAnsi="Wingdings" w:hint="default"/>
+        <w:sz w:val="20"/>
+      </w:rPr>
+    </w:lvl>
+    <w:lvl w:ilvl="3" w:tentative="1">
+      <w:start w:val="1"/>
+      <w:numFmt w:val="bullet"/>
+      <w:lvlText w:val=""/>
+      <w:lvlJc w:val="left"/>
+      <w:pPr>
+        <w:tabs>
+          <w:tab w:val="num" w:pos="2880"/>
+        </w:tabs>
+        <w:ind w:left="2880" w:hanging="360"/>
+      </w:pPr>
+      <w:rPr>
+        <w:rFonts w:ascii="Wingdings" w:hAnsi="Wingdings" w:hint="default"/>
+        <w:sz w:val="20"/>
+      </w:rPr>
+    </w:lvl>
+    <w:lvl w:ilvl="4" w:tentative="1">
+      <w:start w:val="1"/>
+      <w:numFmt w:val="bullet"/>
+      <w:lvlText w:val=""/>
+      <w:lvlJc w:val="left"/>
+      <w:pPr>
+        <w:tabs>
+          <w:tab w:val="num" w:pos="3600"/>
+        </w:tabs>
+        <w:ind w:left="3600" w:hanging="360"/>
+      </w:pPr>
+      <w:rPr>
+        <w:rFonts w:ascii="Wingdings" w:hAnsi="Wingdings" w:hint="default"/>
+        <w:sz w:val="20"/>
+      </w:rPr>
+    </w:lvl>
+    <w:lvl w:ilvl="5" w:tentative="1">
+      <w:start w:val="1"/>
+      <w:numFmt w:val="bullet"/>
+      <w:lvlText w:val=""/>
+      <w:lvlJc w:val="left"/>
+      <w:pPr>
+        <w:tabs>
+          <w:tab w:val="num" w:pos="4320"/>
+        </w:tabs>
+        <w:ind w:left="4320" w:hanging="360"/>
+      </w:pPr>
+      <w:rPr>
+        <w:rFonts w:ascii="Wingdings" w:hAnsi="Wingdings" w:hint="default"/>
+        <w:sz w:val="20"/>
+      </w:rPr>
+    </w:lvl>
+    <w:lvl w:ilvl="6" w:tentative="1">
+      <w:start w:val="1"/>
+      <w:numFmt w:val="bullet"/>
+      <w:lvlText w:val=""/>
+      <w:lvlJc w:val="left"/>
+      <w:pPr>
+        <w:tabs>
+          <w:tab w:val="num" w:pos="5040"/>
+        </w:tabs>
+        <w:ind w:left="5040" w:hanging="360"/>
+      </w:pPr>
+      <w:rPr>
+        <w:rFonts w:ascii="Wingdings" w:hAnsi="Wingdings" w:hint="default"/>
+        <w:sz w:val="20"/>
+      </w:rPr>
+    </w:lvl>
+    <w:lvl w:ilvl="7" w:tentative="1">
+      <w:start w:val="1"/>
+      <w:numFmt w:val="bullet"/>
+      <w:lvlText w:val=""/>
+      <w:lvlJc w:val="left"/>
+      <w:pPr>
+        <w:tabs>
+          <w:tab w:val="num" w:pos="5760"/>
+        </w:tabs>
+        <w:ind w:left="5760" w:hanging="360"/>
+      </w:pPr>
+      <w:rPr>
+        <w:rFonts w:ascii="Wingdings" w:hAnsi="Wingdings" w:hint="default"/>
+        <w:sz w:val="20"/>
+      </w:rPr>
+    </w:lvl>
+    <w:lvl w:ilvl="8" w:tentative="1">
+      <w:start w:val="1"/>
+      <w:numFmt w:val="bullet"/>
+      <w:lvlText w:val=""/>
+      <w:lvlJc w:val="left"/>
+      <w:pPr>
+        <w:tabs>
+          <w:tab w:val="num" w:pos="6480"/>
+        </w:tabs>
+        <w:ind w:left="6480" w:hanging="360"/>
+      </w:pPr>
+      <w:rPr>
+        <w:rFonts w:ascii="Wingdings" w:hAnsi="Wingdings" w:hint="default"/>
+        <w:sz w:val="20"/>
+      </w:rPr>
+    </w:lvl>
+  </w:abstractNum>
+  <w:abstractNum w:abstractNumId="3" w15:restartNumberingAfterBreak="0">
     <w:nsid w:val="0837636E"/>
     <w:multiLevelType w:val="hybridMultilevel"/>
     <w:tmpl w:val="3A346A40"/>
@@ -5014,7 +12380,7 @@
       </w:pPr>
     </w:lvl>
   </w:abstractNum>
-  <w:abstractNum w:abstractNumId="2" w15:restartNumberingAfterBreak="0">
+  <w:abstractNum w:abstractNumId="4" w15:restartNumberingAfterBreak="0">
     <w:nsid w:val="08420D7E"/>
     <w:multiLevelType w:val="multilevel"/>
     <w:tmpl w:val="8C62180C"/>
@@ -5127,7 +12493,7 @@
       </w:pPr>
     </w:lvl>
   </w:abstractNum>
-  <w:abstractNum w:abstractNumId="3" w15:restartNumberingAfterBreak="0">
+  <w:abstractNum w:abstractNumId="5" w15:restartNumberingAfterBreak="0">
     <w:nsid w:val="08D45CEF"/>
     <w:multiLevelType w:val="hybridMultilevel"/>
     <w:tmpl w:val="0B96D83E"/>
@@ -5213,7 +12579,7 @@
       </w:pPr>
     </w:lvl>
   </w:abstractNum>
-  <w:abstractNum w:abstractNumId="4" w15:restartNumberingAfterBreak="0">
+  <w:abstractNum w:abstractNumId="6" w15:restartNumberingAfterBreak="0">
     <w:nsid w:val="0B1E2349"/>
     <w:multiLevelType w:val="hybridMultilevel"/>
     <w:tmpl w:val="233296B4"/>
@@ -5300,7 +12666,7 @@
       </w:pPr>
     </w:lvl>
   </w:abstractNum>
-  <w:abstractNum w:abstractNumId="5" w15:restartNumberingAfterBreak="0">
+  <w:abstractNum w:abstractNumId="7" w15:restartNumberingAfterBreak="0">
     <w:nsid w:val="0C64786B"/>
     <w:multiLevelType w:val="hybridMultilevel"/>
     <w:tmpl w:val="E620ED8C"/>
@@ -5386,7 +12752,7 @@
       </w:pPr>
     </w:lvl>
   </w:abstractNum>
-  <w:abstractNum w:abstractNumId="6" w15:restartNumberingAfterBreak="0">
+  <w:abstractNum w:abstractNumId="8" w15:restartNumberingAfterBreak="0">
     <w:nsid w:val="107D3CA7"/>
     <w:multiLevelType w:val="hybridMultilevel"/>
     <w:tmpl w:val="696EFFD0"/>
@@ -5472,7 +12838,7 @@
       </w:pPr>
     </w:lvl>
   </w:abstractNum>
-  <w:abstractNum w:abstractNumId="7" w15:restartNumberingAfterBreak="0">
+  <w:abstractNum w:abstractNumId="9" w15:restartNumberingAfterBreak="0">
     <w:nsid w:val="11C61185"/>
     <w:multiLevelType w:val="hybridMultilevel"/>
     <w:tmpl w:val="81CA94E6"/>
@@ -5558,7 +12924,7 @@
       </w:pPr>
     </w:lvl>
   </w:abstractNum>
-  <w:abstractNum w:abstractNumId="8" w15:restartNumberingAfterBreak="0">
+  <w:abstractNum w:abstractNumId="10" w15:restartNumberingAfterBreak="0">
     <w:nsid w:val="13303CD0"/>
     <w:multiLevelType w:val="hybridMultilevel"/>
     <w:tmpl w:val="9E92C98A"/>
@@ -5644,7 +13010,7 @@
       </w:pPr>
     </w:lvl>
   </w:abstractNum>
-  <w:abstractNum w:abstractNumId="9" w15:restartNumberingAfterBreak="0">
+  <w:abstractNum w:abstractNumId="11" w15:restartNumberingAfterBreak="0">
     <w:nsid w:val="14BA48FF"/>
     <w:multiLevelType w:val="hybridMultilevel"/>
     <w:tmpl w:val="29CE51C2"/>
@@ -5730,7 +13096,156 @@
       </w:pPr>
     </w:lvl>
   </w:abstractNum>
-  <w:abstractNum w:abstractNumId="10" w15:restartNumberingAfterBreak="0">
+  <w:abstractNum w:abstractNumId="12" w15:restartNumberingAfterBreak="0">
+    <w:nsid w:val="17C22044"/>
+    <w:multiLevelType w:val="multilevel"/>
+    <w:tmpl w:val="17847006"/>
+    <w:lvl w:ilvl="0">
+      <w:start w:val="1"/>
+      <w:numFmt w:val="bullet"/>
+      <w:lvlText w:val=""/>
+      <w:lvlJc w:val="left"/>
+      <w:pPr>
+        <w:tabs>
+          <w:tab w:val="num" w:pos="720"/>
+        </w:tabs>
+        <w:ind w:left="720" w:hanging="360"/>
+      </w:pPr>
+      <w:rPr>
+        <w:rFonts w:ascii="Symbol" w:hAnsi="Symbol" w:hint="default"/>
+        <w:sz w:val="20"/>
+      </w:rPr>
+    </w:lvl>
+    <w:lvl w:ilvl="1" w:tentative="1">
+      <w:start w:val="1"/>
+      <w:numFmt w:val="bullet"/>
+      <w:lvlText w:val="o"/>
+      <w:lvlJc w:val="left"/>
+      <w:pPr>
+        <w:tabs>
+          <w:tab w:val="num" w:pos="1440"/>
+        </w:tabs>
+        <w:ind w:left="1440" w:hanging="360"/>
+      </w:pPr>
+      <w:rPr>
+        <w:rFonts w:ascii="Courier New" w:hAnsi="Courier New" w:hint="default"/>
+        <w:sz w:val="20"/>
+      </w:rPr>
+    </w:lvl>
+    <w:lvl w:ilvl="2" w:tentative="1">
+      <w:start w:val="1"/>
+      <w:numFmt w:val="bullet"/>
+      <w:lvlText w:val=""/>
+      <w:lvlJc w:val="left"/>
+      <w:pPr>
+        <w:tabs>
+          <w:tab w:val="num" w:pos="2160"/>
+        </w:tabs>
+        <w:ind w:left="2160" w:hanging="360"/>
+      </w:pPr>
+      <w:rPr>
+        <w:rFonts w:ascii="Wingdings" w:hAnsi="Wingdings" w:hint="default"/>
+        <w:sz w:val="20"/>
+      </w:rPr>
+    </w:lvl>
+    <w:lvl w:ilvl="3" w:tentative="1">
+      <w:start w:val="1"/>
+      <w:numFmt w:val="bullet"/>
+      <w:lvlText w:val=""/>
+      <w:lvlJc w:val="left"/>
+      <w:pPr>
+        <w:tabs>
+          <w:tab w:val="num" w:pos="2880"/>
+        </w:tabs>
+        <w:ind w:left="2880" w:hanging="360"/>
+      </w:pPr>
+      <w:rPr>
+        <w:rFonts w:ascii="Wingdings" w:hAnsi="Wingdings" w:hint="default"/>
+        <w:sz w:val="20"/>
+      </w:rPr>
+    </w:lvl>
+    <w:lvl w:ilvl="4" w:tentative="1">
+      <w:start w:val="1"/>
+      <w:numFmt w:val="bullet"/>
+      <w:lvlText w:val=""/>
+      <w:lvlJc w:val="left"/>
+      <w:pPr>
+        <w:tabs>
+          <w:tab w:val="num" w:pos="3600"/>
+        </w:tabs>
+        <w:ind w:left="3600" w:hanging="360"/>
+      </w:pPr>
+      <w:rPr>
+        <w:rFonts w:ascii="Wingdings" w:hAnsi="Wingdings" w:hint="default"/>
+        <w:sz w:val="20"/>
+      </w:rPr>
+    </w:lvl>
+    <w:lvl w:ilvl="5" w:tentative="1">
+      <w:start w:val="1"/>
+      <w:numFmt w:val="bullet"/>
+      <w:lvlText w:val=""/>
+      <w:lvlJc w:val="left"/>
+      <w:pPr>
+        <w:tabs>
+          <w:tab w:val="num" w:pos="4320"/>
+        </w:tabs>
+        <w:ind w:left="4320" w:hanging="360"/>
+      </w:pPr>
+      <w:rPr>
+        <w:rFonts w:ascii="Wingdings" w:hAnsi="Wingdings" w:hint="default"/>
+        <w:sz w:val="20"/>
+      </w:rPr>
+    </w:lvl>
+    <w:lvl w:ilvl="6" w:tentative="1">
+      <w:start w:val="1"/>
+      <w:numFmt w:val="bullet"/>
+      <w:lvlText w:val=""/>
+      <w:lvlJc w:val="left"/>
+      <w:pPr>
+        <w:tabs>
+          <w:tab w:val="num" w:pos="5040"/>
+        </w:tabs>
+        <w:ind w:left="5040" w:hanging="360"/>
+      </w:pPr>
+      <w:rPr>
+        <w:rFonts w:ascii="Wingdings" w:hAnsi="Wingdings" w:hint="default"/>
+        <w:sz w:val="20"/>
+      </w:rPr>
+    </w:lvl>
+    <w:lvl w:ilvl="7" w:tentative="1">
+      <w:start w:val="1"/>
+      <w:numFmt w:val="bullet"/>
+      <w:lvlText w:val=""/>
+      <w:lvlJc w:val="left"/>
+      <w:pPr>
+        <w:tabs>
+          <w:tab w:val="num" w:pos="5760"/>
+        </w:tabs>
+        <w:ind w:left="5760" w:hanging="360"/>
+      </w:pPr>
+      <w:rPr>
+        <w:rFonts w:ascii="Wingdings" w:hAnsi="Wingdings" w:hint="default"/>
+        <w:sz w:val="20"/>
+      </w:rPr>
+    </w:lvl>
+    <w:lvl w:ilvl="8" w:tentative="1">
+      <w:start w:val="1"/>
+      <w:numFmt w:val="bullet"/>
+      <w:lvlText w:val=""/>
+      <w:lvlJc w:val="left"/>
+      <w:pPr>
+        <w:tabs>
+          <w:tab w:val="num" w:pos="6480"/>
+        </w:tabs>
+        <w:ind w:left="6480" w:hanging="360"/>
+      </w:pPr>
+      <w:rPr>
+        <w:rFonts w:ascii="Wingdings" w:hAnsi="Wingdings" w:hint="default"/>
+        <w:sz w:val="20"/>
+      </w:rPr>
+    </w:lvl>
+  </w:abstractNum>
+  <w:abstractNum w:abstractNumId="13" w15:restartNumberingAfterBreak="0">
     <w:nsid w:val="191B4475"/>
     <w:multiLevelType w:val="hybridMultilevel"/>
     <w:tmpl w:val="0F687132"/>
@@ -5817,7 +13332,156 @@
       </w:pPr>
     </w:lvl>
   </w:abstractNum>
-  <w:abstractNum w:abstractNumId="11" w15:restartNumberingAfterBreak="0">
+  <w:abstractNum w:abstractNumId="14" w15:restartNumberingAfterBreak="0">
+    <w:nsid w:val="1B2B76F7"/>
+    <w:multiLevelType w:val="multilevel"/>
+    <w:tmpl w:val="8B7C746A"/>
+    <w:lvl w:ilvl="0">
+      <w:start w:val="1"/>
+      <w:numFmt w:val="bullet"/>
+      <w:lvlText w:val=""/>
+      <w:lvlJc w:val="left"/>
+      <w:pPr>
+        <w:tabs>
+          <w:tab w:val="num" w:pos="720"/>
+        </w:tabs>
+        <w:ind w:left="720" w:hanging="360"/>
+      </w:pPr>
+      <w:rPr>
+        <w:rFonts w:ascii="Symbol" w:hAnsi="Symbol" w:hint="default"/>
+        <w:sz w:val="20"/>
+      </w:rPr>
+    </w:lvl>
+    <w:lvl w:ilvl="1" w:tentative="1">
+      <w:start w:val="1"/>
+      <w:numFmt w:val="bullet"/>
+      <w:lvlText w:val="o"/>
+      <w:lvlJc w:val="left"/>
+      <w:pPr>
+        <w:tabs>
+          <w:tab w:val="num" w:pos="1440"/>
+        </w:tabs>
+        <w:ind w:left="1440" w:hanging="360"/>
+      </w:pPr>
+      <w:rPr>
+        <w:rFonts w:ascii="Courier New" w:hAnsi="Courier New" w:hint="default"/>
+        <w:sz w:val="20"/>
+      </w:rPr>
+    </w:lvl>
+    <w:lvl w:ilvl="2" w:tentative="1">
+      <w:start w:val="1"/>
+      <w:numFmt w:val="bullet"/>
+      <w:lvlText w:val=""/>
+      <w:lvlJc w:val="left"/>
+      <w:pPr>
+        <w:tabs>
+          <w:tab w:val="num" w:pos="2160"/>
+        </w:tabs>
+        <w:ind w:left="2160" w:hanging="360"/>
+      </w:pPr>
+      <w:rPr>
+        <w:rFonts w:ascii="Wingdings" w:hAnsi="Wingdings" w:hint="default"/>
+        <w:sz w:val="20"/>
+      </w:rPr>
+    </w:lvl>
+    <w:lvl w:ilvl="3" w:tentative="1">
+      <w:start w:val="1"/>
+      <w:numFmt w:val="bullet"/>
+      <w:lvlText w:val=""/>
+      <w:lvlJc w:val="left"/>
+      <w:pPr>
+        <w:tabs>
+          <w:tab w:val="num" w:pos="2880"/>
+        </w:tabs>
+        <w:ind w:left="2880" w:hanging="360"/>
+      </w:pPr>
+      <w:rPr>
+        <w:rFonts w:ascii="Wingdings" w:hAnsi="Wingdings" w:hint="default"/>
+        <w:sz w:val="20"/>
+      </w:rPr>
+    </w:lvl>
+    <w:lvl w:ilvl="4" w:tentative="1">
+      <w:start w:val="1"/>
+      <w:numFmt w:val="bullet"/>
+      <w:lvlText w:val=""/>
+      <w:lvlJc w:val="left"/>
+      <w:pPr>
+        <w:tabs>
+          <w:tab w:val="num" w:pos="3600"/>
+        </w:tabs>
+        <w:ind w:left="3600" w:hanging="360"/>
+      </w:pPr>
+      <w:rPr>
+        <w:rFonts w:ascii="Wingdings" w:hAnsi="Wingdings" w:hint="default"/>
+        <w:sz w:val="20"/>
+      </w:rPr>
+    </w:lvl>
+    <w:lvl w:ilvl="5" w:tentative="1">
+      <w:start w:val="1"/>
+      <w:numFmt w:val="bullet"/>
+      <w:lvlText w:val=""/>
+      <w:lvlJc w:val="left"/>
+      <w:pPr>
+        <w:tabs>
+          <w:tab w:val="num" w:pos="4320"/>
+        </w:tabs>
+        <w:ind w:left="4320" w:hanging="360"/>
+      </w:pPr>
+      <w:rPr>
+        <w:rFonts w:ascii="Wingdings" w:hAnsi="Wingdings" w:hint="default"/>
+        <w:sz w:val="20"/>
+      </w:rPr>
+    </w:lvl>
+    <w:lvl w:ilvl="6" w:tentative="1">
+      <w:start w:val="1"/>
+      <w:numFmt w:val="bullet"/>
+      <w:lvlText w:val=""/>
+      <w:lvlJc w:val="left"/>
+      <w:pPr>
+        <w:tabs>
+          <w:tab w:val="num" w:pos="5040"/>
+        </w:tabs>
+        <w:ind w:left="5040" w:hanging="360"/>
+      </w:pPr>
+      <w:rPr>
+        <w:rFonts w:ascii="Wingdings" w:hAnsi="Wingdings" w:hint="default"/>
+        <w:sz w:val="20"/>
+      </w:rPr>
+    </w:lvl>
+    <w:lvl w:ilvl="7" w:tentative="1">
+      <w:start w:val="1"/>
+      <w:numFmt w:val="bullet"/>
+      <w:lvlText w:val=""/>
+      <w:lvlJc w:val="left"/>
+      <w:pPr>
+        <w:tabs>
+          <w:tab w:val="num" w:pos="5760"/>
+        </w:tabs>
+        <w:ind w:left="5760" w:hanging="360"/>
+      </w:pPr>
+      <w:rPr>
+        <w:rFonts w:ascii="Wingdings" w:hAnsi="Wingdings" w:hint="default"/>
+        <w:sz w:val="20"/>
+      </w:rPr>
+    </w:lvl>
+    <w:lvl w:ilvl="8" w:tentative="1">
+      <w:start w:val="1"/>
+      <w:numFmt w:val="bullet"/>
+      <w:lvlText w:val=""/>
+      <w:lvlJc w:val="left"/>
+      <w:pPr>
+        <w:tabs>
+          <w:tab w:val="num" w:pos="6480"/>
+        </w:tabs>
+        <w:ind w:left="6480" w:hanging="360"/>
+      </w:pPr>
+      <w:rPr>
+        <w:rFonts w:ascii="Wingdings" w:hAnsi="Wingdings" w:hint="default"/>
+        <w:sz w:val="20"/>
+      </w:rPr>
+    </w:lvl>
+  </w:abstractNum>
+  <w:abstractNum w:abstractNumId="15" w15:restartNumberingAfterBreak="0">
     <w:nsid w:val="20E81D25"/>
     <w:multiLevelType w:val="hybridMultilevel"/>
     <w:tmpl w:val="ABAA0F6C"/>
@@ -5904,7 +13568,156 @@
       </w:pPr>
     </w:lvl>
   </w:abstractNum>
-  <w:abstractNum w:abstractNumId="12" w15:restartNumberingAfterBreak="0">
+  <w:abstractNum w:abstractNumId="16" w15:restartNumberingAfterBreak="0">
+    <w:nsid w:val="241D12C8"/>
+    <w:multiLevelType w:val="multilevel"/>
+    <w:tmpl w:val="89307732"/>
+    <w:lvl w:ilvl="0">
+      <w:start w:val="1"/>
+      <w:numFmt w:val="bullet"/>
+      <w:lvlText w:val=""/>
+      <w:lvlJc w:val="left"/>
+      <w:pPr>
+        <w:tabs>
+          <w:tab w:val="num" w:pos="720"/>
+        </w:tabs>
+        <w:ind w:left="720" w:hanging="360"/>
+      </w:pPr>
+      <w:rPr>
+        <w:rFonts w:ascii="Symbol" w:hAnsi="Symbol" w:hint="default"/>
+        <w:sz w:val="20"/>
+      </w:rPr>
+    </w:lvl>
+    <w:lvl w:ilvl="1" w:tentative="1">
+      <w:start w:val="1"/>
+      <w:numFmt w:val="bullet"/>
+      <w:lvlText w:val="o"/>
+      <w:lvlJc w:val="left"/>
+      <w:pPr>
+        <w:tabs>
+          <w:tab w:val="num" w:pos="1440"/>
+        </w:tabs>
+        <w:ind w:left="1440" w:hanging="360"/>
+      </w:pPr>
+      <w:rPr>
+        <w:rFonts w:ascii="Courier New" w:hAnsi="Courier New" w:hint="default"/>
+        <w:sz w:val="20"/>
+      </w:rPr>
+    </w:lvl>
+    <w:lvl w:ilvl="2" w:tentative="1">
+      <w:start w:val="1"/>
+      <w:numFmt w:val="bullet"/>
+      <w:lvlText w:val=""/>
+      <w:lvlJc w:val="left"/>
+      <w:pPr>
+        <w:tabs>
+          <w:tab w:val="num" w:pos="2160"/>
+        </w:tabs>
+        <w:ind w:left="2160" w:hanging="360"/>
+      </w:pPr>
+      <w:rPr>
+        <w:rFonts w:ascii="Wingdings" w:hAnsi="Wingdings" w:hint="default"/>
+        <w:sz w:val="20"/>
+      </w:rPr>
+    </w:lvl>
+    <w:lvl w:ilvl="3" w:tentative="1">
+      <w:start w:val="1"/>
+      <w:numFmt w:val="bullet"/>
+      <w:lvlText w:val=""/>
+      <w:lvlJc w:val="left"/>
+      <w:pPr>
+        <w:tabs>
+          <w:tab w:val="num" w:pos="2880"/>
+        </w:tabs>
+        <w:ind w:left="2880" w:hanging="360"/>
+      </w:pPr>
+      <w:rPr>
+        <w:rFonts w:ascii="Wingdings" w:hAnsi="Wingdings" w:hint="default"/>
+        <w:sz w:val="20"/>
+      </w:rPr>
+    </w:lvl>
+    <w:lvl w:ilvl="4" w:tentative="1">
+      <w:start w:val="1"/>
+      <w:numFmt w:val="bullet"/>
+      <w:lvlText w:val=""/>
+      <w:lvlJc w:val="left"/>
+      <w:pPr>
+        <w:tabs>
+          <w:tab w:val="num" w:pos="3600"/>
+        </w:tabs>
+        <w:ind w:left="3600" w:hanging="360"/>
+      </w:pPr>
+      <w:rPr>
+        <w:rFonts w:ascii="Wingdings" w:hAnsi="Wingdings" w:hint="default"/>
+        <w:sz w:val="20"/>
+      </w:rPr>
+    </w:lvl>
+    <w:lvl w:ilvl="5" w:tentative="1">
+      <w:start w:val="1"/>
+      <w:numFmt w:val="bullet"/>
+      <w:lvlText w:val=""/>
+      <w:lvlJc w:val="left"/>
+      <w:pPr>
+        <w:tabs>
+          <w:tab w:val="num" w:pos="4320"/>
+        </w:tabs>
+        <w:ind w:left="4320" w:hanging="360"/>
+      </w:pPr>
+      <w:rPr>
+        <w:rFonts w:ascii="Wingdings" w:hAnsi="Wingdings" w:hint="default"/>
+        <w:sz w:val="20"/>
+      </w:rPr>
+    </w:lvl>
+    <w:lvl w:ilvl="6" w:tentative="1">
+      <w:start w:val="1"/>
+      <w:numFmt w:val="bullet"/>
+      <w:lvlText w:val=""/>
+      <w:lvlJc w:val="left"/>
+      <w:pPr>
+        <w:tabs>
+          <w:tab w:val="num" w:pos="5040"/>
+        </w:tabs>
+        <w:ind w:left="5040" w:hanging="360"/>
+      </w:pPr>
+      <w:rPr>
+        <w:rFonts w:ascii="Wingdings" w:hAnsi="Wingdings" w:hint="default"/>
+        <w:sz w:val="20"/>
+      </w:rPr>
+    </w:lvl>
+    <w:lvl w:ilvl="7" w:tentative="1">
+      <w:start w:val="1"/>
+      <w:numFmt w:val="bullet"/>
+      <w:lvlText w:val=""/>
+      <w:lvlJc w:val="left"/>
+      <w:pPr>
+        <w:tabs>
+          <w:tab w:val="num" w:pos="5760"/>
+        </w:tabs>
+        <w:ind w:left="5760" w:hanging="360"/>
+      </w:pPr>
+      <w:rPr>
+        <w:rFonts w:ascii="Wingdings" w:hAnsi="Wingdings" w:hint="default"/>
+        <w:sz w:val="20"/>
+      </w:rPr>
+    </w:lvl>
+    <w:lvl w:ilvl="8" w:tentative="1">
+      <w:start w:val="1"/>
+      <w:numFmt w:val="bullet"/>
+      <w:lvlText w:val=""/>
+      <w:lvlJc w:val="left"/>
+      <w:pPr>
+        <w:tabs>
+          <w:tab w:val="num" w:pos="6480"/>
+        </w:tabs>
+        <w:ind w:left="6480" w:hanging="360"/>
+      </w:pPr>
+      <w:rPr>
+        <w:rFonts w:ascii="Wingdings" w:hAnsi="Wingdings" w:hint="default"/>
+        <w:sz w:val="20"/>
+      </w:rPr>
+    </w:lvl>
+  </w:abstractNum>
+  <w:abstractNum w:abstractNumId="17" w15:restartNumberingAfterBreak="0">
     <w:nsid w:val="29CC1F36"/>
     <w:multiLevelType w:val="hybridMultilevel"/>
     <w:tmpl w:val="3F24955E"/>
@@ -5990,7 +13803,7 @@
       </w:pPr>
     </w:lvl>
   </w:abstractNum>
-  <w:abstractNum w:abstractNumId="13" w15:restartNumberingAfterBreak="0">
+  <w:abstractNum w:abstractNumId="18" w15:restartNumberingAfterBreak="0">
     <w:nsid w:val="2F591431"/>
     <w:multiLevelType w:val="hybridMultilevel"/>
     <w:tmpl w:val="A22857E2"/>
@@ -6076,7 +13889,7 @@
       </w:pPr>
     </w:lvl>
   </w:abstractNum>
-  <w:abstractNum w:abstractNumId="14" w15:restartNumberingAfterBreak="0">
+  <w:abstractNum w:abstractNumId="19" w15:restartNumberingAfterBreak="0">
     <w:nsid w:val="396806B9"/>
     <w:multiLevelType w:val="hybridMultilevel"/>
     <w:tmpl w:val="358CC896"/>
@@ -6162,7 +13975,418 @@
       </w:pPr>
     </w:lvl>
   </w:abstractNum>
-  <w:abstractNum w:abstractNumId="15" w15:restartNumberingAfterBreak="0">
+  <w:abstractNum w:abstractNumId="20" w15:restartNumberingAfterBreak="0">
+    <w:nsid w:val="3A230020"/>
+    <w:multiLevelType w:val="multilevel"/>
+    <w:tmpl w:val="04404A32"/>
+    <w:lvl w:ilvl="0">
+      <w:start w:val="1"/>
+      <w:numFmt w:val="decimal"/>
+      <w:lvlText w:val="%1."/>
+      <w:lvlJc w:val="left"/>
+      <w:pPr>
+        <w:tabs>
+          <w:tab w:val="num" w:pos="720"/>
+        </w:tabs>
+        <w:ind w:left="720" w:hanging="360"/>
+      </w:pPr>
+    </w:lvl>
+    <w:lvl w:ilvl="1" w:tentative="1">
+      <w:start w:val="1"/>
+      <w:numFmt w:val="decimal"/>
+      <w:lvlText w:val="%2."/>
+      <w:lvlJc w:val="left"/>
+      <w:pPr>
+        <w:tabs>
+          <w:tab w:val="num" w:pos="1440"/>
+        </w:tabs>
+        <w:ind w:left="1440" w:hanging="360"/>
+      </w:pPr>
+    </w:lvl>
+    <w:lvl w:ilvl="2" w:tentative="1">
+      <w:start w:val="1"/>
+      <w:numFmt w:val="decimal"/>
+      <w:lvlText w:val="%3."/>
+      <w:lvlJc w:val="left"/>
+      <w:pPr>
+        <w:tabs>
+          <w:tab w:val="num" w:pos="2160"/>
+        </w:tabs>
+        <w:ind w:left="2160" w:hanging="360"/>
+      </w:pPr>
+    </w:lvl>
+    <w:lvl w:ilvl="3" w:tentative="1">
+      <w:start w:val="1"/>
+      <w:numFmt w:val="decimal"/>
+      <w:lvlText w:val="%4."/>
+      <w:lvlJc w:val="left"/>
+      <w:pPr>
+        <w:tabs>
+          <w:tab w:val="num" w:pos="2880"/>
+        </w:tabs>
+        <w:ind w:left="2880" w:hanging="360"/>
+      </w:pPr>
+    </w:lvl>
+    <w:lvl w:ilvl="4" w:tentative="1">
+      <w:start w:val="1"/>
+      <w:numFmt w:val="decimal"/>
+      <w:lvlText w:val="%5."/>
+      <w:lvlJc w:val="left"/>
+      <w:pPr>
+        <w:tabs>
+          <w:tab w:val="num" w:pos="3600"/>
+        </w:tabs>
+        <w:ind w:left="3600" w:hanging="360"/>
+      </w:pPr>
+    </w:lvl>
+    <w:lvl w:ilvl="5" w:tentative="1">
+      <w:start w:val="1"/>
+      <w:numFmt w:val="decimal"/>
+      <w:lvlText w:val="%6."/>
+      <w:lvlJc w:val="left"/>
+      <w:pPr>
+        <w:tabs>
+          <w:tab w:val="num" w:pos="4320"/>
+        </w:tabs>
+        <w:ind w:left="4320" w:hanging="360"/>
+      </w:pPr>
+    </w:lvl>
+    <w:lvl w:ilvl="6" w:tentative="1">
+      <w:start w:val="1"/>
+      <w:numFmt w:val="decimal"/>
+      <w:lvlText w:val="%7."/>
+      <w:lvlJc w:val="left"/>
+      <w:pPr>
+        <w:tabs>
+          <w:tab w:val="num" w:pos="5040"/>
+        </w:tabs>
+        <w:ind w:left="5040" w:hanging="360"/>
+      </w:pPr>
+    </w:lvl>
+    <w:lvl w:ilvl="7" w:tentative="1">
+      <w:start w:val="1"/>
+      <w:numFmt w:val="decimal"/>
+      <w:lvlText w:val="%8."/>
+      <w:lvlJc w:val="left"/>
+      <w:pPr>
+        <w:tabs>
+          <w:tab w:val="num" w:pos="5760"/>
+        </w:tabs>
+        <w:ind w:left="5760" w:hanging="360"/>
+      </w:pPr>
+    </w:lvl>
+    <w:lvl w:ilvl="8" w:tentative="1">
+      <w:start w:val="1"/>
+      <w:numFmt w:val="decimal"/>
+      <w:lvlText w:val="%9."/>
+      <w:lvlJc w:val="left"/>
+      <w:pPr>
+        <w:tabs>
+          <w:tab w:val="num" w:pos="6480"/>
+        </w:tabs>
+        <w:ind w:left="6480" w:hanging="360"/>
+      </w:pPr>
+    </w:lvl>
+  </w:abstractNum>
+  <w:abstractNum w:abstractNumId="21" w15:restartNumberingAfterBreak="0">
+    <w:nsid w:val="3A5C1CBF"/>
+    <w:multiLevelType w:val="multilevel"/>
+    <w:tmpl w:val="284E8B82"/>
+    <w:lvl w:ilvl="0">
+      <w:start w:val="1"/>
+      <w:numFmt w:val="bullet"/>
+      <w:lvlText w:val=""/>
+      <w:lvlJc w:val="left"/>
+      <w:pPr>
+        <w:tabs>
+          <w:tab w:val="num" w:pos="720"/>
+        </w:tabs>
+        <w:ind w:left="720" w:hanging="360"/>
+      </w:pPr>
+      <w:rPr>
+        <w:rFonts w:ascii="Symbol" w:hAnsi="Symbol" w:hint="default"/>
+        <w:sz w:val="20"/>
+      </w:rPr>
+    </w:lvl>
+    <w:lvl w:ilvl="1" w:tentative="1">
+      <w:start w:val="1"/>
+      <w:numFmt w:val="bullet"/>
+      <w:lvlText w:val="o"/>
+      <w:lvlJc w:val="left"/>
+      <w:pPr>
+        <w:tabs>
+          <w:tab w:val="num" w:pos="1440"/>
+        </w:tabs>
+        <w:ind w:left="1440" w:hanging="360"/>
+      </w:pPr>
+      <w:rPr>
+        <w:rFonts w:ascii="Courier New" w:hAnsi="Courier New" w:hint="default"/>
+        <w:sz w:val="20"/>
+      </w:rPr>
+    </w:lvl>
+    <w:lvl w:ilvl="2" w:tentative="1">
+      <w:start w:val="1"/>
+      <w:numFmt w:val="bullet"/>
+      <w:lvlText w:val=""/>
+      <w:lvlJc w:val="left"/>
+      <w:pPr>
+        <w:tabs>
+          <w:tab w:val="num" w:pos="2160"/>
+        </w:tabs>
+        <w:ind w:left="2160" w:hanging="360"/>
+      </w:pPr>
+      <w:rPr>
+        <w:rFonts w:ascii="Wingdings" w:hAnsi="Wingdings" w:hint="default"/>
+        <w:sz w:val="20"/>
+      </w:rPr>
+    </w:lvl>
+    <w:lvl w:ilvl="3" w:tentative="1">
+      <w:start w:val="1"/>
+      <w:numFmt w:val="bullet"/>
+      <w:lvlText w:val=""/>
+      <w:lvlJc w:val="left"/>
+      <w:pPr>
+        <w:tabs>
+          <w:tab w:val="num" w:pos="2880"/>
+        </w:tabs>
+        <w:ind w:left="2880" w:hanging="360"/>
+      </w:pPr>
+      <w:rPr>
+        <w:rFonts w:ascii="Wingdings" w:hAnsi="Wingdings" w:hint="default"/>
+        <w:sz w:val="20"/>
+      </w:rPr>
+    </w:lvl>
+    <w:lvl w:ilvl="4" w:tentative="1">
+      <w:start w:val="1"/>
+      <w:numFmt w:val="bullet"/>
+      <w:lvlText w:val=""/>
+      <w:lvlJc w:val="left"/>
+      <w:pPr>
+        <w:tabs>
+          <w:tab w:val="num" w:pos="3600"/>
+        </w:tabs>
+        <w:ind w:left="3600" w:hanging="360"/>
+      </w:pPr>
+      <w:rPr>
+        <w:rFonts w:ascii="Wingdings" w:hAnsi="Wingdings" w:hint="default"/>
+        <w:sz w:val="20"/>
+      </w:rPr>
+    </w:lvl>
+    <w:lvl w:ilvl="5" w:tentative="1">
+      <w:start w:val="1"/>
+      <w:numFmt w:val="bullet"/>
+      <w:lvlText w:val=""/>
+      <w:lvlJc w:val="left"/>
+      <w:pPr>
+        <w:tabs>
+          <w:tab w:val="num" w:pos="4320"/>
+        </w:tabs>
+        <w:ind w:left="4320" w:hanging="360"/>
+      </w:pPr>
+      <w:rPr>
+        <w:rFonts w:ascii="Wingdings" w:hAnsi="Wingdings" w:hint="default"/>
+        <w:sz w:val="20"/>
+      </w:rPr>
+    </w:lvl>
+    <w:lvl w:ilvl="6" w:tentative="1">
+      <w:start w:val="1"/>
+      <w:numFmt w:val="bullet"/>
+      <w:lvlText w:val=""/>
+      <w:lvlJc w:val="left"/>
+      <w:pPr>
+        <w:tabs>
+          <w:tab w:val="num" w:pos="5040"/>
+        </w:tabs>
+        <w:ind w:left="5040" w:hanging="360"/>
+      </w:pPr>
+      <w:rPr>
+        <w:rFonts w:ascii="Wingdings" w:hAnsi="Wingdings" w:hint="default"/>
+        <w:sz w:val="20"/>
+      </w:rPr>
+    </w:lvl>
+    <w:lvl w:ilvl="7" w:tentative="1">
+      <w:start w:val="1"/>
+      <w:numFmt w:val="bullet"/>
+      <w:lvlText w:val=""/>
+      <w:lvlJc w:val="left"/>
+      <w:pPr>
+        <w:tabs>
+          <w:tab w:val="num" w:pos="5760"/>
+        </w:tabs>
+        <w:ind w:left="5760" w:hanging="360"/>
+      </w:pPr>
+      <w:rPr>
+        <w:rFonts w:ascii="Wingdings" w:hAnsi="Wingdings" w:hint="default"/>
+        <w:sz w:val="20"/>
+      </w:rPr>
+    </w:lvl>
+    <w:lvl w:ilvl="8" w:tentative="1">
+      <w:start w:val="1"/>
+      <w:numFmt w:val="bullet"/>
+      <w:lvlText w:val=""/>
+      <w:lvlJc w:val="left"/>
+      <w:pPr>
+        <w:tabs>
+          <w:tab w:val="num" w:pos="6480"/>
+        </w:tabs>
+        <w:ind w:left="6480" w:hanging="360"/>
+      </w:pPr>
+      <w:rPr>
+        <w:rFonts w:ascii="Wingdings" w:hAnsi="Wingdings" w:hint="default"/>
+        <w:sz w:val="20"/>
+      </w:rPr>
+    </w:lvl>
+  </w:abstractNum>
+  <w:abstractNum w:abstractNumId="22" w15:restartNumberingAfterBreak="0">
+    <w:nsid w:val="3C5E151F"/>
+    <w:multiLevelType w:val="multilevel"/>
+    <w:tmpl w:val="0B7A8EF6"/>
+    <w:lvl w:ilvl="0">
+      <w:start w:val="1"/>
+      <w:numFmt w:val="bullet"/>
+      <w:lvlText w:val=""/>
+      <w:lvlJc w:val="left"/>
+      <w:pPr>
+        <w:tabs>
+          <w:tab w:val="num" w:pos="720"/>
+        </w:tabs>
+        <w:ind w:left="720" w:hanging="360"/>
+      </w:pPr>
+      <w:rPr>
+        <w:rFonts w:ascii="Symbol" w:hAnsi="Symbol" w:hint="default"/>
+        <w:sz w:val="20"/>
+      </w:rPr>
+    </w:lvl>
+    <w:lvl w:ilvl="1" w:tentative="1">
+      <w:start w:val="1"/>
+      <w:numFmt w:val="bullet"/>
+      <w:lvlText w:val="o"/>
+      <w:lvlJc w:val="left"/>
+      <w:pPr>
+        <w:tabs>
+          <w:tab w:val="num" w:pos="1440"/>
+        </w:tabs>
+        <w:ind w:left="1440" w:hanging="360"/>
+      </w:pPr>
+      <w:rPr>
+        <w:rFonts w:ascii="Courier New" w:hAnsi="Courier New" w:hint="default"/>
+        <w:sz w:val="20"/>
+      </w:rPr>
+    </w:lvl>
+    <w:lvl w:ilvl="2" w:tentative="1">
+      <w:start w:val="1"/>
+      <w:numFmt w:val="bullet"/>
+      <w:lvlText w:val=""/>
+      <w:lvlJc w:val="left"/>
+      <w:pPr>
+        <w:tabs>
+          <w:tab w:val="num" w:pos="2160"/>
+        </w:tabs>
+        <w:ind w:left="2160" w:hanging="360"/>
+      </w:pPr>
+      <w:rPr>
+        <w:rFonts w:ascii="Wingdings" w:hAnsi="Wingdings" w:hint="default"/>
+        <w:sz w:val="20"/>
+      </w:rPr>
+    </w:lvl>
+    <w:lvl w:ilvl="3" w:tentative="1">
+      <w:start w:val="1"/>
+      <w:numFmt w:val="bullet"/>
+      <w:lvlText w:val=""/>
+      <w:lvlJc w:val="left"/>
+      <w:pPr>
+        <w:tabs>
+          <w:tab w:val="num" w:pos="2880"/>
+        </w:tabs>
+        <w:ind w:left="2880" w:hanging="360"/>
+      </w:pPr>
+      <w:rPr>
+        <w:rFonts w:ascii="Wingdings" w:hAnsi="Wingdings" w:hint="default"/>
+        <w:sz w:val="20"/>
+      </w:rPr>
+    </w:lvl>
+    <w:lvl w:ilvl="4" w:tentative="1">
+      <w:start w:val="1"/>
+      <w:numFmt w:val="bullet"/>
+      <w:lvlText w:val=""/>
+      <w:lvlJc w:val="left"/>
+      <w:pPr>
+        <w:tabs>
+          <w:tab w:val="num" w:pos="3600"/>
+        </w:tabs>
+        <w:ind w:left="3600" w:hanging="360"/>
+      </w:pPr>
+      <w:rPr>
+        <w:rFonts w:ascii="Wingdings" w:hAnsi="Wingdings" w:hint="default"/>
+        <w:sz w:val="20"/>
+      </w:rPr>
+    </w:lvl>
+    <w:lvl w:ilvl="5" w:tentative="1">
+      <w:start w:val="1"/>
+      <w:numFmt w:val="bullet"/>
+      <w:lvlText w:val=""/>
+      <w:lvlJc w:val="left"/>
+      <w:pPr>
+        <w:tabs>
+          <w:tab w:val="num" w:pos="4320"/>
+        </w:tabs>
+        <w:ind w:left="4320" w:hanging="360"/>
+      </w:pPr>
+      <w:rPr>
+        <w:rFonts w:ascii="Wingdings" w:hAnsi="Wingdings" w:hint="default"/>
+        <w:sz w:val="20"/>
+      </w:rPr>
+    </w:lvl>
+    <w:lvl w:ilvl="6" w:tentative="1">
+      <w:start w:val="1"/>
+      <w:numFmt w:val="bullet"/>
+      <w:lvlText w:val=""/>
+      <w:lvlJc w:val="left"/>
+      <w:pPr>
+        <w:tabs>
+          <w:tab w:val="num" w:pos="5040"/>
+        </w:tabs>
+        <w:ind w:left="5040" w:hanging="360"/>
+      </w:pPr>
+      <w:rPr>
+        <w:rFonts w:ascii="Wingdings" w:hAnsi="Wingdings" w:hint="default"/>
+        <w:sz w:val="20"/>
+      </w:rPr>
+    </w:lvl>
+    <w:lvl w:ilvl="7" w:tentative="1">
+      <w:start w:val="1"/>
+      <w:numFmt w:val="bullet"/>
+      <w:lvlText w:val=""/>
+      <w:lvlJc w:val="left"/>
+      <w:pPr>
+        <w:tabs>
+          <w:tab w:val="num" w:pos="5760"/>
+        </w:tabs>
+        <w:ind w:left="5760" w:hanging="360"/>
+      </w:pPr>
+      <w:rPr>
+        <w:rFonts w:ascii="Wingdings" w:hAnsi="Wingdings" w:hint="default"/>
+        <w:sz w:val="20"/>
+      </w:rPr>
+    </w:lvl>
+    <w:lvl w:ilvl="8" w:tentative="1">
+      <w:start w:val="1"/>
+      <w:numFmt w:val="bullet"/>
+      <w:lvlText w:val=""/>
+      <w:lvlJc w:val="left"/>
+      <w:pPr>
+        <w:tabs>
+          <w:tab w:val="num" w:pos="6480"/>
+        </w:tabs>
+        <w:ind w:left="6480" w:hanging="360"/>
+      </w:pPr>
+      <w:rPr>
+        <w:rFonts w:ascii="Wingdings" w:hAnsi="Wingdings" w:hint="default"/>
+        <w:sz w:val="20"/>
+      </w:rPr>
+    </w:lvl>
+  </w:abstractNum>
+  <w:abstractNum w:abstractNumId="23" w15:restartNumberingAfterBreak="0">
     <w:nsid w:val="40804110"/>
     <w:multiLevelType w:val="hybridMultilevel"/>
     <w:tmpl w:val="880EF2BC"/>
@@ -6248,7 +14472,156 @@
       </w:pPr>
     </w:lvl>
   </w:abstractNum>
-  <w:abstractNum w:abstractNumId="16" w15:restartNumberingAfterBreak="0">
+  <w:abstractNum w:abstractNumId="24" w15:restartNumberingAfterBreak="0">
+    <w:nsid w:val="40B10511"/>
+    <w:multiLevelType w:val="multilevel"/>
+    <w:tmpl w:val="FF588F86"/>
+    <w:lvl w:ilvl="0">
+      <w:start w:val="1"/>
+      <w:numFmt w:val="bullet"/>
+      <w:lvlText w:val=""/>
+      <w:lvlJc w:val="left"/>
+      <w:pPr>
+        <w:tabs>
+          <w:tab w:val="num" w:pos="720"/>
+        </w:tabs>
+        <w:ind w:left="720" w:hanging="360"/>
+      </w:pPr>
+      <w:rPr>
+        <w:rFonts w:ascii="Symbol" w:hAnsi="Symbol" w:hint="default"/>
+        <w:sz w:val="20"/>
+      </w:rPr>
+    </w:lvl>
+    <w:lvl w:ilvl="1" w:tentative="1">
+      <w:start w:val="1"/>
+      <w:numFmt w:val="bullet"/>
+      <w:lvlText w:val="o"/>
+      <w:lvlJc w:val="left"/>
+      <w:pPr>
+        <w:tabs>
+          <w:tab w:val="num" w:pos="1440"/>
+        </w:tabs>
+        <w:ind w:left="1440" w:hanging="360"/>
+      </w:pPr>
+      <w:rPr>
+        <w:rFonts w:ascii="Courier New" w:hAnsi="Courier New" w:hint="default"/>
+        <w:sz w:val="20"/>
+      </w:rPr>
+    </w:lvl>
+    <w:lvl w:ilvl="2" w:tentative="1">
+      <w:start w:val="1"/>
+      <w:numFmt w:val="bullet"/>
+      <w:lvlText w:val=""/>
+      <w:lvlJc w:val="left"/>
+      <w:pPr>
+        <w:tabs>
+          <w:tab w:val="num" w:pos="2160"/>
+        </w:tabs>
+        <w:ind w:left="2160" w:hanging="360"/>
+      </w:pPr>
+      <w:rPr>
+        <w:rFonts w:ascii="Wingdings" w:hAnsi="Wingdings" w:hint="default"/>
+        <w:sz w:val="20"/>
+      </w:rPr>
+    </w:lvl>
+    <w:lvl w:ilvl="3" w:tentative="1">
+      <w:start w:val="1"/>
+      <w:numFmt w:val="bullet"/>
+      <w:lvlText w:val=""/>
+      <w:lvlJc w:val="left"/>
+      <w:pPr>
+        <w:tabs>
+          <w:tab w:val="num" w:pos="2880"/>
+        </w:tabs>
+        <w:ind w:left="2880" w:hanging="360"/>
+      </w:pPr>
+      <w:rPr>
+        <w:rFonts w:ascii="Wingdings" w:hAnsi="Wingdings" w:hint="default"/>
+        <w:sz w:val="20"/>
+      </w:rPr>
+    </w:lvl>
+    <w:lvl w:ilvl="4" w:tentative="1">
+      <w:start w:val="1"/>
+      <w:numFmt w:val="bullet"/>
+      <w:lvlText w:val=""/>
+      <w:lvlJc w:val="left"/>
+      <w:pPr>
+        <w:tabs>
+          <w:tab w:val="num" w:pos="3600"/>
+        </w:tabs>
+        <w:ind w:left="3600" w:hanging="360"/>
+      </w:pPr>
+      <w:rPr>
+        <w:rFonts w:ascii="Wingdings" w:hAnsi="Wingdings" w:hint="default"/>
+        <w:sz w:val="20"/>
+      </w:rPr>
+    </w:lvl>
+    <w:lvl w:ilvl="5" w:tentative="1">
+      <w:start w:val="1"/>
+      <w:numFmt w:val="bullet"/>
+      <w:lvlText w:val=""/>
+      <w:lvlJc w:val="left"/>
+      <w:pPr>
+        <w:tabs>
+          <w:tab w:val="num" w:pos="4320"/>
+        </w:tabs>
+        <w:ind w:left="4320" w:hanging="360"/>
+      </w:pPr>
+      <w:rPr>
+        <w:rFonts w:ascii="Wingdings" w:hAnsi="Wingdings" w:hint="default"/>
+        <w:sz w:val="20"/>
+      </w:rPr>
+    </w:lvl>
+    <w:lvl w:ilvl="6" w:tentative="1">
+      <w:start w:val="1"/>
+      <w:numFmt w:val="bullet"/>
+      <w:lvlText w:val=""/>
+      <w:lvlJc w:val="left"/>
+      <w:pPr>
+        <w:tabs>
+          <w:tab w:val="num" w:pos="5040"/>
+        </w:tabs>
+        <w:ind w:left="5040" w:hanging="360"/>
+      </w:pPr>
+      <w:rPr>
+        <w:rFonts w:ascii="Wingdings" w:hAnsi="Wingdings" w:hint="default"/>
+        <w:sz w:val="20"/>
+      </w:rPr>
+    </w:lvl>
+    <w:lvl w:ilvl="7" w:tentative="1">
+      <w:start w:val="1"/>
+      <w:numFmt w:val="bullet"/>
+      <w:lvlText w:val=""/>
+      <w:lvlJc w:val="left"/>
+      <w:pPr>
+        <w:tabs>
+          <w:tab w:val="num" w:pos="5760"/>
+        </w:tabs>
+        <w:ind w:left="5760" w:hanging="360"/>
+      </w:pPr>
+      <w:rPr>
+        <w:rFonts w:ascii="Wingdings" w:hAnsi="Wingdings" w:hint="default"/>
+        <w:sz w:val="20"/>
+      </w:rPr>
+    </w:lvl>
+    <w:lvl w:ilvl="8" w:tentative="1">
+      <w:start w:val="1"/>
+      <w:numFmt w:val="bullet"/>
+      <w:lvlText w:val=""/>
+      <w:lvlJc w:val="left"/>
+      <w:pPr>
+        <w:tabs>
+          <w:tab w:val="num" w:pos="6480"/>
+        </w:tabs>
+        <w:ind w:left="6480" w:hanging="360"/>
+      </w:pPr>
+      <w:rPr>
+        <w:rFonts w:ascii="Wingdings" w:hAnsi="Wingdings" w:hint="default"/>
+        <w:sz w:val="20"/>
+      </w:rPr>
+    </w:lvl>
+  </w:abstractNum>
+  <w:abstractNum w:abstractNumId="25" w15:restartNumberingAfterBreak="0">
     <w:nsid w:val="41F8042E"/>
     <w:multiLevelType w:val="multilevel"/>
     <w:tmpl w:val="2550FA82"/>
@@ -6361,7 +14734,305 @@
       </w:pPr>
     </w:lvl>
   </w:abstractNum>
-  <w:abstractNum w:abstractNumId="17" w15:restartNumberingAfterBreak="0">
+  <w:abstractNum w:abstractNumId="26" w15:restartNumberingAfterBreak="0">
+    <w:nsid w:val="428C4272"/>
+    <w:multiLevelType w:val="multilevel"/>
+    <w:tmpl w:val="BC44195C"/>
+    <w:lvl w:ilvl="0">
+      <w:start w:val="1"/>
+      <w:numFmt w:val="bullet"/>
+      <w:lvlText w:val=""/>
+      <w:lvlJc w:val="left"/>
+      <w:pPr>
+        <w:tabs>
+          <w:tab w:val="num" w:pos="720"/>
+        </w:tabs>
+        <w:ind w:left="720" w:hanging="360"/>
+      </w:pPr>
+      <w:rPr>
+        <w:rFonts w:ascii="Symbol" w:hAnsi="Symbol" w:hint="default"/>
+        <w:sz w:val="20"/>
+      </w:rPr>
+    </w:lvl>
+    <w:lvl w:ilvl="1" w:tentative="1">
+      <w:start w:val="1"/>
+      <w:numFmt w:val="bullet"/>
+      <w:lvlText w:val="o"/>
+      <w:lvlJc w:val="left"/>
+      <w:pPr>
+        <w:tabs>
+          <w:tab w:val="num" w:pos="1440"/>
+        </w:tabs>
+        <w:ind w:left="1440" w:hanging="360"/>
+      </w:pPr>
+      <w:rPr>
+        <w:rFonts w:ascii="Courier New" w:hAnsi="Courier New" w:hint="default"/>
+        <w:sz w:val="20"/>
+      </w:rPr>
+    </w:lvl>
+    <w:lvl w:ilvl="2" w:tentative="1">
+      <w:start w:val="1"/>
+      <w:numFmt w:val="bullet"/>
+      <w:lvlText w:val=""/>
+      <w:lvlJc w:val="left"/>
+      <w:pPr>
+        <w:tabs>
+          <w:tab w:val="num" w:pos="2160"/>
+        </w:tabs>
+        <w:ind w:left="2160" w:hanging="360"/>
+      </w:pPr>
+      <w:rPr>
+        <w:rFonts w:ascii="Wingdings" w:hAnsi="Wingdings" w:hint="default"/>
+        <w:sz w:val="20"/>
+      </w:rPr>
+    </w:lvl>
+    <w:lvl w:ilvl="3" w:tentative="1">
+      <w:start w:val="1"/>
+      <w:numFmt w:val="bullet"/>
+      <w:lvlText w:val=""/>
+      <w:lvlJc w:val="left"/>
+      <w:pPr>
+        <w:tabs>
+          <w:tab w:val="num" w:pos="2880"/>
+        </w:tabs>
+        <w:ind w:left="2880" w:hanging="360"/>
+      </w:pPr>
+      <w:rPr>
+        <w:rFonts w:ascii="Wingdings" w:hAnsi="Wingdings" w:hint="default"/>
+        <w:sz w:val="20"/>
+      </w:rPr>
+    </w:lvl>
+    <w:lvl w:ilvl="4" w:tentative="1">
+      <w:start w:val="1"/>
+      <w:numFmt w:val="bullet"/>
+      <w:lvlText w:val=""/>
+      <w:lvlJc w:val="left"/>
+      <w:pPr>
+        <w:tabs>
+          <w:tab w:val="num" w:pos="3600"/>
+        </w:tabs>
+        <w:ind w:left="3600" w:hanging="360"/>
+      </w:pPr>
+      <w:rPr>
+        <w:rFonts w:ascii="Wingdings" w:hAnsi="Wingdings" w:hint="default"/>
+        <w:sz w:val="20"/>
+      </w:rPr>
+    </w:lvl>
+    <w:lvl w:ilvl="5" w:tentative="1">
+      <w:start w:val="1"/>
+      <w:numFmt w:val="bullet"/>
+      <w:lvlText w:val=""/>
+      <w:lvlJc w:val="left"/>
+      <w:pPr>
+        <w:tabs>
+          <w:tab w:val="num" w:pos="4320"/>
+        </w:tabs>
+        <w:ind w:left="4320" w:hanging="360"/>
+      </w:pPr>
+      <w:rPr>
+        <w:rFonts w:ascii="Wingdings" w:hAnsi="Wingdings" w:hint="default"/>
+        <w:sz w:val="20"/>
+      </w:rPr>
+    </w:lvl>
+    <w:lvl w:ilvl="6" w:tentative="1">
+      <w:start w:val="1"/>
+      <w:numFmt w:val="bullet"/>
+      <w:lvlText w:val=""/>
+      <w:lvlJc w:val="left"/>
+      <w:pPr>
+        <w:tabs>
+          <w:tab w:val="num" w:pos="5040"/>
+        </w:tabs>
+        <w:ind w:left="5040" w:hanging="360"/>
+      </w:pPr>
+      <w:rPr>
+        <w:rFonts w:ascii="Wingdings" w:hAnsi="Wingdings" w:hint="default"/>
+        <w:sz w:val="20"/>
+      </w:rPr>
+    </w:lvl>
+    <w:lvl w:ilvl="7" w:tentative="1">
+      <w:start w:val="1"/>
+      <w:numFmt w:val="bullet"/>
+      <w:lvlText w:val=""/>
+      <w:lvlJc w:val="left"/>
+      <w:pPr>
+        <w:tabs>
+          <w:tab w:val="num" w:pos="5760"/>
+        </w:tabs>
+        <w:ind w:left="5760" w:hanging="360"/>
+      </w:pPr>
+      <w:rPr>
+        <w:rFonts w:ascii="Wingdings" w:hAnsi="Wingdings" w:hint="default"/>
+        <w:sz w:val="20"/>
+      </w:rPr>
+    </w:lvl>
+    <w:lvl w:ilvl="8" w:tentative="1">
+      <w:start w:val="1"/>
+      <w:numFmt w:val="bullet"/>
+      <w:lvlText w:val=""/>
+      <w:lvlJc w:val="left"/>
+      <w:pPr>
+        <w:tabs>
+          <w:tab w:val="num" w:pos="6480"/>
+        </w:tabs>
+        <w:ind w:left="6480" w:hanging="360"/>
+      </w:pPr>
+      <w:rPr>
+        <w:rFonts w:ascii="Wingdings" w:hAnsi="Wingdings" w:hint="default"/>
+        <w:sz w:val="20"/>
+      </w:rPr>
+    </w:lvl>
+  </w:abstractNum>
+  <w:abstractNum w:abstractNumId="27" w15:restartNumberingAfterBreak="0">
+    <w:nsid w:val="52793D30"/>
+    <w:multiLevelType w:val="multilevel"/>
+    <w:tmpl w:val="36BC550E"/>
+    <w:lvl w:ilvl="0">
+      <w:start w:val="1"/>
+      <w:numFmt w:val="bullet"/>
+      <w:lvlText w:val=""/>
+      <w:lvlJc w:val="left"/>
+      <w:pPr>
+        <w:tabs>
+          <w:tab w:val="num" w:pos="720"/>
+        </w:tabs>
+        <w:ind w:left="720" w:hanging="360"/>
+      </w:pPr>
+      <w:rPr>
+        <w:rFonts w:ascii="Symbol" w:hAnsi="Symbol" w:hint="default"/>
+        <w:sz w:val="20"/>
+      </w:rPr>
+    </w:lvl>
+    <w:lvl w:ilvl="1" w:tentative="1">
+      <w:start w:val="1"/>
+      <w:numFmt w:val="bullet"/>
+      <w:lvlText w:val="o"/>
+      <w:lvlJc w:val="left"/>
+      <w:pPr>
+        <w:tabs>
+          <w:tab w:val="num" w:pos="1440"/>
+        </w:tabs>
+        <w:ind w:left="1440" w:hanging="360"/>
+      </w:pPr>
+      <w:rPr>
+        <w:rFonts w:ascii="Courier New" w:hAnsi="Courier New" w:hint="default"/>
+        <w:sz w:val="20"/>
+      </w:rPr>
+    </w:lvl>
+    <w:lvl w:ilvl="2" w:tentative="1">
+      <w:start w:val="1"/>
+      <w:numFmt w:val="bullet"/>
+      <w:lvlText w:val=""/>
+      <w:lvlJc w:val="left"/>
+      <w:pPr>
+        <w:tabs>
+          <w:tab w:val="num" w:pos="2160"/>
+        </w:tabs>
+        <w:ind w:left="2160" w:hanging="360"/>
+      </w:pPr>
+      <w:rPr>
+        <w:rFonts w:ascii="Wingdings" w:hAnsi="Wingdings" w:hint="default"/>
+        <w:sz w:val="20"/>
+      </w:rPr>
+    </w:lvl>
+    <w:lvl w:ilvl="3" w:tentative="1">
+      <w:start w:val="1"/>
+      <w:numFmt w:val="bullet"/>
+      <w:lvlText w:val=""/>
+      <w:lvlJc w:val="left"/>
+      <w:pPr>
+        <w:tabs>
+          <w:tab w:val="num" w:pos="2880"/>
+        </w:tabs>
+        <w:ind w:left="2880" w:hanging="360"/>
+      </w:pPr>
+      <w:rPr>
+        <w:rFonts w:ascii="Wingdings" w:hAnsi="Wingdings" w:hint="default"/>
+        <w:sz w:val="20"/>
+      </w:rPr>
+    </w:lvl>
+    <w:lvl w:ilvl="4" w:tentative="1">
+      <w:start w:val="1"/>
+      <w:numFmt w:val="bullet"/>
+      <w:lvlText w:val=""/>
+      <w:lvlJc w:val="left"/>
+      <w:pPr>
+        <w:tabs>
+          <w:tab w:val="num" w:pos="3600"/>
+        </w:tabs>
+        <w:ind w:left="3600" w:hanging="360"/>
+      </w:pPr>
+      <w:rPr>
+        <w:rFonts w:ascii="Wingdings" w:hAnsi="Wingdings" w:hint="default"/>
+        <w:sz w:val="20"/>
+      </w:rPr>
+    </w:lvl>
+    <w:lvl w:ilvl="5" w:tentative="1">
+      <w:start w:val="1"/>
+      <w:numFmt w:val="bullet"/>
+      <w:lvlText w:val=""/>
+      <w:lvlJc w:val="left"/>
+      <w:pPr>
+        <w:tabs>
+          <w:tab w:val="num" w:pos="4320"/>
+        </w:tabs>
+        <w:ind w:left="4320" w:hanging="360"/>
+      </w:pPr>
+      <w:rPr>
+        <w:rFonts w:ascii="Wingdings" w:hAnsi="Wingdings" w:hint="default"/>
+        <w:sz w:val="20"/>
+      </w:rPr>
+    </w:lvl>
+    <w:lvl w:ilvl="6" w:tentative="1">
+      <w:start w:val="1"/>
+      <w:numFmt w:val="bullet"/>
+      <w:lvlText w:val=""/>
+      <w:lvlJc w:val="left"/>
+      <w:pPr>
+        <w:tabs>
+          <w:tab w:val="num" w:pos="5040"/>
+        </w:tabs>
+        <w:ind w:left="5040" w:hanging="360"/>
+      </w:pPr>
+      <w:rPr>
+        <w:rFonts w:ascii="Wingdings" w:hAnsi="Wingdings" w:hint="default"/>
+        <w:sz w:val="20"/>
+      </w:rPr>
+    </w:lvl>
+    <w:lvl w:ilvl="7" w:tentative="1">
+      <w:start w:val="1"/>
+      <w:numFmt w:val="bullet"/>
+      <w:lvlText w:val=""/>
+      <w:lvlJc w:val="left"/>
+      <w:pPr>
+        <w:tabs>
+          <w:tab w:val="num" w:pos="5760"/>
+        </w:tabs>
+        <w:ind w:left="5760" w:hanging="360"/>
+      </w:pPr>
+      <w:rPr>
+        <w:rFonts w:ascii="Wingdings" w:hAnsi="Wingdings" w:hint="default"/>
+        <w:sz w:val="20"/>
+      </w:rPr>
+    </w:lvl>
+    <w:lvl w:ilvl="8" w:tentative="1">
+      <w:start w:val="1"/>
+      <w:numFmt w:val="bullet"/>
+      <w:lvlText w:val=""/>
+      <w:lvlJc w:val="left"/>
+      <w:pPr>
+        <w:tabs>
+          <w:tab w:val="num" w:pos="6480"/>
+        </w:tabs>
+        <w:ind w:left="6480" w:hanging="360"/>
+      </w:pPr>
+      <w:rPr>
+        <w:rFonts w:ascii="Wingdings" w:hAnsi="Wingdings" w:hint="default"/>
+        <w:sz w:val="20"/>
+      </w:rPr>
+    </w:lvl>
+  </w:abstractNum>
+  <w:abstractNum w:abstractNumId="28" w15:restartNumberingAfterBreak="0">
     <w:nsid w:val="57052313"/>
     <w:multiLevelType w:val="hybridMultilevel"/>
     <w:tmpl w:val="A3E8A778"/>
@@ -6447,7 +15118,7 @@
       </w:pPr>
     </w:lvl>
   </w:abstractNum>
-  <w:abstractNum w:abstractNumId="18" w15:restartNumberingAfterBreak="0">
+  <w:abstractNum w:abstractNumId="29" w15:restartNumberingAfterBreak="0">
     <w:nsid w:val="57C85D25"/>
     <w:multiLevelType w:val="hybridMultilevel"/>
     <w:tmpl w:val="332A3EF8"/>
@@ -6533,7 +15204,7 @@
       </w:pPr>
     </w:lvl>
   </w:abstractNum>
-  <w:abstractNum w:abstractNumId="19" w15:restartNumberingAfterBreak="0">
+  <w:abstractNum w:abstractNumId="30" w15:restartNumberingAfterBreak="0">
     <w:nsid w:val="5C0321BA"/>
     <w:multiLevelType w:val="hybridMultilevel"/>
     <w:tmpl w:val="1946DFFC"/>
@@ -6619,7 +15290,7 @@
       </w:pPr>
     </w:lvl>
   </w:abstractNum>
-  <w:abstractNum w:abstractNumId="20" w15:restartNumberingAfterBreak="0">
+  <w:abstractNum w:abstractNumId="31" w15:restartNumberingAfterBreak="0">
     <w:nsid w:val="619612F9"/>
     <w:multiLevelType w:val="hybridMultilevel"/>
     <w:tmpl w:val="3EA6F5C0"/>
@@ -6705,7 +15376,120 @@
       </w:pPr>
     </w:lvl>
   </w:abstractNum>
-  <w:abstractNum w:abstractNumId="21" w15:restartNumberingAfterBreak="0">
+  <w:abstractNum w:abstractNumId="32" w15:restartNumberingAfterBreak="0">
+    <w:nsid w:val="61F249A5"/>
+    <w:multiLevelType w:val="multilevel"/>
+    <w:tmpl w:val="F1063A1A"/>
+    <w:lvl w:ilvl="0">
+      <w:start w:val="1"/>
+      <w:numFmt w:val="decimal"/>
+      <w:lvlText w:val="%1."/>
+      <w:lvlJc w:val="left"/>
+      <w:pPr>
+        <w:tabs>
+          <w:tab w:val="num" w:pos="720"/>
+        </w:tabs>
+        <w:ind w:left="720" w:hanging="360"/>
+      </w:pPr>
+    </w:lvl>
+    <w:lvl w:ilvl="1" w:tentative="1">
+      <w:start w:val="1"/>
+      <w:numFmt w:val="decimal"/>
+      <w:lvlText w:val="%2."/>
+      <w:lvlJc w:val="left"/>
+      <w:pPr>
+        <w:tabs>
+          <w:tab w:val="num" w:pos="1440"/>
+        </w:tabs>
+        <w:ind w:left="1440" w:hanging="360"/>
+      </w:pPr>
+    </w:lvl>
+    <w:lvl w:ilvl="2" w:tentative="1">
+      <w:start w:val="1"/>
+      <w:numFmt w:val="decimal"/>
+      <w:lvlText w:val="%3."/>
+      <w:lvlJc w:val="left"/>
+      <w:pPr>
+        <w:tabs>
+          <w:tab w:val="num" w:pos="2160"/>
+        </w:tabs>
+        <w:ind w:left="2160" w:hanging="360"/>
+      </w:pPr>
+    </w:lvl>
+    <w:lvl w:ilvl="3" w:tentative="1">
+      <w:start w:val="1"/>
+      <w:numFmt w:val="decimal"/>
+      <w:lvlText w:val="%4."/>
+      <w:lvlJc w:val="left"/>
+      <w:pPr>
+        <w:tabs>
+          <w:tab w:val="num" w:pos="2880"/>
+        </w:tabs>
+        <w:ind w:left="2880" w:hanging="360"/>
+      </w:pPr>
+    </w:lvl>
+    <w:lvl w:ilvl="4" w:tentative="1">
+      <w:start w:val="1"/>
+      <w:numFmt w:val="decimal"/>
+      <w:lvlText w:val="%5."/>
+      <w:lvlJc w:val="left"/>
+      <w:pPr>
+        <w:tabs>
+          <w:tab w:val="num" w:pos="3600"/>
+        </w:tabs>
+        <w:ind w:left="3600" w:hanging="360"/>
+      </w:pPr>
+    </w:lvl>
+    <w:lvl w:ilvl="5" w:tentative="1">
+      <w:start w:val="1"/>
+      <w:numFmt w:val="decimal"/>
+      <w:lvlText w:val="%6."/>
+      <w:lvlJc w:val="left"/>
+      <w:pPr>
+        <w:tabs>
+          <w:tab w:val="num" w:pos="4320"/>
+        </w:tabs>
+        <w:ind w:left="4320" w:hanging="360"/>
+      </w:pPr>
+    </w:lvl>
+    <w:lvl w:ilvl="6" w:tentative="1">
+      <w:start w:val="1"/>
+      <w:numFmt w:val="decimal"/>
+      <w:lvlText w:val="%7."/>
+      <w:lvlJc w:val="left"/>
+      <w:pPr>
+        <w:tabs>
+          <w:tab w:val="num" w:pos="5040"/>
+        </w:tabs>
+        <w:ind w:left="5040" w:hanging="360"/>
+      </w:pPr>
+    </w:lvl>
+    <w:lvl w:ilvl="7" w:tentative="1">
+      <w:start w:val="1"/>
+      <w:numFmt w:val="decimal"/>
+      <w:lvlText w:val="%8."/>
+      <w:lvlJc w:val="left"/>
+      <w:pPr>
+        <w:tabs>
+          <w:tab w:val="num" w:pos="5760"/>
+        </w:tabs>
+        <w:ind w:left="5760" w:hanging="360"/>
+      </w:pPr>
+    </w:lvl>
+    <w:lvl w:ilvl="8" w:tentative="1">
+      <w:start w:val="1"/>
+      <w:numFmt w:val="decimal"/>
+      <w:lvlText w:val="%9."/>
+      <w:lvlJc w:val="left"/>
+      <w:pPr>
+        <w:tabs>
+          <w:tab w:val="num" w:pos="6480"/>
+        </w:tabs>
+        <w:ind w:left="6480" w:hanging="360"/>
+      </w:pPr>
+    </w:lvl>
+  </w:abstractNum>
+  <w:abstractNum w:abstractNumId="33" w15:restartNumberingAfterBreak="0">
     <w:nsid w:val="6AFE5CEC"/>
     <w:multiLevelType w:val="hybridMultilevel"/>
     <w:tmpl w:val="31CCCFF0"/>
@@ -6791,7 +15575,7 @@
       </w:pPr>
     </w:lvl>
   </w:abstractNum>
-  <w:abstractNum w:abstractNumId="22" w15:restartNumberingAfterBreak="0">
+  <w:abstractNum w:abstractNumId="34" w15:restartNumberingAfterBreak="0">
     <w:nsid w:val="74553BD2"/>
     <w:multiLevelType w:val="multilevel"/>
     <w:tmpl w:val="35428C3E"/>
@@ -6904,7 +15688,7 @@
       </w:pPr>
     </w:lvl>
   </w:abstractNum>
-  <w:abstractNum w:abstractNumId="23" w15:restartNumberingAfterBreak="0">
+  <w:abstractNum w:abstractNumId="35" w15:restartNumberingAfterBreak="0">
     <w:nsid w:val="75562CCC"/>
     <w:multiLevelType w:val="hybridMultilevel"/>
     <w:tmpl w:val="90466B18"/>
@@ -6990,7 +15774,7 @@
       </w:pPr>
     </w:lvl>
   </w:abstractNum>
-  <w:abstractNum w:abstractNumId="24" w15:restartNumberingAfterBreak="0">
+  <w:abstractNum w:abstractNumId="36" w15:restartNumberingAfterBreak="0">
     <w:nsid w:val="759114F8"/>
     <w:multiLevelType w:val="hybridMultilevel"/>
     <w:tmpl w:val="3CD63246"/>
@@ -7076,7 +15860,7 @@
       </w:pPr>
     </w:lvl>
   </w:abstractNum>
-  <w:abstractNum w:abstractNumId="25" w15:restartNumberingAfterBreak="0">
+  <w:abstractNum w:abstractNumId="37" w15:restartNumberingAfterBreak="0">
     <w:nsid w:val="7E276521"/>
     <w:multiLevelType w:val="hybridMultilevel"/>
     <w:tmpl w:val="CEB0EFB0"/>
@@ -7162,92 +15946,280 @@
       </w:pPr>
     </w:lvl>
   </w:abstractNum>
+  <w:abstractNum w:abstractNumId="38" w15:restartNumberingAfterBreak="0">
+    <w:nsid w:val="7EBE2042"/>
+    <w:multiLevelType w:val="multilevel"/>
+    <w:tmpl w:val="654EF90A"/>
+    <w:lvl w:ilvl="0">
+      <w:start w:val="1"/>
+      <w:numFmt w:val="bullet"/>
+      <w:lvlText w:val=""/>
+      <w:lvlJc w:val="left"/>
+      <w:pPr>
+        <w:tabs>
+          <w:tab w:val="num" w:pos="720"/>
+        </w:tabs>
+        <w:ind w:left="720" w:hanging="360"/>
+      </w:pPr>
+      <w:rPr>
+        <w:rFonts w:ascii="Symbol" w:hAnsi="Symbol" w:hint="default"/>
+        <w:sz w:val="20"/>
+      </w:rPr>
+    </w:lvl>
+    <w:lvl w:ilvl="1" w:tentative="1">
+      <w:start w:val="1"/>
+      <w:numFmt w:val="bullet"/>
+      <w:lvlText w:val="o"/>
+      <w:lvlJc w:val="left"/>
+      <w:pPr>
+        <w:tabs>
+          <w:tab w:val="num" w:pos="1440"/>
+        </w:tabs>
+        <w:ind w:left="1440" w:hanging="360"/>
+      </w:pPr>
+      <w:rPr>
+        <w:rFonts w:ascii="Courier New" w:hAnsi="Courier New" w:hint="default"/>
+        <w:sz w:val="20"/>
+      </w:rPr>
+    </w:lvl>
+    <w:lvl w:ilvl="2" w:tentative="1">
+      <w:start w:val="1"/>
+      <w:numFmt w:val="bullet"/>
+      <w:lvlText w:val=""/>
+      <w:lvlJc w:val="left"/>
+      <w:pPr>
+        <w:tabs>
+          <w:tab w:val="num" w:pos="2160"/>
+        </w:tabs>
+        <w:ind w:left="2160" w:hanging="360"/>
+      </w:pPr>
+      <w:rPr>
+        <w:rFonts w:ascii="Wingdings" w:hAnsi="Wingdings" w:hint="default"/>
+        <w:sz w:val="20"/>
+      </w:rPr>
+    </w:lvl>
+    <w:lvl w:ilvl="3" w:tentative="1">
+      <w:start w:val="1"/>
+      <w:numFmt w:val="bullet"/>
+      <w:lvlText w:val=""/>
+      <w:lvlJc w:val="left"/>
+      <w:pPr>
+        <w:tabs>
+          <w:tab w:val="num" w:pos="2880"/>
+        </w:tabs>
+        <w:ind w:left="2880" w:hanging="360"/>
+      </w:pPr>
+      <w:rPr>
+        <w:rFonts w:ascii="Wingdings" w:hAnsi="Wingdings" w:hint="default"/>
+        <w:sz w:val="20"/>
+      </w:rPr>
+    </w:lvl>
+    <w:lvl w:ilvl="4" w:tentative="1">
+      <w:start w:val="1"/>
+      <w:numFmt w:val="bullet"/>
+      <w:lvlText w:val=""/>
+      <w:lvlJc w:val="left"/>
+      <w:pPr>
+        <w:tabs>
+          <w:tab w:val="num" w:pos="3600"/>
+        </w:tabs>
+        <w:ind w:left="3600" w:hanging="360"/>
+      </w:pPr>
+      <w:rPr>
+        <w:rFonts w:ascii="Wingdings" w:hAnsi="Wingdings" w:hint="default"/>
+        <w:sz w:val="20"/>
+      </w:rPr>
+    </w:lvl>
+    <w:lvl w:ilvl="5" w:tentative="1">
+      <w:start w:val="1"/>
+      <w:numFmt w:val="bullet"/>
+      <w:lvlText w:val=""/>
+      <w:lvlJc w:val="left"/>
+      <w:pPr>
+        <w:tabs>
+          <w:tab w:val="num" w:pos="4320"/>
+        </w:tabs>
+        <w:ind w:left="4320" w:hanging="360"/>
+      </w:pPr>
+      <w:rPr>
+        <w:rFonts w:ascii="Wingdings" w:hAnsi="Wingdings" w:hint="default"/>
+        <w:sz w:val="20"/>
+      </w:rPr>
+    </w:lvl>
+    <w:lvl w:ilvl="6" w:tentative="1">
+      <w:start w:val="1"/>
+      <w:numFmt w:val="bullet"/>
+      <w:lvlText w:val=""/>
+      <w:lvlJc w:val="left"/>
+      <w:pPr>
+        <w:tabs>
+          <w:tab w:val="num" w:pos="5040"/>
+        </w:tabs>
+        <w:ind w:left="5040" w:hanging="360"/>
+      </w:pPr>
+      <w:rPr>
+        <w:rFonts w:ascii="Wingdings" w:hAnsi="Wingdings" w:hint="default"/>
+        <w:sz w:val="20"/>
+      </w:rPr>
+    </w:lvl>
+    <w:lvl w:ilvl="7" w:tentative="1">
+      <w:start w:val="1"/>
+      <w:numFmt w:val="bullet"/>
+      <w:lvlText w:val=""/>
+      <w:lvlJc w:val="left"/>
+      <w:pPr>
+        <w:tabs>
+          <w:tab w:val="num" w:pos="5760"/>
+        </w:tabs>
+        <w:ind w:left="5760" w:hanging="360"/>
+      </w:pPr>
+      <w:rPr>
+        <w:rFonts w:ascii="Wingdings" w:hAnsi="Wingdings" w:hint="default"/>
+        <w:sz w:val="20"/>
+      </w:rPr>
+    </w:lvl>
+    <w:lvl w:ilvl="8" w:tentative="1">
+      <w:start w:val="1"/>
+      <w:numFmt w:val="bullet"/>
+      <w:lvlText w:val=""/>
+      <w:lvlJc w:val="left"/>
+      <w:pPr>
+        <w:tabs>
+          <w:tab w:val="num" w:pos="6480"/>
+        </w:tabs>
+        <w:ind w:left="6480" w:hanging="360"/>
+      </w:pPr>
+      <w:rPr>
+        <w:rFonts w:ascii="Wingdings" w:hAnsi="Wingdings" w:hint="default"/>
+        <w:sz w:val="20"/>
+      </w:rPr>
+    </w:lvl>
+  </w:abstractNum>
   <w:num w:numId="1">
+    <w:abstractNumId w:val="10"/>
+  </w:num>
+  <w:num w:numId="2">
     <w:abstractNumId w:val="8"/>
   </w:num>
-  <w:num w:numId="2">
+  <w:num w:numId="3">
+    <w:abstractNumId w:val="15"/>
+  </w:num>
+  <w:num w:numId="4">
     <w:abstractNumId w:val="6"/>
   </w:num>
-  <w:num w:numId="3">
-    <w:abstractNumId w:val="11"/>
-  </w:num>
-  <w:num w:numId="4">
-    <w:abstractNumId w:val="4"/>
-  </w:num>
   <w:num w:numId="5">
-    <w:abstractNumId w:val="4"/>
+    <w:abstractNumId w:val="6"/>
   </w:num>
   <w:num w:numId="6">
-    <w:abstractNumId w:val="4"/>
+    <w:abstractNumId w:val="6"/>
   </w:num>
   <w:num w:numId="7">
-    <w:abstractNumId w:val="1"/>
+    <w:abstractNumId w:val="3"/>
   </w:num>
   <w:num w:numId="8">
-    <w:abstractNumId w:val="14"/>
+    <w:abstractNumId w:val="19"/>
   </w:num>
   <w:num w:numId="9">
     <w:abstractNumId w:val="0"/>
   </w:num>
   <w:num w:numId="10">
+    <w:abstractNumId w:val="31"/>
+  </w:num>
+  <w:num w:numId="11">
+    <w:abstractNumId w:val="13"/>
+  </w:num>
+  <w:num w:numId="12">
+    <w:abstractNumId w:val="30"/>
+  </w:num>
+  <w:num w:numId="13">
+    <w:abstractNumId w:val="29"/>
+  </w:num>
+  <w:num w:numId="14">
+    <w:abstractNumId w:val="7"/>
+  </w:num>
+  <w:num w:numId="15">
+    <w:abstractNumId w:val="36"/>
+  </w:num>
+  <w:num w:numId="16">
+    <w:abstractNumId w:val="28"/>
+  </w:num>
+  <w:num w:numId="17">
+    <w:abstractNumId w:val="18"/>
+  </w:num>
+  <w:num w:numId="18">
+    <w:abstractNumId w:val="5"/>
+  </w:num>
+  <w:num w:numId="19">
+    <w:abstractNumId w:val="9"/>
+  </w:num>
+  <w:num w:numId="20">
+    <w:abstractNumId w:val="23"/>
+  </w:num>
+  <w:num w:numId="21">
+    <w:abstractNumId w:val="35"/>
+  </w:num>
+  <w:num w:numId="22">
+    <w:abstractNumId w:val="17"/>
+  </w:num>
+  <w:num w:numId="23">
+    <w:abstractNumId w:val="33"/>
+  </w:num>
+  <w:num w:numId="24">
+    <w:abstractNumId w:val="11"/>
+  </w:num>
+  <w:num w:numId="25">
+    <w:abstractNumId w:val="11"/>
+  </w:num>
+  <w:num w:numId="26">
+    <w:abstractNumId w:val="37"/>
+  </w:num>
+  <w:num w:numId="27">
+    <w:abstractNumId w:val="25"/>
+  </w:num>
+  <w:num w:numId="28">
+    <w:abstractNumId w:val="4"/>
+  </w:num>
+  <w:num w:numId="29">
+    <w:abstractNumId w:val="34"/>
+  </w:num>
+  <w:num w:numId="30">
+    <w:abstractNumId w:val="1"/>
+  </w:num>
+  <w:num w:numId="31">
+    <w:abstractNumId w:val="16"/>
+  </w:num>
+  <w:num w:numId="32">
+    <w:abstractNumId w:val="12"/>
+  </w:num>
+  <w:num w:numId="33">
+    <w:abstractNumId w:val="38"/>
+  </w:num>
+  <w:num w:numId="34">
+    <w:abstractNumId w:val="22"/>
+  </w:num>
+  <w:num w:numId="35">
+    <w:abstractNumId w:val="2"/>
+  </w:num>
+  <w:num w:numId="36">
+    <w:abstractNumId w:val="27"/>
+  </w:num>
+  <w:num w:numId="37">
+    <w:abstractNumId w:val="26"/>
+  </w:num>
+  <w:num w:numId="38">
+    <w:abstractNumId w:val="14"/>
+  </w:num>
+  <w:num w:numId="39">
+    <w:abstractNumId w:val="24"/>
+  </w:num>
+  <w:num w:numId="40">
+    <w:abstractNumId w:val="21"/>
+  </w:num>
+  <w:num w:numId="41">
     <w:abstractNumId w:val="20"/>
   </w:num>
-  <w:num w:numId="11">
-    <w:abstractNumId w:val="10"/>
-  </w:num>
-  <w:num w:numId="12">
-    <w:abstractNumId w:val="19"/>
-  </w:num>
-  <w:num w:numId="13">
-    <w:abstractNumId w:val="18"/>
-  </w:num>
-  <w:num w:numId="14">
-    <w:abstractNumId w:val="5"/>
-  </w:num>
-  <w:num w:numId="15">
-    <w:abstractNumId w:val="24"/>
-  </w:num>
-  <w:num w:numId="16">
-    <w:abstractNumId w:val="17"/>
-  </w:num>
-  <w:num w:numId="17">
-    <w:abstractNumId w:val="13"/>
-  </w:num>
-  <w:num w:numId="18">
-    <w:abstractNumId w:val="3"/>
-  </w:num>
-  <w:num w:numId="19">
-    <w:abstractNumId w:val="7"/>
-  </w:num>
-  <w:num w:numId="20">
-    <w:abstractNumId w:val="15"/>
-  </w:num>
-  <w:num w:numId="21">
-    <w:abstractNumId w:val="23"/>
-  </w:num>
-  <w:num w:numId="22">
-    <w:abstractNumId w:val="12"/>
-  </w:num>
-  <w:num w:numId="23">
-    <w:abstractNumId w:val="21"/>
-  </w:num>
-  <w:num w:numId="24">
-    <w:abstractNumId w:val="9"/>
-  </w:num>
-  <w:num w:numId="25">
-    <w:abstractNumId w:val="9"/>
-  </w:num>
-  <w:num w:numId="26">
-    <w:abstractNumId w:val="25"/>
-  </w:num>
-  <w:num w:numId="27">
-    <w:abstractNumId w:val="16"/>
-  </w:num>
-  <w:num w:numId="28">
-    <w:abstractNumId w:val="2"/>
-  </w:num>
-  <w:num w:numId="29">
-    <w:abstractNumId w:val="22"/>
+  <w:num w:numId="42">
+    <w:abstractNumId w:val="32"/>
   </w:num>
 </w:numbering>
 </file>
@@ -8196,6 +17168,31 @@
     <w:basedOn w:val="Fontepargpadro"/>
     <w:rsid w:val="005826A0"/>
   </w:style>
+  <w:style w:type="character" w:customStyle="1" w:styleId="ng-tns-c4081627429-256">
+    <w:name w:val="ng-tns-c4081627429-256"/>
+    <w:basedOn w:val="Fontepargpadro"/>
+    <w:rsid w:val="00D267D9"/>
+  </w:style>
+  <w:style w:type="character" w:customStyle="1" w:styleId="ng-tns-c4081627429-257">
+    <w:name w:val="ng-tns-c4081627429-257"/>
+    <w:basedOn w:val="Fontepargpadro"/>
+    <w:rsid w:val="00D267D9"/>
+  </w:style>
+  <w:style w:type="character" w:customStyle="1" w:styleId="ng-tns-c4081627429-258">
+    <w:name w:val="ng-tns-c4081627429-258"/>
+    <w:basedOn w:val="Fontepargpadro"/>
+    <w:rsid w:val="00D267D9"/>
+  </w:style>
+  <w:style w:type="character" w:customStyle="1" w:styleId="ng-tns-c4081627429-259">
+    <w:name w:val="ng-tns-c4081627429-259"/>
+    <w:basedOn w:val="Fontepargpadro"/>
+    <w:rsid w:val="00D267D9"/>
+  </w:style>
+  <w:style w:type="character" w:customStyle="1" w:styleId="ng-tns-c4081627429-260">
+    <w:name w:val="ng-tns-c4081627429-260"/>
+    <w:basedOn w:val="Fontepargpadro"/>
+    <w:rsid w:val="00D267D9"/>
+  </w:style>
 </w:styles>
 </file>
 
